--- a/docs/reports/CareerFit_Midterm_Report.docx
+++ b/docs/reports/CareerFit_Midterm_Report.docx
@@ -1234,6 +1234,734 @@
     <w:p/>
     <w:p>
       <w:pPr>
+        <w:pStyle w:val="Heading2"/>
+      </w:pPr>
+      <w:r>
+        <w:t>7.3 User Persona</w:t>
+      </w:r>
+    </w:p>
+    <w:p>
+      <w:r>
+        <w:t>The initial prototype will be designed for a representative user persona:</w:t>
+      </w:r>
+    </w:p>
+    <w:tbl>
+      <w:tblPr>
+        <w:tblStyle w:val="TableGrid"/>
+        <w:tblW w:type="auto" w:w="0"/>
+        <w:jc w:val="center"/>
+        <w:tblLook w:firstColumn="1" w:firstRow="1" w:lastColumn="0" w:lastRow="0" w:noHBand="0" w:noVBand="1" w:val="04A0"/>
+      </w:tblPr>
+      <w:tblGrid>
+        <w:gridCol w:w="5040"/>
+        <w:gridCol w:w="5040"/>
+      </w:tblGrid>
+      <w:tr>
+        <w:tc>
+          <w:tcPr>
+            <w:tcW w:type="dxa" w:w="5040"/>
+            <w:vAlign w:val="center"/>
+            <w:shd w:fill="ECFDF5"/>
+          </w:tcPr>
+          <w:p>
+            <w:pPr>
+              <w:jc w:val="left"/>
+            </w:pPr>
+            <w:r/>
+            <w:r>
+              <w:rPr>
+                <w:b/>
+                <w:color w:val="172033"/>
+                <w:sz w:val="18"/>
+              </w:rPr>
+              <w:t>Attribute</w:t>
+            </w:r>
+          </w:p>
+        </w:tc>
+        <w:tc>
+          <w:tcPr>
+            <w:tcW w:type="dxa" w:w="5040"/>
+            <w:vAlign w:val="center"/>
+            <w:shd w:fill="ECFDF5"/>
+          </w:tcPr>
+          <w:p>
+            <w:pPr>
+              <w:jc w:val="left"/>
+            </w:pPr>
+            <w:r/>
+            <w:r>
+              <w:rPr>
+                <w:b/>
+                <w:color w:val="172033"/>
+                <w:sz w:val="18"/>
+              </w:rPr>
+              <w:t>Description</w:t>
+            </w:r>
+          </w:p>
+        </w:tc>
+      </w:tr>
+      <w:tr>
+        <w:tc>
+          <w:tcPr>
+            <w:tcW w:type="dxa" w:w="5040"/>
+            <w:vAlign w:val="center"/>
+          </w:tcPr>
+          <w:p>
+            <w:pPr>
+              <w:jc w:val="left"/>
+            </w:pPr>
+            <w:r/>
+            <w:r>
+              <w:rPr>
+                <w:b w:val="0"/>
+                <w:color w:val="172033"/>
+                <w:sz w:val="16"/>
+              </w:rPr>
+              <w:t>Name</w:t>
+            </w:r>
+          </w:p>
+        </w:tc>
+        <w:tc>
+          <w:tcPr>
+            <w:tcW w:type="dxa" w:w="5040"/>
+            <w:vAlign w:val="center"/>
+          </w:tcPr>
+          <w:p>
+            <w:pPr>
+              <w:jc w:val="left"/>
+            </w:pPr>
+            <w:r/>
+            <w:r>
+              <w:rPr>
+                <w:b w:val="0"/>
+                <w:color w:val="172033"/>
+                <w:sz w:val="16"/>
+              </w:rPr>
+              <w:t>Sara, an early-career professional preparing targeted applications</w:t>
+            </w:r>
+          </w:p>
+        </w:tc>
+      </w:tr>
+      <w:tr>
+        <w:tc>
+          <w:tcPr>
+            <w:tcW w:type="dxa" w:w="5040"/>
+            <w:vAlign w:val="center"/>
+          </w:tcPr>
+          <w:p>
+            <w:pPr>
+              <w:jc w:val="left"/>
+            </w:pPr>
+            <w:r/>
+            <w:r>
+              <w:rPr>
+                <w:b w:val="0"/>
+                <w:color w:val="172033"/>
+                <w:sz w:val="16"/>
+              </w:rPr>
+              <w:t>Goal</w:t>
+            </w:r>
+          </w:p>
+        </w:tc>
+        <w:tc>
+          <w:tcPr>
+            <w:tcW w:type="dxa" w:w="5040"/>
+            <w:vAlign w:val="center"/>
+          </w:tcPr>
+          <w:p>
+            <w:pPr>
+              <w:jc w:val="left"/>
+            </w:pPr>
+            <w:r/>
+            <w:r>
+              <w:rPr>
+                <w:b w:val="0"/>
+                <w:color w:val="172033"/>
+                <w:sz w:val="16"/>
+              </w:rPr>
+              <w:t>Find suitable roles and improve the resume before applying</w:t>
+            </w:r>
+          </w:p>
+        </w:tc>
+      </w:tr>
+      <w:tr>
+        <w:tc>
+          <w:tcPr>
+            <w:tcW w:type="dxa" w:w="5040"/>
+            <w:vAlign w:val="center"/>
+          </w:tcPr>
+          <w:p>
+            <w:pPr>
+              <w:jc w:val="left"/>
+            </w:pPr>
+            <w:r/>
+            <w:r>
+              <w:rPr>
+                <w:b w:val="0"/>
+                <w:color w:val="172033"/>
+                <w:sz w:val="16"/>
+              </w:rPr>
+              <w:t>Current behavior</w:t>
+            </w:r>
+          </w:p>
+        </w:tc>
+        <w:tc>
+          <w:tcPr>
+            <w:tcW w:type="dxa" w:w="5040"/>
+            <w:vAlign w:val="center"/>
+          </w:tcPr>
+          <w:p>
+            <w:pPr>
+              <w:jc w:val="left"/>
+            </w:pPr>
+            <w:r/>
+            <w:r>
+              <w:rPr>
+                <w:b w:val="0"/>
+                <w:color w:val="172033"/>
+                <w:sz w:val="16"/>
+              </w:rPr>
+              <w:t>Searches multiple job boards, keeps several resume copies, and manually compares postings</w:t>
+            </w:r>
+          </w:p>
+        </w:tc>
+      </w:tr>
+      <w:tr>
+        <w:tc>
+          <w:tcPr>
+            <w:tcW w:type="dxa" w:w="5040"/>
+            <w:vAlign w:val="center"/>
+          </w:tcPr>
+          <w:p>
+            <w:pPr>
+              <w:jc w:val="left"/>
+            </w:pPr>
+            <w:r/>
+            <w:r>
+              <w:rPr>
+                <w:b w:val="0"/>
+                <w:color w:val="172033"/>
+                <w:sz w:val="16"/>
+              </w:rPr>
+              <w:t>Main difficulty</w:t>
+            </w:r>
+          </w:p>
+        </w:tc>
+        <w:tc>
+          <w:tcPr>
+            <w:tcW w:type="dxa" w:w="5040"/>
+            <w:vAlign w:val="center"/>
+          </w:tcPr>
+          <w:p>
+            <w:pPr>
+              <w:jc w:val="left"/>
+            </w:pPr>
+            <w:r/>
+            <w:r>
+              <w:rPr>
+                <w:b w:val="0"/>
+                <w:color w:val="172033"/>
+                <w:sz w:val="16"/>
+              </w:rPr>
+              <w:t>Long descriptions make it difficult to identify the most important gaps quickly</w:t>
+            </w:r>
+          </w:p>
+        </w:tc>
+      </w:tr>
+      <w:tr>
+        <w:tc>
+          <w:tcPr>
+            <w:tcW w:type="dxa" w:w="5040"/>
+            <w:vAlign w:val="center"/>
+          </w:tcPr>
+          <w:p>
+            <w:pPr>
+              <w:jc w:val="left"/>
+            </w:pPr>
+            <w:r/>
+            <w:r>
+              <w:rPr>
+                <w:b w:val="0"/>
+                <w:color w:val="172033"/>
+                <w:sz w:val="16"/>
+              </w:rPr>
+              <w:t>Technical comfort</w:t>
+            </w:r>
+          </w:p>
+        </w:tc>
+        <w:tc>
+          <w:tcPr>
+            <w:tcW w:type="dxa" w:w="5040"/>
+            <w:vAlign w:val="center"/>
+          </w:tcPr>
+          <w:p>
+            <w:pPr>
+              <w:jc w:val="left"/>
+            </w:pPr>
+            <w:r/>
+            <w:r>
+              <w:rPr>
+                <w:b w:val="0"/>
+                <w:color w:val="172033"/>
+                <w:sz w:val="16"/>
+              </w:rPr>
+              <w:t>Comfortable using web applications but does not want to interpret complex NLP metrics</w:t>
+            </w:r>
+          </w:p>
+        </w:tc>
+      </w:tr>
+      <w:tr>
+        <w:tc>
+          <w:tcPr>
+            <w:tcW w:type="dxa" w:w="5040"/>
+            <w:vAlign w:val="center"/>
+          </w:tcPr>
+          <w:p>
+            <w:pPr>
+              <w:jc w:val="left"/>
+            </w:pPr>
+            <w:r/>
+            <w:r>
+              <w:rPr>
+                <w:b w:val="0"/>
+                <w:color w:val="172033"/>
+                <w:sz w:val="16"/>
+              </w:rPr>
+              <w:t>Design need</w:t>
+            </w:r>
+          </w:p>
+        </w:tc>
+        <w:tc>
+          <w:tcPr>
+            <w:tcW w:type="dxa" w:w="5040"/>
+            <w:vAlign w:val="center"/>
+          </w:tcPr>
+          <w:p>
+            <w:pPr>
+              <w:jc w:val="left"/>
+            </w:pPr>
+            <w:r/>
+            <w:r>
+              <w:rPr>
+                <w:b w:val="0"/>
+                <w:color w:val="172033"/>
+                <w:sz w:val="16"/>
+              </w:rPr>
+              <w:t>A guided workflow with plain-language feedback, visible evidence, and reversible actions</w:t>
+            </w:r>
+          </w:p>
+        </w:tc>
+      </w:tr>
+    </w:tbl>
+    <w:p/>
+    <w:p>
+      <w:r>
+        <w:t>This persona is not intended to represent every job seeker. It provides a concrete basis for deciding which actions should be prominent and which technical details should remain secondary.</w:t>
+      </w:r>
+    </w:p>
+    <w:p>
+      <w:pPr>
+        <w:pStyle w:val="Heading2"/>
+      </w:pPr>
+      <w:r>
+        <w:t>7.4 User Stories</w:t>
+      </w:r>
+    </w:p>
+    <w:tbl>
+      <w:tblPr>
+        <w:tblStyle w:val="TableGrid"/>
+        <w:tblW w:type="auto" w:w="0"/>
+        <w:jc w:val="center"/>
+        <w:tblLook w:firstColumn="1" w:firstRow="1" w:lastColumn="0" w:lastRow="0" w:noHBand="0" w:noVBand="1" w:val="04A0"/>
+      </w:tblPr>
+      <w:tblGrid>
+        <w:gridCol w:w="5040"/>
+        <w:gridCol w:w="5040"/>
+      </w:tblGrid>
+      <w:tr>
+        <w:tc>
+          <w:tcPr>
+            <w:tcW w:type="dxa" w:w="5040"/>
+            <w:vAlign w:val="center"/>
+            <w:shd w:fill="ECFDF5"/>
+          </w:tcPr>
+          <w:p>
+            <w:pPr>
+              <w:jc w:val="left"/>
+            </w:pPr>
+            <w:r/>
+            <w:r>
+              <w:rPr>
+                <w:b/>
+                <w:color w:val="172033"/>
+                <w:sz w:val="18"/>
+              </w:rPr>
+              <w:t>ID</w:t>
+            </w:r>
+          </w:p>
+        </w:tc>
+        <w:tc>
+          <w:tcPr>
+            <w:tcW w:type="dxa" w:w="5040"/>
+            <w:vAlign w:val="center"/>
+            <w:shd w:fill="ECFDF5"/>
+          </w:tcPr>
+          <w:p>
+            <w:pPr>
+              <w:jc w:val="left"/>
+            </w:pPr>
+            <w:r/>
+            <w:r>
+              <w:rPr>
+                <w:b/>
+                <w:color w:val="172033"/>
+                <w:sz w:val="18"/>
+              </w:rPr>
+              <w:t>User Story</w:t>
+            </w:r>
+          </w:p>
+        </w:tc>
+      </w:tr>
+      <w:tr>
+        <w:tc>
+          <w:tcPr>
+            <w:tcW w:type="dxa" w:w="5040"/>
+            <w:vAlign w:val="center"/>
+          </w:tcPr>
+          <w:p>
+            <w:pPr>
+              <w:jc w:val="left"/>
+            </w:pPr>
+            <w:r/>
+            <w:r>
+              <w:rPr>
+                <w:b w:val="0"/>
+                <w:color w:val="172033"/>
+                <w:sz w:val="16"/>
+              </w:rPr>
+              <w:t>US-01</w:t>
+            </w:r>
+          </w:p>
+        </w:tc>
+        <w:tc>
+          <w:tcPr>
+            <w:tcW w:type="dxa" w:w="5040"/>
+            <w:vAlign w:val="center"/>
+          </w:tcPr>
+          <w:p>
+            <w:pPr>
+              <w:jc w:val="left"/>
+            </w:pPr>
+            <w:r/>
+            <w:r>
+              <w:rPr>
+                <w:b w:val="0"/>
+                <w:color w:val="172033"/>
+                <w:sz w:val="16"/>
+              </w:rPr>
+              <w:t>As a job seeker, I want to upload my resume once so that I can reuse it while reviewing multiple roles.</w:t>
+            </w:r>
+          </w:p>
+        </w:tc>
+      </w:tr>
+      <w:tr>
+        <w:tc>
+          <w:tcPr>
+            <w:tcW w:type="dxa" w:w="5040"/>
+            <w:vAlign w:val="center"/>
+          </w:tcPr>
+          <w:p>
+            <w:pPr>
+              <w:jc w:val="left"/>
+            </w:pPr>
+            <w:r/>
+            <w:r>
+              <w:rPr>
+                <w:b w:val="0"/>
+                <w:color w:val="172033"/>
+                <w:sz w:val="16"/>
+              </w:rPr>
+              <w:t>US-02</w:t>
+            </w:r>
+          </w:p>
+        </w:tc>
+        <w:tc>
+          <w:tcPr>
+            <w:tcW w:type="dxa" w:w="5040"/>
+            <w:vAlign w:val="center"/>
+          </w:tcPr>
+          <w:p>
+            <w:pPr>
+              <w:jc w:val="left"/>
+            </w:pPr>
+            <w:r/>
+            <w:r>
+              <w:rPr>
+                <w:b w:val="0"/>
+                <w:color w:val="172033"/>
+                <w:sz w:val="16"/>
+              </w:rPr>
+              <w:t>As a job seeker, I want to correct extracted resume text so that file-parsing errors do not affect my report.</w:t>
+            </w:r>
+          </w:p>
+        </w:tc>
+      </w:tr>
+      <w:tr>
+        <w:tc>
+          <w:tcPr>
+            <w:tcW w:type="dxa" w:w="5040"/>
+            <w:vAlign w:val="center"/>
+          </w:tcPr>
+          <w:p>
+            <w:pPr>
+              <w:jc w:val="left"/>
+            </w:pPr>
+            <w:r/>
+            <w:r>
+              <w:rPr>
+                <w:b w:val="0"/>
+                <w:color w:val="172033"/>
+                <w:sz w:val="16"/>
+              </w:rPr>
+              <w:t>US-03</w:t>
+            </w:r>
+          </w:p>
+        </w:tc>
+        <w:tc>
+          <w:tcPr>
+            <w:tcW w:type="dxa" w:w="5040"/>
+            <w:vAlign w:val="center"/>
+          </w:tcPr>
+          <w:p>
+            <w:pPr>
+              <w:jc w:val="left"/>
+            </w:pPr>
+            <w:r/>
+            <w:r>
+              <w:rPr>
+                <w:b w:val="0"/>
+                <w:color w:val="172033"/>
+                <w:sz w:val="16"/>
+              </w:rPr>
+              <w:t>As a job seeker, I want job-search fields to use my profile information where appropriate so that I can begin quickly.</w:t>
+            </w:r>
+          </w:p>
+        </w:tc>
+      </w:tr>
+      <w:tr>
+        <w:tc>
+          <w:tcPr>
+            <w:tcW w:type="dxa" w:w="5040"/>
+            <w:vAlign w:val="center"/>
+          </w:tcPr>
+          <w:p>
+            <w:pPr>
+              <w:jc w:val="left"/>
+            </w:pPr>
+            <w:r/>
+            <w:r>
+              <w:rPr>
+                <w:b w:val="0"/>
+                <w:color w:val="172033"/>
+                <w:sz w:val="16"/>
+              </w:rPr>
+              <w:t>US-04</w:t>
+            </w:r>
+          </w:p>
+        </w:tc>
+        <w:tc>
+          <w:tcPr>
+            <w:tcW w:type="dxa" w:w="5040"/>
+            <w:vAlign w:val="center"/>
+          </w:tcPr>
+          <w:p>
+            <w:pPr>
+              <w:jc w:val="left"/>
+            </w:pPr>
+            <w:r/>
+            <w:r>
+              <w:rPr>
+                <w:b w:val="0"/>
+                <w:color w:val="172033"/>
+                <w:sz w:val="16"/>
+              </w:rPr>
+              <w:t>As a job seeker, I want to select a posting and receive an immediate summary so that I can decide whether a full report is useful.</w:t>
+            </w:r>
+          </w:p>
+        </w:tc>
+      </w:tr>
+      <w:tr>
+        <w:tc>
+          <w:tcPr>
+            <w:tcW w:type="dxa" w:w="5040"/>
+            <w:vAlign w:val="center"/>
+          </w:tcPr>
+          <w:p>
+            <w:pPr>
+              <w:jc w:val="left"/>
+            </w:pPr>
+            <w:r/>
+            <w:r>
+              <w:rPr>
+                <w:b w:val="0"/>
+                <w:color w:val="172033"/>
+                <w:sz w:val="16"/>
+              </w:rPr>
+              <w:t>US-05</w:t>
+            </w:r>
+          </w:p>
+        </w:tc>
+        <w:tc>
+          <w:tcPr>
+            <w:tcW w:type="dxa" w:w="5040"/>
+            <w:vAlign w:val="center"/>
+          </w:tcPr>
+          <w:p>
+            <w:pPr>
+              <w:jc w:val="left"/>
+            </w:pPr>
+            <w:r/>
+            <w:r>
+              <w:rPr>
+                <w:b w:val="0"/>
+                <w:color w:val="172033"/>
+                <w:sz w:val="16"/>
+              </w:rPr>
+              <w:t>As a job seeker, I want to understand which requirements are supported by my resume so that the score is meaningful.</w:t>
+            </w:r>
+          </w:p>
+        </w:tc>
+      </w:tr>
+      <w:tr>
+        <w:tc>
+          <w:tcPr>
+            <w:tcW w:type="dxa" w:w="5040"/>
+            <w:vAlign w:val="center"/>
+          </w:tcPr>
+          <w:p>
+            <w:pPr>
+              <w:jc w:val="left"/>
+            </w:pPr>
+            <w:r/>
+            <w:r>
+              <w:rPr>
+                <w:b w:val="0"/>
+                <w:color w:val="172033"/>
+                <w:sz w:val="16"/>
+              </w:rPr>
+              <w:t>US-06</w:t>
+            </w:r>
+          </w:p>
+        </w:tc>
+        <w:tc>
+          <w:tcPr>
+            <w:tcW w:type="dxa" w:w="5040"/>
+            <w:vAlign w:val="center"/>
+          </w:tcPr>
+          <w:p>
+            <w:pPr>
+              <w:jc w:val="left"/>
+            </w:pPr>
+            <w:r/>
+            <w:r>
+              <w:rPr>
+                <w:b w:val="0"/>
+                <w:color w:val="172033"/>
+                <w:sz w:val="16"/>
+              </w:rPr>
+              <w:t>As a job seeker, I want improvement examples related to my resume so that I know what to revise.</w:t>
+            </w:r>
+          </w:p>
+        </w:tc>
+      </w:tr>
+      <w:tr>
+        <w:tc>
+          <w:tcPr>
+            <w:tcW w:type="dxa" w:w="5040"/>
+            <w:vAlign w:val="center"/>
+          </w:tcPr>
+          <w:p>
+            <w:pPr>
+              <w:jc w:val="left"/>
+            </w:pPr>
+            <w:r/>
+            <w:r>
+              <w:rPr>
+                <w:b w:val="0"/>
+                <w:color w:val="172033"/>
+                <w:sz w:val="16"/>
+              </w:rPr>
+              <w:t>US-07</w:t>
+            </w:r>
+          </w:p>
+        </w:tc>
+        <w:tc>
+          <w:tcPr>
+            <w:tcW w:type="dxa" w:w="5040"/>
+            <w:vAlign w:val="center"/>
+          </w:tcPr>
+          <w:p>
+            <w:pPr>
+              <w:jc w:val="left"/>
+            </w:pPr>
+            <w:r/>
+            <w:r>
+              <w:rPr>
+                <w:b w:val="0"/>
+                <w:color w:val="172033"/>
+                <w:sz w:val="16"/>
+              </w:rPr>
+              <w:t>As a job seeker, I want to save promising roles and record follow-ups so that applications remain organized.</w:t>
+            </w:r>
+          </w:p>
+        </w:tc>
+      </w:tr>
+      <w:tr>
+        <w:tc>
+          <w:tcPr>
+            <w:tcW w:type="dxa" w:w="5040"/>
+            <w:vAlign w:val="center"/>
+          </w:tcPr>
+          <w:p>
+            <w:pPr>
+              <w:jc w:val="left"/>
+            </w:pPr>
+            <w:r/>
+            <w:r>
+              <w:rPr>
+                <w:b w:val="0"/>
+                <w:color w:val="172033"/>
+                <w:sz w:val="16"/>
+              </w:rPr>
+              <w:t>US-08</w:t>
+            </w:r>
+          </w:p>
+        </w:tc>
+        <w:tc>
+          <w:tcPr>
+            <w:tcW w:type="dxa" w:w="5040"/>
+            <w:vAlign w:val="center"/>
+          </w:tcPr>
+          <w:p>
+            <w:pPr>
+              <w:jc w:val="left"/>
+            </w:pPr>
+            <w:r/>
+            <w:r>
+              <w:rPr>
+                <w:b w:val="0"/>
+                <w:color w:val="172033"/>
+                <w:sz w:val="16"/>
+              </w:rPr>
+              <w:t>As a privacy-conscious user, I want AI coaching to be optional so that the basic analysis can work without sending my resume to an external model.</w:t>
+            </w:r>
+          </w:p>
+        </w:tc>
+      </w:tr>
+    </w:tbl>
+    <w:p/>
+    <w:p>
+      <w:pPr>
         <w:pStyle w:val="Heading1"/>
       </w:pPr>
       <w:r>
@@ -2246,6 +2974,496 @@
                 <w:sz w:val="16"/>
               </w:rPr>
               <w:t>The website should remain usable on desktop and mobile screens.</w:t>
+            </w:r>
+          </w:p>
+        </w:tc>
+      </w:tr>
+    </w:tbl>
+    <w:p/>
+    <w:p>
+      <w:pPr>
+        <w:pStyle w:val="Heading2"/>
+      </w:pPr>
+      <w:r>
+        <w:t>8.3 Acceptance Criteria</w:t>
+      </w:r>
+    </w:p>
+    <w:p>
+      <w:r>
+        <w:t>The following acceptance criteria will guide implementation and testing:</w:t>
+      </w:r>
+    </w:p>
+    <w:tbl>
+      <w:tblPr>
+        <w:tblStyle w:val="TableGrid"/>
+        <w:tblW w:type="auto" w:w="0"/>
+        <w:jc w:val="center"/>
+        <w:tblLook w:firstColumn="1" w:firstRow="1" w:lastColumn="0" w:lastRow="0" w:noHBand="0" w:noVBand="1" w:val="04A0"/>
+      </w:tblPr>
+      <w:tblGrid>
+        <w:gridCol w:w="5040"/>
+        <w:gridCol w:w="5040"/>
+      </w:tblGrid>
+      <w:tr>
+        <w:tc>
+          <w:tcPr>
+            <w:tcW w:type="dxa" w:w="5040"/>
+            <w:vAlign w:val="center"/>
+            <w:shd w:fill="ECFDF5"/>
+          </w:tcPr>
+          <w:p>
+            <w:pPr>
+              <w:jc w:val="left"/>
+            </w:pPr>
+            <w:r/>
+            <w:r>
+              <w:rPr>
+                <w:b/>
+                <w:color w:val="172033"/>
+                <w:sz w:val="18"/>
+              </w:rPr>
+              <w:t>ID</w:t>
+            </w:r>
+          </w:p>
+        </w:tc>
+        <w:tc>
+          <w:tcPr>
+            <w:tcW w:type="dxa" w:w="5040"/>
+            <w:vAlign w:val="center"/>
+            <w:shd w:fill="ECFDF5"/>
+          </w:tcPr>
+          <w:p>
+            <w:pPr>
+              <w:jc w:val="left"/>
+            </w:pPr>
+            <w:r/>
+            <w:r>
+              <w:rPr>
+                <w:b/>
+                <w:color w:val="172033"/>
+                <w:sz w:val="18"/>
+              </w:rPr>
+              <w:t>Acceptance Criterion</w:t>
+            </w:r>
+          </w:p>
+        </w:tc>
+      </w:tr>
+      <w:tr>
+        <w:tc>
+          <w:tcPr>
+            <w:tcW w:type="dxa" w:w="5040"/>
+            <w:vAlign w:val="center"/>
+          </w:tcPr>
+          <w:p>
+            <w:pPr>
+              <w:jc w:val="left"/>
+            </w:pPr>
+            <w:r/>
+            <w:r>
+              <w:rPr>
+                <w:b w:val="0"/>
+                <w:color w:val="172033"/>
+                <w:sz w:val="16"/>
+              </w:rPr>
+              <w:t>AC-01</w:t>
+            </w:r>
+          </w:p>
+        </w:tc>
+        <w:tc>
+          <w:tcPr>
+            <w:tcW w:type="dxa" w:w="5040"/>
+            <w:vAlign w:val="center"/>
+          </w:tcPr>
+          <w:p>
+            <w:pPr>
+              <w:jc w:val="left"/>
+            </w:pPr>
+            <w:r/>
+            <w:r>
+              <w:rPr>
+                <w:b w:val="0"/>
+                <w:color w:val="172033"/>
+                <w:sz w:val="16"/>
+              </w:rPr>
+              <w:t>A valid PDF, DOCX, or TXT resume produces an editable text preview.</w:t>
+            </w:r>
+          </w:p>
+        </w:tc>
+      </w:tr>
+      <w:tr>
+        <w:tc>
+          <w:tcPr>
+            <w:tcW w:type="dxa" w:w="5040"/>
+            <w:vAlign w:val="center"/>
+          </w:tcPr>
+          <w:p>
+            <w:pPr>
+              <w:jc w:val="left"/>
+            </w:pPr>
+            <w:r/>
+            <w:r>
+              <w:rPr>
+                <w:b w:val="0"/>
+                <w:color w:val="172033"/>
+                <w:sz w:val="16"/>
+              </w:rPr>
+              <w:t>AC-02</w:t>
+            </w:r>
+          </w:p>
+        </w:tc>
+        <w:tc>
+          <w:tcPr>
+            <w:tcW w:type="dxa" w:w="5040"/>
+            <w:vAlign w:val="center"/>
+          </w:tcPr>
+          <w:p>
+            <w:pPr>
+              <w:jc w:val="left"/>
+            </w:pPr>
+            <w:r/>
+            <w:r>
+              <w:rPr>
+                <w:b w:val="0"/>
+                <w:color w:val="172033"/>
+                <w:sz w:val="16"/>
+              </w:rPr>
+              <w:t>An invalid file produces a clear message and can be removed or replaced.</w:t>
+            </w:r>
+          </w:p>
+        </w:tc>
+      </w:tr>
+      <w:tr>
+        <w:tc>
+          <w:tcPr>
+            <w:tcW w:type="dxa" w:w="5040"/>
+            <w:vAlign w:val="center"/>
+          </w:tcPr>
+          <w:p>
+            <w:pPr>
+              <w:jc w:val="left"/>
+            </w:pPr>
+            <w:r/>
+            <w:r>
+              <w:rPr>
+                <w:b w:val="0"/>
+                <w:color w:val="172033"/>
+                <w:sz w:val="16"/>
+              </w:rPr>
+              <w:t>AC-03</w:t>
+            </w:r>
+          </w:p>
+        </w:tc>
+        <w:tc>
+          <w:tcPr>
+            <w:tcW w:type="dxa" w:w="5040"/>
+            <w:vAlign w:val="center"/>
+          </w:tcPr>
+          <w:p>
+            <w:pPr>
+              <w:jc w:val="left"/>
+            </w:pPr>
+            <w:r/>
+            <w:r>
+              <w:rPr>
+                <w:b w:val="0"/>
+                <w:color w:val="172033"/>
+                <w:sz w:val="16"/>
+              </w:rPr>
+              <w:t>A user without an active resume is prompted to upload one before requesting a comparison.</w:t>
+            </w:r>
+          </w:p>
+        </w:tc>
+      </w:tr>
+      <w:tr>
+        <w:tc>
+          <w:tcPr>
+            <w:tcW w:type="dxa" w:w="5040"/>
+            <w:vAlign w:val="center"/>
+          </w:tcPr>
+          <w:p>
+            <w:pPr>
+              <w:jc w:val="left"/>
+            </w:pPr>
+            <w:r/>
+            <w:r>
+              <w:rPr>
+                <w:b w:val="0"/>
+                <w:color w:val="172033"/>
+                <w:sz w:val="16"/>
+              </w:rPr>
+              <w:t>AC-04</w:t>
+            </w:r>
+          </w:p>
+        </w:tc>
+        <w:tc>
+          <w:tcPr>
+            <w:tcW w:type="dxa" w:w="5040"/>
+            <w:vAlign w:val="center"/>
+          </w:tcPr>
+          <w:p>
+            <w:pPr>
+              <w:jc w:val="left"/>
+            </w:pPr>
+            <w:r/>
+            <w:r>
+              <w:rPr>
+                <w:b w:val="0"/>
+                <w:color w:val="172033"/>
+                <w:sz w:val="16"/>
+              </w:rPr>
+              <w:t>Selecting a job displays a quick comparison with match score, readiness score, matched skills, and missing skills.</w:t>
+            </w:r>
+          </w:p>
+        </w:tc>
+      </w:tr>
+      <w:tr>
+        <w:tc>
+          <w:tcPr>
+            <w:tcW w:type="dxa" w:w="5040"/>
+            <w:vAlign w:val="center"/>
+          </w:tcPr>
+          <w:p>
+            <w:pPr>
+              <w:jc w:val="left"/>
+            </w:pPr>
+            <w:r/>
+            <w:r>
+              <w:rPr>
+                <w:b w:val="0"/>
+                <w:color w:val="172033"/>
+                <w:sz w:val="16"/>
+              </w:rPr>
+              <w:t>AC-05</w:t>
+            </w:r>
+          </w:p>
+        </w:tc>
+        <w:tc>
+          <w:tcPr>
+            <w:tcW w:type="dxa" w:w="5040"/>
+            <w:vAlign w:val="center"/>
+          </w:tcPr>
+          <w:p>
+            <w:pPr>
+              <w:jc w:val="left"/>
+            </w:pPr>
+            <w:r/>
+            <w:r>
+              <w:rPr>
+                <w:b w:val="0"/>
+                <w:color w:val="172033"/>
+                <w:sz w:val="16"/>
+              </w:rPr>
+              <w:t>The detailed report separates matched, partial, weak, and missing requirements.</w:t>
+            </w:r>
+          </w:p>
+        </w:tc>
+      </w:tr>
+      <w:tr>
+        <w:tc>
+          <w:tcPr>
+            <w:tcW w:type="dxa" w:w="5040"/>
+            <w:vAlign w:val="center"/>
+          </w:tcPr>
+          <w:p>
+            <w:pPr>
+              <w:jc w:val="left"/>
+            </w:pPr>
+            <w:r/>
+            <w:r>
+              <w:rPr>
+                <w:b w:val="0"/>
+                <w:color w:val="172033"/>
+                <w:sz w:val="16"/>
+              </w:rPr>
+              <w:t>AC-06</w:t>
+            </w:r>
+          </w:p>
+        </w:tc>
+        <w:tc>
+          <w:tcPr>
+            <w:tcW w:type="dxa" w:w="5040"/>
+            <w:vAlign w:val="center"/>
+          </w:tcPr>
+          <w:p>
+            <w:pPr>
+              <w:jc w:val="left"/>
+            </w:pPr>
+            <w:r/>
+            <w:r>
+              <w:rPr>
+                <w:b w:val="0"/>
+                <w:color w:val="172033"/>
+                <w:sz w:val="16"/>
+              </w:rPr>
+              <w:t>Each supported requirement can display resume evidence or a plain-language explanation.</w:t>
+            </w:r>
+          </w:p>
+        </w:tc>
+      </w:tr>
+      <w:tr>
+        <w:tc>
+          <w:tcPr>
+            <w:tcW w:type="dxa" w:w="5040"/>
+            <w:vAlign w:val="center"/>
+          </w:tcPr>
+          <w:p>
+            <w:pPr>
+              <w:jc w:val="left"/>
+            </w:pPr>
+            <w:r/>
+            <w:r>
+              <w:rPr>
+                <w:b w:val="0"/>
+                <w:color w:val="172033"/>
+                <w:sz w:val="16"/>
+              </w:rPr>
+              <w:t>AC-07</w:t>
+            </w:r>
+          </w:p>
+        </w:tc>
+        <w:tc>
+          <w:tcPr>
+            <w:tcW w:type="dxa" w:w="5040"/>
+            <w:vAlign w:val="center"/>
+          </w:tcPr>
+          <w:p>
+            <w:pPr>
+              <w:jc w:val="left"/>
+            </w:pPr>
+            <w:r/>
+            <w:r>
+              <w:rPr>
+                <w:b w:val="0"/>
+                <w:color w:val="172033"/>
+                <w:sz w:val="16"/>
+              </w:rPr>
+              <w:t>The report distinguishes ATS preparation from content alignment.</w:t>
+            </w:r>
+          </w:p>
+        </w:tc>
+      </w:tr>
+      <w:tr>
+        <w:tc>
+          <w:tcPr>
+            <w:tcW w:type="dxa" w:w="5040"/>
+            <w:vAlign w:val="center"/>
+          </w:tcPr>
+          <w:p>
+            <w:pPr>
+              <w:jc w:val="left"/>
+            </w:pPr>
+            <w:r/>
+            <w:r>
+              <w:rPr>
+                <w:b w:val="0"/>
+                <w:color w:val="172033"/>
+                <w:sz w:val="16"/>
+              </w:rPr>
+              <w:t>AC-08</w:t>
+            </w:r>
+          </w:p>
+        </w:tc>
+        <w:tc>
+          <w:tcPr>
+            <w:tcW w:type="dxa" w:w="5040"/>
+            <w:vAlign w:val="center"/>
+          </w:tcPr>
+          <w:p>
+            <w:pPr>
+              <w:jc w:val="left"/>
+            </w:pPr>
+            <w:r/>
+            <w:r>
+              <w:rPr>
+                <w:b w:val="0"/>
+                <w:color w:val="172033"/>
+                <w:sz w:val="16"/>
+              </w:rPr>
+              <w:t>Job search supports title, location, country, workplace, skills, experience, employment type, and salary filters.</w:t>
+            </w:r>
+          </w:p>
+        </w:tc>
+      </w:tr>
+      <w:tr>
+        <w:tc>
+          <w:tcPr>
+            <w:tcW w:type="dxa" w:w="5040"/>
+            <w:vAlign w:val="center"/>
+          </w:tcPr>
+          <w:p>
+            <w:pPr>
+              <w:jc w:val="left"/>
+            </w:pPr>
+            <w:r/>
+            <w:r>
+              <w:rPr>
+                <w:b w:val="0"/>
+                <w:color w:val="172033"/>
+                <w:sz w:val="16"/>
+              </w:rPr>
+              <w:t>AC-09</w:t>
+            </w:r>
+          </w:p>
+        </w:tc>
+        <w:tc>
+          <w:tcPr>
+            <w:tcW w:type="dxa" w:w="5040"/>
+            <w:vAlign w:val="center"/>
+          </w:tcPr>
+          <w:p>
+            <w:pPr>
+              <w:jc w:val="left"/>
+            </w:pPr>
+            <w:r/>
+            <w:r>
+              <w:rPr>
+                <w:b w:val="0"/>
+                <w:color w:val="172033"/>
+                <w:sz w:val="16"/>
+              </w:rPr>
+              <w:t>A selected role can be added to the tracker and assigned an application stage.</w:t>
+            </w:r>
+          </w:p>
+        </w:tc>
+      </w:tr>
+      <w:tr>
+        <w:tc>
+          <w:tcPr>
+            <w:tcW w:type="dxa" w:w="5040"/>
+            <w:vAlign w:val="center"/>
+          </w:tcPr>
+          <w:p>
+            <w:pPr>
+              <w:jc w:val="left"/>
+            </w:pPr>
+            <w:r/>
+            <w:r>
+              <w:rPr>
+                <w:b w:val="0"/>
+                <w:color w:val="172033"/>
+                <w:sz w:val="16"/>
+              </w:rPr>
+              <w:t>AC-10</w:t>
+            </w:r>
+          </w:p>
+        </w:tc>
+        <w:tc>
+          <w:tcPr>
+            <w:tcW w:type="dxa" w:w="5040"/>
+            <w:vAlign w:val="center"/>
+          </w:tcPr>
+          <w:p>
+            <w:pPr>
+              <w:jc w:val="left"/>
+            </w:pPr>
+            <w:r/>
+            <w:r>
+              <w:rPr>
+                <w:b w:val="0"/>
+                <w:color w:val="172033"/>
+                <w:sz w:val="16"/>
+              </w:rPr>
+              <w:t>Optional AI coaching requires an explicit user action and does not change the deterministic score.</w:t>
             </w:r>
           </w:p>
         </w:tc>
@@ -2279,7 +3497,7 @@
     </w:p>
     <w:p>
       <w:r>
-        <w:t>The main screens are described below. Editable wireframe diagrams are included in the Word version of this report.</w:t>
+        <w:t>The main screens are described below. Editable mockup diagrams are included in the Word version of this report. The diagrams are intended to communicate information hierarchy, primary actions, feedback states, and navigation before frontend implementation begins.</w:t>
       </w:r>
     </w:p>
     <w:p>
@@ -2287,7 +3505,835 @@
         <w:pStyle w:val="Heading2"/>
       </w:pPr>
       <w:r>
-        <w:t>9.1 Home Page Wireframe</w:t>
+        <w:t>9.1 Information Architecture</w:t>
+      </w:r>
+    </w:p>
+    <w:p>
+      <w:r>
+        <w:t>The website will use a task-oriented structure:</w:t>
+      </w:r>
+    </w:p>
+    <w:tbl>
+      <w:tblPr>
+        <w:tblStyle w:val="TableGrid"/>
+        <w:tblW w:type="auto" w:w="0"/>
+        <w:jc w:val="center"/>
+        <w:tblLook w:firstColumn="1" w:firstRow="1" w:lastColumn="0" w:lastRow="0" w:noHBand="0" w:noVBand="1" w:val="04A0"/>
+      </w:tblPr>
+      <w:tblGrid>
+        <w:gridCol w:w="3360"/>
+        <w:gridCol w:w="3360"/>
+        <w:gridCol w:w="3360"/>
+      </w:tblGrid>
+      <w:tr>
+        <w:tc>
+          <w:tcPr>
+            <w:tcW w:type="dxa" w:w="3360"/>
+            <w:vAlign w:val="center"/>
+            <w:shd w:fill="ECFDF5"/>
+          </w:tcPr>
+          <w:p>
+            <w:pPr>
+              <w:jc w:val="left"/>
+            </w:pPr>
+            <w:r/>
+            <w:r>
+              <w:rPr>
+                <w:b/>
+                <w:color w:val="172033"/>
+                <w:sz w:val="18"/>
+              </w:rPr>
+              <w:t>Navigation Item</w:t>
+            </w:r>
+          </w:p>
+        </w:tc>
+        <w:tc>
+          <w:tcPr>
+            <w:tcW w:type="dxa" w:w="3360"/>
+            <w:vAlign w:val="center"/>
+            <w:shd w:fill="ECFDF5"/>
+          </w:tcPr>
+          <w:p>
+            <w:pPr>
+              <w:jc w:val="left"/>
+            </w:pPr>
+            <w:r/>
+            <w:r>
+              <w:rPr>
+                <w:b/>
+                <w:color w:val="172033"/>
+                <w:sz w:val="18"/>
+              </w:rPr>
+              <w:t>Purpose</w:t>
+            </w:r>
+          </w:p>
+        </w:tc>
+        <w:tc>
+          <w:tcPr>
+            <w:tcW w:type="dxa" w:w="3360"/>
+            <w:vAlign w:val="center"/>
+            <w:shd w:fill="ECFDF5"/>
+          </w:tcPr>
+          <w:p>
+            <w:pPr>
+              <w:jc w:val="left"/>
+            </w:pPr>
+            <w:r/>
+            <w:r>
+              <w:rPr>
+                <w:b/>
+                <w:color w:val="172033"/>
+                <w:sz w:val="18"/>
+              </w:rPr>
+              <w:t>Main User Question</w:t>
+            </w:r>
+          </w:p>
+        </w:tc>
+      </w:tr>
+      <w:tr>
+        <w:tc>
+          <w:tcPr>
+            <w:tcW w:type="dxa" w:w="3360"/>
+            <w:vAlign w:val="center"/>
+          </w:tcPr>
+          <w:p>
+            <w:pPr>
+              <w:jc w:val="left"/>
+            </w:pPr>
+            <w:r/>
+            <w:r>
+              <w:rPr>
+                <w:b w:val="0"/>
+                <w:color w:val="172033"/>
+                <w:sz w:val="16"/>
+              </w:rPr>
+              <w:t>Home</w:t>
+            </w:r>
+          </w:p>
+        </w:tc>
+        <w:tc>
+          <w:tcPr>
+            <w:tcW w:type="dxa" w:w="3360"/>
+            <w:vAlign w:val="center"/>
+          </w:tcPr>
+          <w:p>
+            <w:pPr>
+              <w:jc w:val="left"/>
+            </w:pPr>
+            <w:r/>
+            <w:r>
+              <w:rPr>
+                <w:b w:val="0"/>
+                <w:color w:val="172033"/>
+                <w:sz w:val="16"/>
+              </w:rPr>
+              <w:t>Explain the product and provide starting actions</w:t>
+            </w:r>
+          </w:p>
+        </w:tc>
+        <w:tc>
+          <w:tcPr>
+            <w:tcW w:type="dxa" w:w="3360"/>
+            <w:vAlign w:val="center"/>
+          </w:tcPr>
+          <w:p>
+            <w:pPr>
+              <w:jc w:val="left"/>
+            </w:pPr>
+            <w:r/>
+            <w:r>
+              <w:rPr>
+                <w:b w:val="0"/>
+                <w:color w:val="172033"/>
+                <w:sz w:val="16"/>
+              </w:rPr>
+              <w:t>What can CareerFit help me do?</w:t>
+            </w:r>
+          </w:p>
+        </w:tc>
+      </w:tr>
+      <w:tr>
+        <w:tc>
+          <w:tcPr>
+            <w:tcW w:type="dxa" w:w="3360"/>
+            <w:vAlign w:val="center"/>
+          </w:tcPr>
+          <w:p>
+            <w:pPr>
+              <w:jc w:val="left"/>
+            </w:pPr>
+            <w:r/>
+            <w:r>
+              <w:rPr>
+                <w:b w:val="0"/>
+                <w:color w:val="172033"/>
+                <w:sz w:val="16"/>
+              </w:rPr>
+              <w:t>Profile</w:t>
+            </w:r>
+          </w:p>
+        </w:tc>
+        <w:tc>
+          <w:tcPr>
+            <w:tcW w:type="dxa" w:w="3360"/>
+            <w:vAlign w:val="center"/>
+          </w:tcPr>
+          <w:p>
+            <w:pPr>
+              <w:jc w:val="left"/>
+            </w:pPr>
+            <w:r/>
+            <w:r>
+              <w:rPr>
+                <w:b w:val="0"/>
+                <w:color w:val="172033"/>
+                <w:sz w:val="16"/>
+              </w:rPr>
+              <w:t>Store candidate preferences used for autofill</w:t>
+            </w:r>
+          </w:p>
+        </w:tc>
+        <w:tc>
+          <w:tcPr>
+            <w:tcW w:type="dxa" w:w="3360"/>
+            <w:vAlign w:val="center"/>
+          </w:tcPr>
+          <w:p>
+            <w:pPr>
+              <w:jc w:val="left"/>
+            </w:pPr>
+            <w:r/>
+            <w:r>
+              <w:rPr>
+                <w:b w:val="0"/>
+                <w:color w:val="172033"/>
+                <w:sz w:val="16"/>
+              </w:rPr>
+              <w:t>What type of work am I targeting?</w:t>
+            </w:r>
+          </w:p>
+        </w:tc>
+      </w:tr>
+      <w:tr>
+        <w:tc>
+          <w:tcPr>
+            <w:tcW w:type="dxa" w:w="3360"/>
+            <w:vAlign w:val="center"/>
+          </w:tcPr>
+          <w:p>
+            <w:pPr>
+              <w:jc w:val="left"/>
+            </w:pPr>
+            <w:r/>
+            <w:r>
+              <w:rPr>
+                <w:b w:val="0"/>
+                <w:color w:val="172033"/>
+                <w:sz w:val="16"/>
+              </w:rPr>
+              <w:t>Resume</w:t>
+            </w:r>
+          </w:p>
+        </w:tc>
+        <w:tc>
+          <w:tcPr>
+            <w:tcW w:type="dxa" w:w="3360"/>
+            <w:vAlign w:val="center"/>
+          </w:tcPr>
+          <w:p>
+            <w:pPr>
+              <w:jc w:val="left"/>
+            </w:pPr>
+            <w:r/>
+            <w:r>
+              <w:rPr>
+                <w:b w:val="0"/>
+                <w:color w:val="172033"/>
+                <w:sz w:val="16"/>
+              </w:rPr>
+              <w:t>Upload, review, edit, and save resume versions</w:t>
+            </w:r>
+          </w:p>
+        </w:tc>
+        <w:tc>
+          <w:tcPr>
+            <w:tcW w:type="dxa" w:w="3360"/>
+            <w:vAlign w:val="center"/>
+          </w:tcPr>
+          <w:p>
+            <w:pPr>
+              <w:jc w:val="left"/>
+            </w:pPr>
+            <w:r/>
+            <w:r>
+              <w:rPr>
+                <w:b w:val="0"/>
+                <w:color w:val="172033"/>
+                <w:sz w:val="16"/>
+              </w:rPr>
+              <w:t>Is my resume ready to compare?</w:t>
+            </w:r>
+          </w:p>
+        </w:tc>
+      </w:tr>
+      <w:tr>
+        <w:tc>
+          <w:tcPr>
+            <w:tcW w:type="dxa" w:w="3360"/>
+            <w:vAlign w:val="center"/>
+          </w:tcPr>
+          <w:p>
+            <w:pPr>
+              <w:jc w:val="left"/>
+            </w:pPr>
+            <w:r/>
+            <w:r>
+              <w:rPr>
+                <w:b w:val="0"/>
+                <w:color w:val="172033"/>
+                <w:sz w:val="16"/>
+              </w:rPr>
+              <w:t>Jobs</w:t>
+            </w:r>
+          </w:p>
+        </w:tc>
+        <w:tc>
+          <w:tcPr>
+            <w:tcW w:type="dxa" w:w="3360"/>
+            <w:vAlign w:val="center"/>
+          </w:tcPr>
+          <w:p>
+            <w:pPr>
+              <w:jc w:val="left"/>
+            </w:pPr>
+            <w:r/>
+            <w:r>
+              <w:rPr>
+                <w:b w:val="0"/>
+                <w:color w:val="172033"/>
+                <w:sz w:val="16"/>
+              </w:rPr>
+              <w:t>Search, filter, import, and select postings</w:t>
+            </w:r>
+          </w:p>
+        </w:tc>
+        <w:tc>
+          <w:tcPr>
+            <w:tcW w:type="dxa" w:w="3360"/>
+            <w:vAlign w:val="center"/>
+          </w:tcPr>
+          <w:p>
+            <w:pPr>
+              <w:jc w:val="left"/>
+            </w:pPr>
+            <w:r/>
+            <w:r>
+              <w:rPr>
+                <w:b w:val="0"/>
+                <w:color w:val="172033"/>
+                <w:sz w:val="16"/>
+              </w:rPr>
+              <w:t>Which role should I evaluate?</w:t>
+            </w:r>
+          </w:p>
+        </w:tc>
+      </w:tr>
+      <w:tr>
+        <w:tc>
+          <w:tcPr>
+            <w:tcW w:type="dxa" w:w="3360"/>
+            <w:vAlign w:val="center"/>
+          </w:tcPr>
+          <w:p>
+            <w:pPr>
+              <w:jc w:val="left"/>
+            </w:pPr>
+            <w:r/>
+            <w:r>
+              <w:rPr>
+                <w:b w:val="0"/>
+                <w:color w:val="172033"/>
+                <w:sz w:val="16"/>
+              </w:rPr>
+              <w:t>Report</w:t>
+            </w:r>
+          </w:p>
+        </w:tc>
+        <w:tc>
+          <w:tcPr>
+            <w:tcW w:type="dxa" w:w="3360"/>
+            <w:vAlign w:val="center"/>
+          </w:tcPr>
+          <w:p>
+            <w:pPr>
+              <w:jc w:val="left"/>
+            </w:pPr>
+            <w:r/>
+            <w:r>
+              <w:rPr>
+                <w:b w:val="0"/>
+                <w:color w:val="172033"/>
+                <w:sz w:val="16"/>
+              </w:rPr>
+              <w:t>Review scores, evidence, ATS checks, and improvements</w:t>
+            </w:r>
+          </w:p>
+        </w:tc>
+        <w:tc>
+          <w:tcPr>
+            <w:tcW w:type="dxa" w:w="3360"/>
+            <w:vAlign w:val="center"/>
+          </w:tcPr>
+          <w:p>
+            <w:pPr>
+              <w:jc w:val="left"/>
+            </w:pPr>
+            <w:r/>
+            <w:r>
+              <w:rPr>
+                <w:b w:val="0"/>
+                <w:color w:val="172033"/>
+                <w:sz w:val="16"/>
+              </w:rPr>
+              <w:t>What should I improve before applying?</w:t>
+            </w:r>
+          </w:p>
+        </w:tc>
+      </w:tr>
+      <w:tr>
+        <w:tc>
+          <w:tcPr>
+            <w:tcW w:type="dxa" w:w="3360"/>
+            <w:vAlign w:val="center"/>
+          </w:tcPr>
+          <w:p>
+            <w:pPr>
+              <w:jc w:val="left"/>
+            </w:pPr>
+            <w:r/>
+            <w:r>
+              <w:rPr>
+                <w:b w:val="0"/>
+                <w:color w:val="172033"/>
+                <w:sz w:val="16"/>
+              </w:rPr>
+              <w:t>Tracker</w:t>
+            </w:r>
+          </w:p>
+        </w:tc>
+        <w:tc>
+          <w:tcPr>
+            <w:tcW w:type="dxa" w:w="3360"/>
+            <w:vAlign w:val="center"/>
+          </w:tcPr>
+          <w:p>
+            <w:pPr>
+              <w:jc w:val="left"/>
+            </w:pPr>
+            <w:r/>
+            <w:r>
+              <w:rPr>
+                <w:b w:val="0"/>
+                <w:color w:val="172033"/>
+                <w:sz w:val="16"/>
+              </w:rPr>
+              <w:t>Save roles and manage follow-up actions</w:t>
+            </w:r>
+          </w:p>
+        </w:tc>
+        <w:tc>
+          <w:tcPr>
+            <w:tcW w:type="dxa" w:w="3360"/>
+            <w:vAlign w:val="center"/>
+          </w:tcPr>
+          <w:p>
+            <w:pPr>
+              <w:jc w:val="left"/>
+            </w:pPr>
+            <w:r/>
+            <w:r>
+              <w:rPr>
+                <w:b w:val="0"/>
+                <w:color w:val="172033"/>
+                <w:sz w:val="16"/>
+              </w:rPr>
+              <w:t>What is the status of each application?</w:t>
+            </w:r>
+          </w:p>
+        </w:tc>
+      </w:tr>
+    </w:tbl>
+    <w:p/>
+    <w:p>
+      <w:pPr>
+        <w:pStyle w:val="Heading2"/>
+      </w:pPr>
+      <w:r>
+        <w:t>9.2 Visual and Interaction Design Direction</w:t>
+      </w:r>
+    </w:p>
+    <w:p>
+      <w:r>
+        <w:t>CareerFit will use a calm, work-focused visual language. The interface should support repeated use and scanning rather than resemble a marketing-heavy landing page.</w:t>
+      </w:r>
+    </w:p>
+    <w:tbl>
+      <w:tblPr>
+        <w:tblStyle w:val="TableGrid"/>
+        <w:tblW w:type="auto" w:w="0"/>
+        <w:jc w:val="center"/>
+        <w:tblLook w:firstColumn="1" w:firstRow="1" w:lastColumn="0" w:lastRow="0" w:noHBand="0" w:noVBand="1" w:val="04A0"/>
+      </w:tblPr>
+      <w:tblGrid>
+        <w:gridCol w:w="5040"/>
+        <w:gridCol w:w="5040"/>
+      </w:tblGrid>
+      <w:tr>
+        <w:tc>
+          <w:tcPr>
+            <w:tcW w:type="dxa" w:w="5040"/>
+            <w:vAlign w:val="center"/>
+            <w:shd w:fill="ECFDF5"/>
+          </w:tcPr>
+          <w:p>
+            <w:pPr>
+              <w:jc w:val="left"/>
+            </w:pPr>
+            <w:r/>
+            <w:r>
+              <w:rPr>
+                <w:b/>
+                <w:color w:val="172033"/>
+                <w:sz w:val="18"/>
+              </w:rPr>
+              <w:t>Design Element</w:t>
+            </w:r>
+          </w:p>
+        </w:tc>
+        <w:tc>
+          <w:tcPr>
+            <w:tcW w:type="dxa" w:w="5040"/>
+            <w:vAlign w:val="center"/>
+            <w:shd w:fill="ECFDF5"/>
+          </w:tcPr>
+          <w:p>
+            <w:pPr>
+              <w:jc w:val="left"/>
+            </w:pPr>
+            <w:r/>
+            <w:r>
+              <w:rPr>
+                <w:b/>
+                <w:color w:val="172033"/>
+                <w:sz w:val="18"/>
+              </w:rPr>
+              <w:t>Proposed Direction</w:t>
+            </w:r>
+          </w:p>
+        </w:tc>
+      </w:tr>
+      <w:tr>
+        <w:tc>
+          <w:tcPr>
+            <w:tcW w:type="dxa" w:w="5040"/>
+            <w:vAlign w:val="center"/>
+          </w:tcPr>
+          <w:p>
+            <w:pPr>
+              <w:jc w:val="left"/>
+            </w:pPr>
+            <w:r/>
+            <w:r>
+              <w:rPr>
+                <w:b w:val="0"/>
+                <w:color w:val="172033"/>
+                <w:sz w:val="16"/>
+              </w:rPr>
+              <w:t>Navigation</w:t>
+            </w:r>
+          </w:p>
+        </w:tc>
+        <w:tc>
+          <w:tcPr>
+            <w:tcW w:type="dxa" w:w="5040"/>
+            <w:vAlign w:val="center"/>
+          </w:tcPr>
+          <w:p>
+            <w:pPr>
+              <w:jc w:val="left"/>
+            </w:pPr>
+            <w:r/>
+            <w:r>
+              <w:rPr>
+                <w:b w:val="0"/>
+                <w:color w:val="172033"/>
+                <w:sz w:val="16"/>
+              </w:rPr>
+              <w:t>Horizontal desktop navigation with a compact responsive alternative on smaller screens</w:t>
+            </w:r>
+          </w:p>
+        </w:tc>
+      </w:tr>
+      <w:tr>
+        <w:tc>
+          <w:tcPr>
+            <w:tcW w:type="dxa" w:w="5040"/>
+            <w:vAlign w:val="center"/>
+          </w:tcPr>
+          <w:p>
+            <w:pPr>
+              <w:jc w:val="left"/>
+            </w:pPr>
+            <w:r/>
+            <w:r>
+              <w:rPr>
+                <w:b w:val="0"/>
+                <w:color w:val="172033"/>
+                <w:sz w:val="16"/>
+              </w:rPr>
+              <w:t>Color</w:t>
+            </w:r>
+          </w:p>
+        </w:tc>
+        <w:tc>
+          <w:tcPr>
+            <w:tcW w:type="dxa" w:w="5040"/>
+            <w:vAlign w:val="center"/>
+          </w:tcPr>
+          <w:p>
+            <w:pPr>
+              <w:jc w:val="left"/>
+            </w:pPr>
+            <w:r/>
+            <w:r>
+              <w:rPr>
+                <w:b w:val="0"/>
+                <w:color w:val="172033"/>
+                <w:sz w:val="16"/>
+              </w:rPr>
+              <w:t>Teal for primary actions and positive progress, dark ink for high-contrast headings, slate for secondary text, amber for warnings, and rose for errors</w:t>
+            </w:r>
+          </w:p>
+        </w:tc>
+      </w:tr>
+      <w:tr>
+        <w:tc>
+          <w:tcPr>
+            <w:tcW w:type="dxa" w:w="5040"/>
+            <w:vAlign w:val="center"/>
+          </w:tcPr>
+          <w:p>
+            <w:pPr>
+              <w:jc w:val="left"/>
+            </w:pPr>
+            <w:r/>
+            <w:r>
+              <w:rPr>
+                <w:b w:val="0"/>
+                <w:color w:val="172033"/>
+                <w:sz w:val="16"/>
+              </w:rPr>
+              <w:t>Layout</w:t>
+            </w:r>
+          </w:p>
+        </w:tc>
+        <w:tc>
+          <w:tcPr>
+            <w:tcW w:type="dxa" w:w="5040"/>
+            <w:vAlign w:val="center"/>
+          </w:tcPr>
+          <w:p>
+            <w:pPr>
+              <w:jc w:val="left"/>
+            </w:pPr>
+            <w:r/>
+            <w:r>
+              <w:rPr>
+                <w:b w:val="0"/>
+                <w:color w:val="172033"/>
+                <w:sz w:val="16"/>
+              </w:rPr>
+              <w:t>Constrained content width, clear page headings, compact cards for individual records, and full-width sections for major workflows</w:t>
+            </w:r>
+          </w:p>
+        </w:tc>
+      </w:tr>
+      <w:tr>
+        <w:tc>
+          <w:tcPr>
+            <w:tcW w:type="dxa" w:w="5040"/>
+            <w:vAlign w:val="center"/>
+          </w:tcPr>
+          <w:p>
+            <w:pPr>
+              <w:jc w:val="left"/>
+            </w:pPr>
+            <w:r/>
+            <w:r>
+              <w:rPr>
+                <w:b w:val="0"/>
+                <w:color w:val="172033"/>
+                <w:sz w:val="16"/>
+              </w:rPr>
+              <w:t>Icons</w:t>
+            </w:r>
+          </w:p>
+        </w:tc>
+        <w:tc>
+          <w:tcPr>
+            <w:tcW w:type="dxa" w:w="5040"/>
+            <w:vAlign w:val="center"/>
+          </w:tcPr>
+          <w:p>
+            <w:pPr>
+              <w:jc w:val="left"/>
+            </w:pPr>
+            <w:r/>
+            <w:r>
+              <w:rPr>
+                <w:b w:val="0"/>
+                <w:color w:val="172033"/>
+                <w:sz w:val="16"/>
+              </w:rPr>
+              <w:t>Familiar icons beside actions such as upload, search, save, delete, and open external posting</w:t>
+            </w:r>
+          </w:p>
+        </w:tc>
+      </w:tr>
+      <w:tr>
+        <w:tc>
+          <w:tcPr>
+            <w:tcW w:type="dxa" w:w="5040"/>
+            <w:vAlign w:val="center"/>
+          </w:tcPr>
+          <w:p>
+            <w:pPr>
+              <w:jc w:val="left"/>
+            </w:pPr>
+            <w:r/>
+            <w:r>
+              <w:rPr>
+                <w:b w:val="0"/>
+                <w:color w:val="172033"/>
+                <w:sz w:val="16"/>
+              </w:rPr>
+              <w:t>Feedback</w:t>
+            </w:r>
+          </w:p>
+        </w:tc>
+        <w:tc>
+          <w:tcPr>
+            <w:tcW w:type="dxa" w:w="5040"/>
+            <w:vAlign w:val="center"/>
+          </w:tcPr>
+          <w:p>
+            <w:pPr>
+              <w:jc w:val="left"/>
+            </w:pPr>
+            <w:r/>
+            <w:r>
+              <w:rPr>
+                <w:b w:val="0"/>
+                <w:color w:val="172033"/>
+                <w:sz w:val="16"/>
+              </w:rPr>
+              <w:t>Visible loading, success, warning, empty, disabled, and error states</w:t>
+            </w:r>
+          </w:p>
+        </w:tc>
+      </w:tr>
+      <w:tr>
+        <w:tc>
+          <w:tcPr>
+            <w:tcW w:type="dxa" w:w="5040"/>
+            <w:vAlign w:val="center"/>
+          </w:tcPr>
+          <w:p>
+            <w:pPr>
+              <w:jc w:val="left"/>
+            </w:pPr>
+            <w:r/>
+            <w:r>
+              <w:rPr>
+                <w:b w:val="0"/>
+                <w:color w:val="172033"/>
+                <w:sz w:val="16"/>
+              </w:rPr>
+              <w:t>Reversibility</w:t>
+            </w:r>
+          </w:p>
+        </w:tc>
+        <w:tc>
+          <w:tcPr>
+            <w:tcW w:type="dxa" w:w="5040"/>
+            <w:vAlign w:val="center"/>
+          </w:tcPr>
+          <w:p>
+            <w:pPr>
+              <w:jc w:val="left"/>
+            </w:pPr>
+            <w:r/>
+            <w:r>
+              <w:rPr>
+                <w:b w:val="0"/>
+                <w:color w:val="172033"/>
+                <w:sz w:val="16"/>
+              </w:rPr>
+              <w:t>Resume clearing, saved-version deletion, filter clearing, and tracker updates remain explicit</w:t>
+            </w:r>
+          </w:p>
+        </w:tc>
+      </w:tr>
+      <w:tr>
+        <w:tc>
+          <w:tcPr>
+            <w:tcW w:type="dxa" w:w="5040"/>
+            <w:vAlign w:val="center"/>
+          </w:tcPr>
+          <w:p>
+            <w:pPr>
+              <w:jc w:val="left"/>
+            </w:pPr>
+            <w:r/>
+            <w:r>
+              <w:rPr>
+                <w:b w:val="0"/>
+                <w:color w:val="172033"/>
+                <w:sz w:val="16"/>
+              </w:rPr>
+              <w:t>Accessibility</w:t>
+            </w:r>
+          </w:p>
+        </w:tc>
+        <w:tc>
+          <w:tcPr>
+            <w:tcW w:type="dxa" w:w="5040"/>
+            <w:vAlign w:val="center"/>
+          </w:tcPr>
+          <w:p>
+            <w:pPr>
+              <w:jc w:val="left"/>
+            </w:pPr>
+            <w:r/>
+            <w:r>
+              <w:rPr>
+                <w:b w:val="0"/>
+                <w:color w:val="172033"/>
+                <w:sz w:val="16"/>
+              </w:rPr>
+              <w:t>Readable contrast, visible labels, keyboard-accessible controls, and text that does not rely only on color</w:t>
+            </w:r>
+          </w:p>
+        </w:tc>
+      </w:tr>
+    </w:tbl>
+    <w:p/>
+    <w:p>
+      <w:pPr>
+        <w:pStyle w:val="Heading2"/>
+      </w:pPr>
+      <w:r>
+        <w:t>9.3 Home Page Mockup</w:t>
       </w:r>
     </w:p>
     <w:p>
@@ -2296,11 +4342,138 @@
       </w:r>
     </w:p>
     <w:p>
+      <w:r>
+        <w:t>The first viewport will contain:</w:t>
+      </w:r>
+    </w:p>
+    <w:p>
+      <w:pPr>
+        <w:pStyle w:val="ListBullet"/>
+      </w:pPr>
+      <w:r>
+        <w:t>CareerFit identity and horizontal navigation.</w:t>
+      </w:r>
+    </w:p>
+    <w:p>
+      <w:pPr>
+        <w:pStyle w:val="ListBullet"/>
+      </w:pPr>
+      <w:r>
+        <w:t>A direct value statement focused on job seekers.</w:t>
+      </w:r>
+    </w:p>
+    <w:p>
+      <w:pPr>
+        <w:pStyle w:val="ListBullet"/>
+      </w:pPr>
+      <w:r>
+        <w:t>Primary action: check resume fit.</w:t>
+      </w:r>
+    </w:p>
+    <w:p>
+      <w:pPr>
+        <w:pStyle w:val="ListBullet"/>
+      </w:pPr>
+      <w:r>
+        <w:t>Secondary action: search jobs.</w:t>
+      </w:r>
+    </w:p>
+    <w:p>
+      <w:pPr>
+        <w:pStyle w:val="ListBullet"/>
+      </w:pPr>
+      <w:r>
+        <w:t>A short four-step workflow.</w:t>
+      </w:r>
+    </w:p>
+    <w:p>
+      <w:pPr>
+        <w:pStyle w:val="ListBullet"/>
+      </w:pPr>
+      <w:r>
+        <w:t>A report preview that makes explainability visible before registration.</w:t>
+      </w:r>
+    </w:p>
+    <w:p>
       <w:pPr>
         <w:pStyle w:val="Heading2"/>
       </w:pPr>
       <w:r>
-        <w:t>9.2 Resume Workspace Wireframe</w:t>
+        <w:t>9.4 Profile Page Mockup</w:t>
+      </w:r>
+    </w:p>
+    <w:p>
+      <w:r>
+        <w:t>The profile page will capture information that can reduce repeated typing:</w:t>
+      </w:r>
+    </w:p>
+    <w:p>
+      <w:pPr>
+        <w:pStyle w:val="ListBullet"/>
+      </w:pPr>
+      <w:r>
+        <w:t>Name and contact details.</w:t>
+      </w:r>
+    </w:p>
+    <w:p>
+      <w:pPr>
+        <w:pStyle w:val="ListBullet"/>
+      </w:pPr>
+      <w:r>
+        <w:t>Location.</w:t>
+      </w:r>
+    </w:p>
+    <w:p>
+      <w:pPr>
+        <w:pStyle w:val="ListBullet"/>
+      </w:pPr>
+      <w:r>
+        <w:t>Target role.</w:t>
+      </w:r>
+    </w:p>
+    <w:p>
+      <w:pPr>
+        <w:pStyle w:val="ListBullet"/>
+      </w:pPr>
+      <w:r>
+        <w:t>Experience level.</w:t>
+      </w:r>
+    </w:p>
+    <w:p>
+      <w:pPr>
+        <w:pStyle w:val="ListBullet"/>
+      </w:pPr>
+      <w:r>
+        <w:t>Workplace preference.</w:t>
+      </w:r>
+    </w:p>
+    <w:p>
+      <w:pPr>
+        <w:pStyle w:val="ListBullet"/>
+      </w:pPr>
+      <w:r>
+        <w:t>Short professional summary.</w:t>
+      </w:r>
+    </w:p>
+    <w:p>
+      <w:pPr>
+        <w:pStyle w:val="ListBullet"/>
+      </w:pPr>
+      <w:r>
+        <w:t>Save confirmation and validation errors.</w:t>
+      </w:r>
+    </w:p>
+    <w:p>
+      <w:r>
+        <w:t>The target role and location will be used to prefill the job-search form while remaining editable.</w:t>
+      </w:r>
+    </w:p>
+    <w:p>
+      <w:pPr>
+        <w:pStyle w:val="Heading2"/>
+      </w:pPr>
+      <w:r>
+        <w:t>9.5 Resume Workspace Mockup</w:t>
       </w:r>
     </w:p>
     <w:p>
@@ -2349,11 +4522,283 @@
       </w:r>
     </w:p>
     <w:p>
+      <w:r>
+        <w:t>Important states will include:</w:t>
+      </w:r>
+    </w:p>
+    <w:tbl>
+      <w:tblPr>
+        <w:tblStyle w:val="TableGrid"/>
+        <w:tblW w:type="auto" w:w="0"/>
+        <w:jc w:val="center"/>
+        <w:tblLook w:firstColumn="1" w:firstRow="1" w:lastColumn="0" w:lastRow="0" w:noHBand="0" w:noVBand="1" w:val="04A0"/>
+      </w:tblPr>
+      <w:tblGrid>
+        <w:gridCol w:w="5040"/>
+        <w:gridCol w:w="5040"/>
+      </w:tblGrid>
+      <w:tr>
+        <w:tc>
+          <w:tcPr>
+            <w:tcW w:type="dxa" w:w="5040"/>
+            <w:vAlign w:val="center"/>
+            <w:shd w:fill="ECFDF5"/>
+          </w:tcPr>
+          <w:p>
+            <w:pPr>
+              <w:jc w:val="left"/>
+            </w:pPr>
+            <w:r/>
+            <w:r>
+              <w:rPr>
+                <w:b/>
+                <w:color w:val="172033"/>
+                <w:sz w:val="18"/>
+              </w:rPr>
+              <w:t>State</w:t>
+            </w:r>
+          </w:p>
+        </w:tc>
+        <w:tc>
+          <w:tcPr>
+            <w:tcW w:type="dxa" w:w="5040"/>
+            <w:vAlign w:val="center"/>
+            <w:shd w:fill="ECFDF5"/>
+          </w:tcPr>
+          <w:p>
+            <w:pPr>
+              <w:jc w:val="left"/>
+            </w:pPr>
+            <w:r/>
+            <w:r>
+              <w:rPr>
+                <w:b/>
+                <w:color w:val="172033"/>
+                <w:sz w:val="18"/>
+              </w:rPr>
+              <w:t>Proposed Behavior</w:t>
+            </w:r>
+          </w:p>
+        </w:tc>
+      </w:tr>
+      <w:tr>
+        <w:tc>
+          <w:tcPr>
+            <w:tcW w:type="dxa" w:w="5040"/>
+            <w:vAlign w:val="center"/>
+          </w:tcPr>
+          <w:p>
+            <w:pPr>
+              <w:jc w:val="left"/>
+            </w:pPr>
+            <w:r/>
+            <w:r>
+              <w:rPr>
+                <w:b w:val="0"/>
+                <w:color w:val="172033"/>
+                <w:sz w:val="16"/>
+              </w:rPr>
+              <w:t>Empty</w:t>
+            </w:r>
+          </w:p>
+        </w:tc>
+        <w:tc>
+          <w:tcPr>
+            <w:tcW w:type="dxa" w:w="5040"/>
+            <w:vAlign w:val="center"/>
+          </w:tcPr>
+          <w:p>
+            <w:pPr>
+              <w:jc w:val="left"/>
+            </w:pPr>
+            <w:r/>
+            <w:r>
+              <w:rPr>
+                <w:b w:val="0"/>
+                <w:color w:val="172033"/>
+                <w:sz w:val="16"/>
+              </w:rPr>
+              <w:t>Explain accepted file types and allow manual pasting.</w:t>
+            </w:r>
+          </w:p>
+        </w:tc>
+      </w:tr>
+      <w:tr>
+        <w:tc>
+          <w:tcPr>
+            <w:tcW w:type="dxa" w:w="5040"/>
+            <w:vAlign w:val="center"/>
+          </w:tcPr>
+          <w:p>
+            <w:pPr>
+              <w:jc w:val="left"/>
+            </w:pPr>
+            <w:r/>
+            <w:r>
+              <w:rPr>
+                <w:b w:val="0"/>
+                <w:color w:val="172033"/>
+                <w:sz w:val="16"/>
+              </w:rPr>
+              <w:t>Uploading</w:t>
+            </w:r>
+          </w:p>
+        </w:tc>
+        <w:tc>
+          <w:tcPr>
+            <w:tcW w:type="dxa" w:w="5040"/>
+            <w:vAlign w:val="center"/>
+          </w:tcPr>
+          <w:p>
+            <w:pPr>
+              <w:jc w:val="left"/>
+            </w:pPr>
+            <w:r/>
+            <w:r>
+              <w:rPr>
+                <w:b w:val="0"/>
+                <w:color w:val="172033"/>
+                <w:sz w:val="16"/>
+              </w:rPr>
+              <w:t>Show that text extraction is in progress.</w:t>
+            </w:r>
+          </w:p>
+        </w:tc>
+      </w:tr>
+      <w:tr>
+        <w:tc>
+          <w:tcPr>
+            <w:tcW w:type="dxa" w:w="5040"/>
+            <w:vAlign w:val="center"/>
+          </w:tcPr>
+          <w:p>
+            <w:pPr>
+              <w:jc w:val="left"/>
+            </w:pPr>
+            <w:r/>
+            <w:r>
+              <w:rPr>
+                <w:b w:val="0"/>
+                <w:color w:val="172033"/>
+                <w:sz w:val="16"/>
+              </w:rPr>
+              <w:t>Upload error</w:t>
+            </w:r>
+          </w:p>
+        </w:tc>
+        <w:tc>
+          <w:tcPr>
+            <w:tcW w:type="dxa" w:w="5040"/>
+            <w:vAlign w:val="center"/>
+          </w:tcPr>
+          <w:p>
+            <w:pPr>
+              <w:jc w:val="left"/>
+            </w:pPr>
+            <w:r/>
+            <w:r>
+              <w:rPr>
+                <w:b w:val="0"/>
+                <w:color w:val="172033"/>
+                <w:sz w:val="16"/>
+              </w:rPr>
+              <w:t>Show an actionable message with dismiss and retry options.</w:t>
+            </w:r>
+          </w:p>
+        </w:tc>
+      </w:tr>
+      <w:tr>
+        <w:tc>
+          <w:tcPr>
+            <w:tcW w:type="dxa" w:w="5040"/>
+            <w:vAlign w:val="center"/>
+          </w:tcPr>
+          <w:p>
+            <w:pPr>
+              <w:jc w:val="left"/>
+            </w:pPr>
+            <w:r/>
+            <w:r>
+              <w:rPr>
+                <w:b w:val="0"/>
+                <w:color w:val="172033"/>
+                <w:sz w:val="16"/>
+              </w:rPr>
+              <w:t>Parsed</w:t>
+            </w:r>
+          </w:p>
+        </w:tc>
+        <w:tc>
+          <w:tcPr>
+            <w:tcW w:type="dxa" w:w="5040"/>
+            <w:vAlign w:val="center"/>
+          </w:tcPr>
+          <w:p>
+            <w:pPr>
+              <w:jc w:val="left"/>
+            </w:pPr>
+            <w:r/>
+            <w:r>
+              <w:rPr>
+                <w:b w:val="0"/>
+                <w:color w:val="172033"/>
+                <w:sz w:val="16"/>
+              </w:rPr>
+              <w:t>Display editable text, word count, ATS checks, clear action, and continue action.</w:t>
+            </w:r>
+          </w:p>
+        </w:tc>
+      </w:tr>
+      <w:tr>
+        <w:tc>
+          <w:tcPr>
+            <w:tcW w:type="dxa" w:w="5040"/>
+            <w:vAlign w:val="center"/>
+          </w:tcPr>
+          <w:p>
+            <w:pPr>
+              <w:jc w:val="left"/>
+            </w:pPr>
+            <w:r/>
+            <w:r>
+              <w:rPr>
+                <w:b w:val="0"/>
+                <w:color w:val="172033"/>
+                <w:sz w:val="16"/>
+              </w:rPr>
+              <w:t>Saved version</w:t>
+            </w:r>
+          </w:p>
+        </w:tc>
+        <w:tc>
+          <w:tcPr>
+            <w:tcW w:type="dxa" w:w="5040"/>
+            <w:vAlign w:val="center"/>
+          </w:tcPr>
+          <w:p>
+            <w:pPr>
+              <w:jc w:val="left"/>
+            </w:pPr>
+            <w:r/>
+            <w:r>
+              <w:rPr>
+                <w:b w:val="0"/>
+                <w:color w:val="172033"/>
+                <w:sz w:val="16"/>
+              </w:rPr>
+              <w:t>Allow the version to be loaded or removed.</w:t>
+            </w:r>
+          </w:p>
+        </w:tc>
+      </w:tr>
+    </w:tbl>
+    <w:p/>
+    <w:p>
       <w:pPr>
         <w:pStyle w:val="Heading2"/>
       </w:pPr>
       <w:r>
-        <w:t>9.3 Jobs Page Wireframe</w:t>
+        <w:t>9.6 Jobs Page Mockup</w:t>
       </w:r>
     </w:p>
     <w:p>
@@ -2402,11 +4847,45 @@
       </w:r>
     </w:p>
     <w:p>
+      <w:r>
+        <w:t>The page will support three entry paths:</w:t>
+      </w:r>
+    </w:p>
+    <w:p>
+      <w:pPr>
+        <w:pStyle w:val="ListNumber"/>
+      </w:pPr>
+      <w:r>
+        <w:t>Search providers using a title and location.</w:t>
+      </w:r>
+    </w:p>
+    <w:p>
+      <w:pPr>
+        <w:pStyle w:val="ListNumber"/>
+      </w:pPr>
+      <w:r>
+        <w:t>Import a public posting URL.</w:t>
+      </w:r>
+    </w:p>
+    <w:p>
+      <w:pPr>
+        <w:pStyle w:val="ListNumber"/>
+      </w:pPr>
+      <w:r>
+        <w:t>Paste a complete job description manually.</w:t>
+      </w:r>
+    </w:p>
+    <w:p>
+      <w:r>
+        <w:t>The quick-comparison panel will remain visible beside results on larger screens. On smaller screens it will move below the selected posting so that reading order remains natural.</w:t>
+      </w:r>
+    </w:p>
+    <w:p>
       <w:pPr>
         <w:pStyle w:val="Heading2"/>
       </w:pPr>
       <w:r>
-        <w:t>9.4 Report Page Wireframe</w:t>
+        <w:t>9.7 Report Page Mockup</w:t>
       </w:r>
     </w:p>
     <w:p>
@@ -2471,11 +4950,16 @@
       </w:r>
     </w:p>
     <w:p>
+      <w:r>
+        <w:t>The report will follow a progressive-disclosure design. The user first sees an executive summary and the highest-priority next actions. Detailed evidence, ATS checks, resume examples, interview preparation, and optional AI coaching can then be reviewed in separate sections.</w:t>
+      </w:r>
+    </w:p>
+    <w:p>
       <w:pPr>
         <w:pStyle w:val="Heading2"/>
       </w:pPr>
       <w:r>
-        <w:t>9.5 Tracker Page Wireframe</w:t>
+        <w:t>9.8 Tracker Page Mockup</w:t>
       </w:r>
     </w:p>
     <w:p>
@@ -2523,6 +5007,323 @@
         <w:t>Linked resume versions.</w:t>
       </w:r>
     </w:p>
+    <w:p>
+      <w:pPr>
+        <w:pStyle w:val="Heading2"/>
+      </w:pPr>
+      <w:r>
+        <w:t>9.9 Prototype Interaction Notes</w:t>
+      </w:r>
+    </w:p>
+    <w:tbl>
+      <w:tblPr>
+        <w:tblStyle w:val="TableGrid"/>
+        <w:tblW w:type="auto" w:w="0"/>
+        <w:jc w:val="center"/>
+        <w:tblLook w:firstColumn="1" w:firstRow="1" w:lastColumn="0" w:lastRow="0" w:noHBand="0" w:noVBand="1" w:val="04A0"/>
+      </w:tblPr>
+      <w:tblGrid>
+        <w:gridCol w:w="5040"/>
+        <w:gridCol w:w="5040"/>
+      </w:tblGrid>
+      <w:tr>
+        <w:tc>
+          <w:tcPr>
+            <w:tcW w:type="dxa" w:w="5040"/>
+            <w:vAlign w:val="center"/>
+            <w:shd w:fill="ECFDF5"/>
+          </w:tcPr>
+          <w:p>
+            <w:pPr>
+              <w:jc w:val="left"/>
+            </w:pPr>
+            <w:r/>
+            <w:r>
+              <w:rPr>
+                <w:b/>
+                <w:color w:val="172033"/>
+                <w:sz w:val="18"/>
+              </w:rPr>
+              <w:t>Interaction</w:t>
+            </w:r>
+          </w:p>
+        </w:tc>
+        <w:tc>
+          <w:tcPr>
+            <w:tcW w:type="dxa" w:w="5040"/>
+            <w:vAlign w:val="center"/>
+            <w:shd w:fill="ECFDF5"/>
+          </w:tcPr>
+          <w:p>
+            <w:pPr>
+              <w:jc w:val="left"/>
+            </w:pPr>
+            <w:r/>
+            <w:r>
+              <w:rPr>
+                <w:b/>
+                <w:color w:val="172033"/>
+                <w:sz w:val="18"/>
+              </w:rPr>
+              <w:t>Planned Response</w:t>
+            </w:r>
+          </w:p>
+        </w:tc>
+      </w:tr>
+      <w:tr>
+        <w:tc>
+          <w:tcPr>
+            <w:tcW w:type="dxa" w:w="5040"/>
+            <w:vAlign w:val="center"/>
+          </w:tcPr>
+          <w:p>
+            <w:pPr>
+              <w:jc w:val="left"/>
+            </w:pPr>
+            <w:r/>
+            <w:r>
+              <w:rPr>
+                <w:b w:val="0"/>
+                <w:color w:val="172033"/>
+                <w:sz w:val="16"/>
+              </w:rPr>
+              <w:t>User clicks Continue to jobs after adding a resume</w:t>
+            </w:r>
+          </w:p>
+        </w:tc>
+        <w:tc>
+          <w:tcPr>
+            <w:tcW w:type="dxa" w:w="5040"/>
+            <w:vAlign w:val="center"/>
+          </w:tcPr>
+          <w:p>
+            <w:pPr>
+              <w:jc w:val="left"/>
+            </w:pPr>
+            <w:r/>
+            <w:r>
+              <w:rPr>
+                <w:b w:val="0"/>
+                <w:color w:val="172033"/>
+                <w:sz w:val="16"/>
+              </w:rPr>
+              <w:t>Navigate to the jobs page with target role and location prefilled from profile or resume context where available.</w:t>
+            </w:r>
+          </w:p>
+        </w:tc>
+      </w:tr>
+      <w:tr>
+        <w:tc>
+          <w:tcPr>
+            <w:tcW w:type="dxa" w:w="5040"/>
+            <w:vAlign w:val="center"/>
+          </w:tcPr>
+          <w:p>
+            <w:pPr>
+              <w:jc w:val="left"/>
+            </w:pPr>
+            <w:r/>
+            <w:r>
+              <w:rPr>
+                <w:b w:val="0"/>
+                <w:color w:val="172033"/>
+                <w:sz w:val="16"/>
+              </w:rPr>
+              <w:t>User clicks Use this job without a resume</w:t>
+            </w:r>
+          </w:p>
+        </w:tc>
+        <w:tc>
+          <w:tcPr>
+            <w:tcW w:type="dxa" w:w="5040"/>
+            <w:vAlign w:val="center"/>
+          </w:tcPr>
+          <w:p>
+            <w:pPr>
+              <w:jc w:val="left"/>
+            </w:pPr>
+            <w:r/>
+            <w:r>
+              <w:rPr>
+                <w:b w:val="0"/>
+                <w:color w:val="172033"/>
+                <w:sz w:val="16"/>
+              </w:rPr>
+              <w:t>Display a prompt explaining the benefit of uploading a resume and provide a direct resume-page action.</w:t>
+            </w:r>
+          </w:p>
+        </w:tc>
+      </w:tr>
+      <w:tr>
+        <w:tc>
+          <w:tcPr>
+            <w:tcW w:type="dxa" w:w="5040"/>
+            <w:vAlign w:val="center"/>
+          </w:tcPr>
+          <w:p>
+            <w:pPr>
+              <w:jc w:val="left"/>
+            </w:pPr>
+            <w:r/>
+            <w:r>
+              <w:rPr>
+                <w:b w:val="0"/>
+                <w:color w:val="172033"/>
+                <w:sz w:val="16"/>
+              </w:rPr>
+              <w:t>User selects a posting with a resume</w:t>
+            </w:r>
+          </w:p>
+        </w:tc>
+        <w:tc>
+          <w:tcPr>
+            <w:tcW w:type="dxa" w:w="5040"/>
+            <w:vAlign w:val="center"/>
+          </w:tcPr>
+          <w:p>
+            <w:pPr>
+              <w:jc w:val="left"/>
+            </w:pPr>
+            <w:r/>
+            <w:r>
+              <w:rPr>
+                <w:b w:val="0"/>
+                <w:color w:val="172033"/>
+                <w:sz w:val="16"/>
+              </w:rPr>
+              <w:t>Run a lightweight comparison and show quick scores immediately.</w:t>
+            </w:r>
+          </w:p>
+        </w:tc>
+      </w:tr>
+      <w:tr>
+        <w:tc>
+          <w:tcPr>
+            <w:tcW w:type="dxa" w:w="5040"/>
+            <w:vAlign w:val="center"/>
+          </w:tcPr>
+          <w:p>
+            <w:pPr>
+              <w:jc w:val="left"/>
+            </w:pPr>
+            <w:r/>
+            <w:r>
+              <w:rPr>
+                <w:b w:val="0"/>
+                <w:color w:val="172033"/>
+                <w:sz w:val="16"/>
+              </w:rPr>
+              <w:t>User requests a full report</w:t>
+            </w:r>
+          </w:p>
+        </w:tc>
+        <w:tc>
+          <w:tcPr>
+            <w:tcW w:type="dxa" w:w="5040"/>
+            <w:vAlign w:val="center"/>
+          </w:tcPr>
+          <w:p>
+            <w:pPr>
+              <w:jc w:val="left"/>
+            </w:pPr>
+            <w:r/>
+            <w:r>
+              <w:rPr>
+                <w:b w:val="0"/>
+                <w:color w:val="172033"/>
+                <w:sz w:val="16"/>
+              </w:rPr>
+              <w:t>Generate detailed evidence mapping, ATS checks, and prioritized recommendations.</w:t>
+            </w:r>
+          </w:p>
+        </w:tc>
+      </w:tr>
+      <w:tr>
+        <w:tc>
+          <w:tcPr>
+            <w:tcW w:type="dxa" w:w="5040"/>
+            <w:vAlign w:val="center"/>
+          </w:tcPr>
+          <w:p>
+            <w:pPr>
+              <w:jc w:val="left"/>
+            </w:pPr>
+            <w:r/>
+            <w:r>
+              <w:rPr>
+                <w:b w:val="0"/>
+                <w:color w:val="172033"/>
+                <w:sz w:val="16"/>
+              </w:rPr>
+              <w:t>User requests AI coaching</w:t>
+            </w:r>
+          </w:p>
+        </w:tc>
+        <w:tc>
+          <w:tcPr>
+            <w:tcW w:type="dxa" w:w="5040"/>
+            <w:vAlign w:val="center"/>
+          </w:tcPr>
+          <w:p>
+            <w:pPr>
+              <w:jc w:val="left"/>
+            </w:pPr>
+            <w:r/>
+            <w:r>
+              <w:rPr>
+                <w:b w:val="0"/>
+                <w:color w:val="172033"/>
+                <w:sz w:val="16"/>
+              </w:rPr>
+              <w:t>Explain that resume and posting content will be sent to the selected model, then require an explicit confirmation.</w:t>
+            </w:r>
+          </w:p>
+        </w:tc>
+      </w:tr>
+      <w:tr>
+        <w:tc>
+          <w:tcPr>
+            <w:tcW w:type="dxa" w:w="5040"/>
+            <w:vAlign w:val="center"/>
+          </w:tcPr>
+          <w:p>
+            <w:pPr>
+              <w:jc w:val="left"/>
+            </w:pPr>
+            <w:r/>
+            <w:r>
+              <w:rPr>
+                <w:b w:val="0"/>
+                <w:color w:val="172033"/>
+                <w:sz w:val="16"/>
+              </w:rPr>
+              <w:t>User adds a role to the tracker</w:t>
+            </w:r>
+          </w:p>
+        </w:tc>
+        <w:tc>
+          <w:tcPr>
+            <w:tcW w:type="dxa" w:w="5040"/>
+            <w:vAlign w:val="center"/>
+          </w:tcPr>
+          <w:p>
+            <w:pPr>
+              <w:jc w:val="left"/>
+            </w:pPr>
+            <w:r/>
+            <w:r>
+              <w:rPr>
+                <w:b w:val="0"/>
+                <w:color w:val="172033"/>
+                <w:sz w:val="16"/>
+              </w:rPr>
+              <w:t>Preserve posting metadata and allow status, notes, tasks, dates, and linked resume version to be updated.</w:t>
+            </w:r>
+          </w:p>
+        </w:tc>
+      </w:tr>
+    </w:tbl>
+    <w:p/>
     <w:p>
       <w:pPr>
         <w:pStyle w:val="Heading1"/>
@@ -2858,6 +5659,764 @@
     <w:p/>
     <w:p>
       <w:pPr>
+        <w:pStyle w:val="Heading2"/>
+      </w:pPr>
+      <w:r>
+        <w:t>10.2 Proposed Data Model</w:t>
+      </w:r>
+    </w:p>
+    <w:tbl>
+      <w:tblPr>
+        <w:tblStyle w:val="TableGrid"/>
+        <w:tblW w:type="auto" w:w="0"/>
+        <w:jc w:val="center"/>
+        <w:tblLook w:firstColumn="1" w:firstRow="1" w:lastColumn="0" w:lastRow="0" w:noHBand="0" w:noVBand="1" w:val="04A0"/>
+      </w:tblPr>
+      <w:tblGrid>
+        <w:gridCol w:w="3360"/>
+        <w:gridCol w:w="3360"/>
+        <w:gridCol w:w="3360"/>
+      </w:tblGrid>
+      <w:tr>
+        <w:tc>
+          <w:tcPr>
+            <w:tcW w:type="dxa" w:w="3360"/>
+            <w:vAlign w:val="center"/>
+            <w:shd w:fill="ECFDF5"/>
+          </w:tcPr>
+          <w:p>
+            <w:pPr>
+              <w:jc w:val="left"/>
+            </w:pPr>
+            <w:r/>
+            <w:r>
+              <w:rPr>
+                <w:b/>
+                <w:color w:val="172033"/>
+                <w:sz w:val="18"/>
+              </w:rPr>
+              <w:t>Entity</w:t>
+            </w:r>
+          </w:p>
+        </w:tc>
+        <w:tc>
+          <w:tcPr>
+            <w:tcW w:type="dxa" w:w="3360"/>
+            <w:vAlign w:val="center"/>
+            <w:shd w:fill="ECFDF5"/>
+          </w:tcPr>
+          <w:p>
+            <w:pPr>
+              <w:jc w:val="left"/>
+            </w:pPr>
+            <w:r/>
+            <w:r>
+              <w:rPr>
+                <w:b/>
+                <w:color w:val="172033"/>
+                <w:sz w:val="18"/>
+              </w:rPr>
+              <w:t>Purpose</w:t>
+            </w:r>
+          </w:p>
+        </w:tc>
+        <w:tc>
+          <w:tcPr>
+            <w:tcW w:type="dxa" w:w="3360"/>
+            <w:vAlign w:val="center"/>
+            <w:shd w:fill="ECFDF5"/>
+          </w:tcPr>
+          <w:p>
+            <w:pPr>
+              <w:jc w:val="left"/>
+            </w:pPr>
+            <w:r/>
+            <w:r>
+              <w:rPr>
+                <w:b/>
+                <w:color w:val="172033"/>
+                <w:sz w:val="18"/>
+              </w:rPr>
+              <w:t>Main Fields</w:t>
+            </w:r>
+          </w:p>
+        </w:tc>
+      </w:tr>
+      <w:tr>
+        <w:tc>
+          <w:tcPr>
+            <w:tcW w:type="dxa" w:w="3360"/>
+            <w:vAlign w:val="center"/>
+          </w:tcPr>
+          <w:p>
+            <w:pPr>
+              <w:jc w:val="left"/>
+            </w:pPr>
+            <w:r/>
+            <w:r>
+              <w:rPr>
+                <w:b w:val="0"/>
+                <w:color w:val="172033"/>
+                <w:sz w:val="16"/>
+              </w:rPr>
+              <w:t>User</w:t>
+            </w:r>
+          </w:p>
+        </w:tc>
+        <w:tc>
+          <w:tcPr>
+            <w:tcW w:type="dxa" w:w="3360"/>
+            <w:vAlign w:val="center"/>
+          </w:tcPr>
+          <w:p>
+            <w:pPr>
+              <w:jc w:val="left"/>
+            </w:pPr>
+            <w:r/>
+            <w:r>
+              <w:rPr>
+                <w:b w:val="0"/>
+                <w:color w:val="172033"/>
+                <w:sz w:val="16"/>
+              </w:rPr>
+              <w:t>Authentication identity</w:t>
+            </w:r>
+          </w:p>
+        </w:tc>
+        <w:tc>
+          <w:tcPr>
+            <w:tcW w:type="dxa" w:w="3360"/>
+            <w:vAlign w:val="center"/>
+          </w:tcPr>
+          <w:p>
+            <w:pPr>
+              <w:jc w:val="left"/>
+            </w:pPr>
+            <w:r/>
+            <w:r>
+              <w:rPr>
+                <w:b w:val="0"/>
+                <w:color w:val="172033"/>
+                <w:sz w:val="16"/>
+              </w:rPr>
+              <w:t>Username, password hash, email</w:t>
+            </w:r>
+          </w:p>
+        </w:tc>
+      </w:tr>
+      <w:tr>
+        <w:tc>
+          <w:tcPr>
+            <w:tcW w:type="dxa" w:w="3360"/>
+            <w:vAlign w:val="center"/>
+          </w:tcPr>
+          <w:p>
+            <w:pPr>
+              <w:jc w:val="left"/>
+            </w:pPr>
+            <w:r/>
+            <w:r>
+              <w:rPr>
+                <w:b w:val="0"/>
+                <w:color w:val="172033"/>
+                <w:sz w:val="16"/>
+              </w:rPr>
+              <w:t>User Profile</w:t>
+            </w:r>
+          </w:p>
+        </w:tc>
+        <w:tc>
+          <w:tcPr>
+            <w:tcW w:type="dxa" w:w="3360"/>
+            <w:vAlign w:val="center"/>
+          </w:tcPr>
+          <w:p>
+            <w:pPr>
+              <w:jc w:val="left"/>
+            </w:pPr>
+            <w:r/>
+            <w:r>
+              <w:rPr>
+                <w:b w:val="0"/>
+                <w:color w:val="172033"/>
+                <w:sz w:val="16"/>
+              </w:rPr>
+              <w:t>Candidate preferences and autofill information</w:t>
+            </w:r>
+          </w:p>
+        </w:tc>
+        <w:tc>
+          <w:tcPr>
+            <w:tcW w:type="dxa" w:w="3360"/>
+            <w:vAlign w:val="center"/>
+          </w:tcPr>
+          <w:p>
+            <w:pPr>
+              <w:jc w:val="left"/>
+            </w:pPr>
+            <w:r/>
+            <w:r>
+              <w:rPr>
+                <w:b w:val="0"/>
+                <w:color w:val="172033"/>
+                <w:sz w:val="16"/>
+              </w:rPr>
+              <w:t>Name, phone, location, target role, experience level, work preference, summary</w:t>
+            </w:r>
+          </w:p>
+        </w:tc>
+      </w:tr>
+      <w:tr>
+        <w:tc>
+          <w:tcPr>
+            <w:tcW w:type="dxa" w:w="3360"/>
+            <w:vAlign w:val="center"/>
+          </w:tcPr>
+          <w:p>
+            <w:pPr>
+              <w:jc w:val="left"/>
+            </w:pPr>
+            <w:r/>
+            <w:r>
+              <w:rPr>
+                <w:b w:val="0"/>
+                <w:color w:val="172033"/>
+                <w:sz w:val="16"/>
+              </w:rPr>
+              <w:t>Resume</w:t>
+            </w:r>
+          </w:p>
+        </w:tc>
+        <w:tc>
+          <w:tcPr>
+            <w:tcW w:type="dxa" w:w="3360"/>
+            <w:vAlign w:val="center"/>
+          </w:tcPr>
+          <w:p>
+            <w:pPr>
+              <w:jc w:val="left"/>
+            </w:pPr>
+            <w:r/>
+            <w:r>
+              <w:rPr>
+                <w:b w:val="0"/>
+                <w:color w:val="172033"/>
+                <w:sz w:val="16"/>
+              </w:rPr>
+              <w:t>Reusable resume version</w:t>
+            </w:r>
+          </w:p>
+        </w:tc>
+        <w:tc>
+          <w:tcPr>
+            <w:tcW w:type="dxa" w:w="3360"/>
+            <w:vAlign w:val="center"/>
+          </w:tcPr>
+          <w:p>
+            <w:pPr>
+              <w:jc w:val="left"/>
+            </w:pPr>
+            <w:r/>
+            <w:r>
+              <w:rPr>
+                <w:b w:val="0"/>
+                <w:color w:val="172033"/>
+                <w:sz w:val="16"/>
+              </w:rPr>
+              <w:t>User, title, extracted and edited text, creation date</w:t>
+            </w:r>
+          </w:p>
+        </w:tc>
+      </w:tr>
+      <w:tr>
+        <w:tc>
+          <w:tcPr>
+            <w:tcW w:type="dxa" w:w="3360"/>
+            <w:vAlign w:val="center"/>
+          </w:tcPr>
+          <w:p>
+            <w:pPr>
+              <w:jc w:val="left"/>
+            </w:pPr>
+            <w:r/>
+            <w:r>
+              <w:rPr>
+                <w:b w:val="0"/>
+                <w:color w:val="172033"/>
+                <w:sz w:val="16"/>
+              </w:rPr>
+              <w:t>Job Description</w:t>
+            </w:r>
+          </w:p>
+        </w:tc>
+        <w:tc>
+          <w:tcPr>
+            <w:tcW w:type="dxa" w:w="3360"/>
+            <w:vAlign w:val="center"/>
+          </w:tcPr>
+          <w:p>
+            <w:pPr>
+              <w:jc w:val="left"/>
+            </w:pPr>
+            <w:r/>
+            <w:r>
+              <w:rPr>
+                <w:b w:val="0"/>
+                <w:color w:val="172033"/>
+                <w:sz w:val="16"/>
+              </w:rPr>
+              <w:t>Imported, selected, or tracked role</w:t>
+            </w:r>
+          </w:p>
+        </w:tc>
+        <w:tc>
+          <w:tcPr>
+            <w:tcW w:type="dxa" w:w="3360"/>
+            <w:vAlign w:val="center"/>
+          </w:tcPr>
+          <w:p>
+            <w:pPr>
+              <w:jc w:val="left"/>
+            </w:pPr>
+            <w:r/>
+            <w:r>
+              <w:rPr>
+                <w:b w:val="0"/>
+                <w:color w:val="172033"/>
+                <w:sz w:val="16"/>
+              </w:rPr>
+              <w:t>User, title, company, location, source, URL, text, workplace, employment type, status</w:t>
+            </w:r>
+          </w:p>
+        </w:tc>
+      </w:tr>
+      <w:tr>
+        <w:tc>
+          <w:tcPr>
+            <w:tcW w:type="dxa" w:w="3360"/>
+            <w:vAlign w:val="center"/>
+          </w:tcPr>
+          <w:p>
+            <w:pPr>
+              <w:jc w:val="left"/>
+            </w:pPr>
+            <w:r/>
+            <w:r>
+              <w:rPr>
+                <w:b w:val="0"/>
+                <w:color w:val="172033"/>
+                <w:sz w:val="16"/>
+              </w:rPr>
+              <w:t>Match Report</w:t>
+            </w:r>
+          </w:p>
+        </w:tc>
+        <w:tc>
+          <w:tcPr>
+            <w:tcW w:type="dxa" w:w="3360"/>
+            <w:vAlign w:val="center"/>
+          </w:tcPr>
+          <w:p>
+            <w:pPr>
+              <w:jc w:val="left"/>
+            </w:pPr>
+            <w:r/>
+            <w:r>
+              <w:rPr>
+                <w:b w:val="0"/>
+                <w:color w:val="172033"/>
+                <w:sz w:val="16"/>
+              </w:rPr>
+              <w:t>Snapshot of one comparison</w:t>
+            </w:r>
+          </w:p>
+        </w:tc>
+        <w:tc>
+          <w:tcPr>
+            <w:tcW w:type="dxa" w:w="3360"/>
+            <w:vAlign w:val="center"/>
+          </w:tcPr>
+          <w:p>
+            <w:pPr>
+              <w:jc w:val="left"/>
+            </w:pPr>
+            <w:r/>
+            <w:r>
+              <w:rPr>
+                <w:b w:val="0"/>
+                <w:color w:val="172033"/>
+                <w:sz w:val="16"/>
+              </w:rPr>
+              <w:t>User, resume, job, score result, resume snapshot, job snapshot, creation date</w:t>
+            </w:r>
+          </w:p>
+        </w:tc>
+      </w:tr>
+      <w:tr>
+        <w:tc>
+          <w:tcPr>
+            <w:tcW w:type="dxa" w:w="3360"/>
+            <w:vAlign w:val="center"/>
+          </w:tcPr>
+          <w:p>
+            <w:pPr>
+              <w:jc w:val="left"/>
+            </w:pPr>
+            <w:r/>
+            <w:r>
+              <w:rPr>
+                <w:b w:val="0"/>
+                <w:color w:val="172033"/>
+                <w:sz w:val="16"/>
+              </w:rPr>
+              <w:t>Search Alert</w:t>
+            </w:r>
+          </w:p>
+        </w:tc>
+        <w:tc>
+          <w:tcPr>
+            <w:tcW w:type="dxa" w:w="3360"/>
+            <w:vAlign w:val="center"/>
+          </w:tcPr>
+          <w:p>
+            <w:pPr>
+              <w:jc w:val="left"/>
+            </w:pPr>
+            <w:r/>
+            <w:r>
+              <w:rPr>
+                <w:b w:val="0"/>
+                <w:color w:val="172033"/>
+                <w:sz w:val="16"/>
+              </w:rPr>
+              <w:t>Reusable job-search preference</w:t>
+            </w:r>
+          </w:p>
+        </w:tc>
+        <w:tc>
+          <w:tcPr>
+            <w:tcW w:type="dxa" w:w="3360"/>
+            <w:vAlign w:val="center"/>
+          </w:tcPr>
+          <w:p>
+            <w:pPr>
+              <w:jc w:val="left"/>
+            </w:pPr>
+            <w:r/>
+            <w:r>
+              <w:rPr>
+                <w:b w:val="0"/>
+                <w:color w:val="172033"/>
+                <w:sz w:val="16"/>
+              </w:rPr>
+              <w:t>Title, location, country, workplace, skills, salary, frequency</w:t>
+            </w:r>
+          </w:p>
+        </w:tc>
+      </w:tr>
+    </w:tbl>
+    <w:p/>
+    <w:p>
+      <w:r>
+        <w:t>Snapshots will preserve the text used for an analysis even if the user later edits a resume or posting. This makes report history easier to understand.</w:t>
+      </w:r>
+    </w:p>
+    <w:p>
+      <w:pPr>
+        <w:pStyle w:val="Heading2"/>
+      </w:pPr>
+      <w:r>
+        <w:t>10.3 Proposed API Responsibilities</w:t>
+      </w:r>
+    </w:p>
+    <w:tbl>
+      <w:tblPr>
+        <w:tblStyle w:val="TableGrid"/>
+        <w:tblW w:type="auto" w:w="0"/>
+        <w:jc w:val="center"/>
+        <w:tblLook w:firstColumn="1" w:firstRow="1" w:lastColumn="0" w:lastRow="0" w:noHBand="0" w:noVBand="1" w:val="04A0"/>
+      </w:tblPr>
+      <w:tblGrid>
+        <w:gridCol w:w="5040"/>
+        <w:gridCol w:w="5040"/>
+      </w:tblGrid>
+      <w:tr>
+        <w:tc>
+          <w:tcPr>
+            <w:tcW w:type="dxa" w:w="5040"/>
+            <w:vAlign w:val="center"/>
+            <w:shd w:fill="ECFDF5"/>
+          </w:tcPr>
+          <w:p>
+            <w:pPr>
+              <w:jc w:val="left"/>
+            </w:pPr>
+            <w:r/>
+            <w:r>
+              <w:rPr>
+                <w:b/>
+                <w:color w:val="172033"/>
+                <w:sz w:val="18"/>
+              </w:rPr>
+              <w:t>API Group</w:t>
+            </w:r>
+          </w:p>
+        </w:tc>
+        <w:tc>
+          <w:tcPr>
+            <w:tcW w:type="dxa" w:w="5040"/>
+            <w:vAlign w:val="center"/>
+            <w:shd w:fill="ECFDF5"/>
+          </w:tcPr>
+          <w:p>
+            <w:pPr>
+              <w:jc w:val="left"/>
+            </w:pPr>
+            <w:r/>
+            <w:r>
+              <w:rPr>
+                <w:b/>
+                <w:color w:val="172033"/>
+                <w:sz w:val="18"/>
+              </w:rPr>
+              <w:t>Proposed Responsibilities</w:t>
+            </w:r>
+          </w:p>
+        </w:tc>
+      </w:tr>
+      <w:tr>
+        <w:tc>
+          <w:tcPr>
+            <w:tcW w:type="dxa" w:w="5040"/>
+            <w:vAlign w:val="center"/>
+          </w:tcPr>
+          <w:p>
+            <w:pPr>
+              <w:jc w:val="left"/>
+            </w:pPr>
+            <w:r/>
+            <w:r>
+              <w:rPr>
+                <w:b w:val="0"/>
+                <w:color w:val="172033"/>
+                <w:sz w:val="16"/>
+              </w:rPr>
+              <w:t>Accounts</w:t>
+            </w:r>
+          </w:p>
+        </w:tc>
+        <w:tc>
+          <w:tcPr>
+            <w:tcW w:type="dxa" w:w="5040"/>
+            <w:vAlign w:val="center"/>
+          </w:tcPr>
+          <w:p>
+            <w:pPr>
+              <w:jc w:val="left"/>
+            </w:pPr>
+            <w:r/>
+            <w:r>
+              <w:rPr>
+                <w:b w:val="0"/>
+                <w:color w:val="172033"/>
+                <w:sz w:val="16"/>
+              </w:rPr>
+              <w:t>Registration, login, logout, profile, verification, password reset, account deletion</w:t>
+            </w:r>
+          </w:p>
+        </w:tc>
+      </w:tr>
+      <w:tr>
+        <w:tc>
+          <w:tcPr>
+            <w:tcW w:type="dxa" w:w="5040"/>
+            <w:vAlign w:val="center"/>
+          </w:tcPr>
+          <w:p>
+            <w:pPr>
+              <w:jc w:val="left"/>
+            </w:pPr>
+            <w:r/>
+            <w:r>
+              <w:rPr>
+                <w:b w:val="0"/>
+                <w:color w:val="172033"/>
+                <w:sz w:val="16"/>
+              </w:rPr>
+              <w:t>Resumes</w:t>
+            </w:r>
+          </w:p>
+        </w:tc>
+        <w:tc>
+          <w:tcPr>
+            <w:tcW w:type="dxa" w:w="5040"/>
+            <w:vAlign w:val="center"/>
+          </w:tcPr>
+          <w:p>
+            <w:pPr>
+              <w:jc w:val="left"/>
+            </w:pPr>
+            <w:r/>
+            <w:r>
+              <w:rPr>
+                <w:b w:val="0"/>
+                <w:color w:val="172033"/>
+                <w:sz w:val="16"/>
+              </w:rPr>
+              <w:t>Upload, parse, list versions, create version, retrieve, and delete</w:t>
+            </w:r>
+          </w:p>
+        </w:tc>
+      </w:tr>
+      <w:tr>
+        <w:tc>
+          <w:tcPr>
+            <w:tcW w:type="dxa" w:w="5040"/>
+            <w:vAlign w:val="center"/>
+          </w:tcPr>
+          <w:p>
+            <w:pPr>
+              <w:jc w:val="left"/>
+            </w:pPr>
+            <w:r/>
+            <w:r>
+              <w:rPr>
+                <w:b w:val="0"/>
+                <w:color w:val="172033"/>
+                <w:sz w:val="16"/>
+              </w:rPr>
+              <w:t>Jobs</w:t>
+            </w:r>
+          </w:p>
+        </w:tc>
+        <w:tc>
+          <w:tcPr>
+            <w:tcW w:type="dxa" w:w="5040"/>
+            <w:vAlign w:val="center"/>
+          </w:tcPr>
+          <w:p>
+            <w:pPr>
+              <w:jc w:val="left"/>
+            </w:pPr>
+            <w:r/>
+            <w:r>
+              <w:rPr>
+                <w:b w:val="0"/>
+                <w:color w:val="172033"/>
+                <w:sz w:val="16"/>
+              </w:rPr>
+              <w:t>Search, import URL, save role, update tracker record, export tracker, manage alerts</w:t>
+            </w:r>
+          </w:p>
+        </w:tc>
+      </w:tr>
+      <w:tr>
+        <w:tc>
+          <w:tcPr>
+            <w:tcW w:type="dxa" w:w="5040"/>
+            <w:vAlign w:val="center"/>
+          </w:tcPr>
+          <w:p>
+            <w:pPr>
+              <w:jc w:val="left"/>
+            </w:pPr>
+            <w:r/>
+            <w:r>
+              <w:rPr>
+                <w:b w:val="0"/>
+                <w:color w:val="172033"/>
+                <w:sz w:val="16"/>
+              </w:rPr>
+              <w:t>Matching</w:t>
+            </w:r>
+          </w:p>
+        </w:tc>
+        <w:tc>
+          <w:tcPr>
+            <w:tcW w:type="dxa" w:w="5040"/>
+            <w:vAlign w:val="center"/>
+          </w:tcPr>
+          <w:p>
+            <w:pPr>
+              <w:jc w:val="left"/>
+            </w:pPr>
+            <w:r/>
+            <w:r>
+              <w:rPr>
+                <w:b w:val="0"/>
+                <w:color w:val="172033"/>
+                <w:sz w:val="16"/>
+              </w:rPr>
+              <w:t>Preview comparison, generate detailed report, request optional coaching, retrieve history</w:t>
+            </w:r>
+          </w:p>
+        </w:tc>
+      </w:tr>
+    </w:tbl>
+    <w:p/>
+    <w:p>
+      <w:pPr>
+        <w:pStyle w:val="Heading2"/>
+      </w:pPr>
+      <w:r>
+        <w:t>10.4 Security and Privacy Design</w:t>
+      </w:r>
+    </w:p>
+    <w:p>
+      <w:r>
+        <w:t>Resume content is sensitive. The proposed implementation will:</w:t>
+      </w:r>
+    </w:p>
+    <w:p>
+      <w:pPr>
+        <w:pStyle w:val="ListBullet"/>
+      </w:pPr>
+      <w:r>
+        <w:t>Store API credentials in environment variables rather than source control.</w:t>
+      </w:r>
+    </w:p>
+    <w:p>
+      <w:pPr>
+        <w:pStyle w:val="ListBullet"/>
+      </w:pPr>
+      <w:r>
+        <w:t>Require authentication before users edit private workspace records.</w:t>
+      </w:r>
+    </w:p>
+    <w:p>
+      <w:pPr>
+        <w:pStyle w:val="ListBullet"/>
+      </w:pPr>
+      <w:r>
+        <w:t>Associate saved resumes, reports, alerts, and tracked jobs with the authenticated user.</w:t>
+      </w:r>
+    </w:p>
+    <w:p>
+      <w:pPr>
+        <w:pStyle w:val="ListBullet"/>
+      </w:pPr>
+      <w:r>
+        <w:t>Avoid sending resume text to an AI provider unless the user opts in.</w:t>
+      </w:r>
+    </w:p>
+    <w:p>
+      <w:pPr>
+        <w:pStyle w:val="ListBullet"/>
+      </w:pPr>
+      <w:r>
+        <w:t>Reject unsupported files and limit upload size.</w:t>
+      </w:r>
+    </w:p>
+    <w:p>
+      <w:pPr>
+        <w:pStyle w:val="ListBullet"/>
+      </w:pPr>
+      <w:r>
+        <w:t>Preserve a path for deleting user data.</w:t>
+      </w:r>
+    </w:p>
+    <w:p>
+      <w:pPr>
         <w:pStyle w:val="Heading1"/>
       </w:pPr>
       <w:r>
@@ -2931,6 +6490,323 @@
         <w:t xml:space="preserve">          +----&gt; Add role to application tracker</w:t>
       </w:r>
     </w:p>
+    <w:p>
+      <w:pPr>
+        <w:pStyle w:val="Heading2"/>
+      </w:pPr>
+      <w:r>
+        <w:t>11.1 Alternative and Recovery Flows</w:t>
+      </w:r>
+    </w:p>
+    <w:tbl>
+      <w:tblPr>
+        <w:tblStyle w:val="TableGrid"/>
+        <w:tblW w:type="auto" w:w="0"/>
+        <w:jc w:val="center"/>
+        <w:tblLook w:firstColumn="1" w:firstRow="1" w:lastColumn="0" w:lastRow="0" w:noHBand="0" w:noVBand="1" w:val="04A0"/>
+      </w:tblPr>
+      <w:tblGrid>
+        <w:gridCol w:w="5040"/>
+        <w:gridCol w:w="5040"/>
+      </w:tblGrid>
+      <w:tr>
+        <w:tc>
+          <w:tcPr>
+            <w:tcW w:type="dxa" w:w="5040"/>
+            <w:vAlign w:val="center"/>
+            <w:shd w:fill="ECFDF5"/>
+          </w:tcPr>
+          <w:p>
+            <w:pPr>
+              <w:jc w:val="left"/>
+            </w:pPr>
+            <w:r/>
+            <w:r>
+              <w:rPr>
+                <w:b/>
+                <w:color w:val="172033"/>
+                <w:sz w:val="18"/>
+              </w:rPr>
+              <w:t>Situation</w:t>
+            </w:r>
+          </w:p>
+        </w:tc>
+        <w:tc>
+          <w:tcPr>
+            <w:tcW w:type="dxa" w:w="5040"/>
+            <w:vAlign w:val="center"/>
+            <w:shd w:fill="ECFDF5"/>
+          </w:tcPr>
+          <w:p>
+            <w:pPr>
+              <w:jc w:val="left"/>
+            </w:pPr>
+            <w:r/>
+            <w:r>
+              <w:rPr>
+                <w:b/>
+                <w:color w:val="172033"/>
+                <w:sz w:val="18"/>
+              </w:rPr>
+              <w:t>Proposed Recovery</w:t>
+            </w:r>
+          </w:p>
+        </w:tc>
+      </w:tr>
+      <w:tr>
+        <w:tc>
+          <w:tcPr>
+            <w:tcW w:type="dxa" w:w="5040"/>
+            <w:vAlign w:val="center"/>
+          </w:tcPr>
+          <w:p>
+            <w:pPr>
+              <w:jc w:val="left"/>
+            </w:pPr>
+            <w:r/>
+            <w:r>
+              <w:rPr>
+                <w:b w:val="0"/>
+                <w:color w:val="172033"/>
+                <w:sz w:val="16"/>
+              </w:rPr>
+              <w:t>Resume extraction is incomplete</w:t>
+            </w:r>
+          </w:p>
+        </w:tc>
+        <w:tc>
+          <w:tcPr>
+            <w:tcW w:type="dxa" w:w="5040"/>
+            <w:vAlign w:val="center"/>
+          </w:tcPr>
+          <w:p>
+            <w:pPr>
+              <w:jc w:val="left"/>
+            </w:pPr>
+            <w:r/>
+            <w:r>
+              <w:rPr>
+                <w:b w:val="0"/>
+                <w:color w:val="172033"/>
+                <w:sz w:val="16"/>
+              </w:rPr>
+              <w:t>User reviews and edits the extracted text or pastes content manually.</w:t>
+            </w:r>
+          </w:p>
+        </w:tc>
+      </w:tr>
+      <w:tr>
+        <w:tc>
+          <w:tcPr>
+            <w:tcW w:type="dxa" w:w="5040"/>
+            <w:vAlign w:val="center"/>
+          </w:tcPr>
+          <w:p>
+            <w:pPr>
+              <w:jc w:val="left"/>
+            </w:pPr>
+            <w:r/>
+            <w:r>
+              <w:rPr>
+                <w:b w:val="0"/>
+                <w:color w:val="172033"/>
+                <w:sz w:val="16"/>
+              </w:rPr>
+              <w:t>Job provider is unavailable</w:t>
+            </w:r>
+          </w:p>
+        </w:tc>
+        <w:tc>
+          <w:tcPr>
+            <w:tcW w:type="dxa" w:w="5040"/>
+            <w:vAlign w:val="center"/>
+          </w:tcPr>
+          <w:p>
+            <w:pPr>
+              <w:jc w:val="left"/>
+            </w:pPr>
+            <w:r/>
+            <w:r>
+              <w:rPr>
+                <w:b w:val="0"/>
+                <w:color w:val="172033"/>
+                <w:sz w:val="16"/>
+              </w:rPr>
+              <w:t>Use another accessible provider, local sample data, URL import, or manual description input.</w:t>
+            </w:r>
+          </w:p>
+        </w:tc>
+      </w:tr>
+      <w:tr>
+        <w:tc>
+          <w:tcPr>
+            <w:tcW w:type="dxa" w:w="5040"/>
+            <w:vAlign w:val="center"/>
+          </w:tcPr>
+          <w:p>
+            <w:pPr>
+              <w:jc w:val="left"/>
+            </w:pPr>
+            <w:r/>
+            <w:r>
+              <w:rPr>
+                <w:b w:val="0"/>
+                <w:color w:val="172033"/>
+                <w:sz w:val="16"/>
+              </w:rPr>
+              <w:t>Job result contains only an excerpt</w:t>
+            </w:r>
+          </w:p>
+        </w:tc>
+        <w:tc>
+          <w:tcPr>
+            <w:tcW w:type="dxa" w:w="5040"/>
+            <w:vAlign w:val="center"/>
+          </w:tcPr>
+          <w:p>
+            <w:pPr>
+              <w:jc w:val="left"/>
+            </w:pPr>
+            <w:r/>
+            <w:r>
+              <w:rPr>
+                <w:b w:val="0"/>
+                <w:color w:val="172033"/>
+                <w:sz w:val="16"/>
+              </w:rPr>
+              <w:t>Warn the user and request the complete description for a more reliable report.</w:t>
+            </w:r>
+          </w:p>
+        </w:tc>
+      </w:tr>
+      <w:tr>
+        <w:tc>
+          <w:tcPr>
+            <w:tcW w:type="dxa" w:w="5040"/>
+            <w:vAlign w:val="center"/>
+          </w:tcPr>
+          <w:p>
+            <w:pPr>
+              <w:jc w:val="left"/>
+            </w:pPr>
+            <w:r/>
+            <w:r>
+              <w:rPr>
+                <w:b w:val="0"/>
+                <w:color w:val="172033"/>
+                <w:sz w:val="16"/>
+              </w:rPr>
+              <w:t>No resume is loaded</w:t>
+            </w:r>
+          </w:p>
+        </w:tc>
+        <w:tc>
+          <w:tcPr>
+            <w:tcW w:type="dxa" w:w="5040"/>
+            <w:vAlign w:val="center"/>
+          </w:tcPr>
+          <w:p>
+            <w:pPr>
+              <w:jc w:val="left"/>
+            </w:pPr>
+            <w:r/>
+            <w:r>
+              <w:rPr>
+                <w:b w:val="0"/>
+                <w:color w:val="172033"/>
+                <w:sz w:val="16"/>
+              </w:rPr>
+              <w:t>Guide the user back to the resume workspace before comparison.</w:t>
+            </w:r>
+          </w:p>
+        </w:tc>
+      </w:tr>
+      <w:tr>
+        <w:tc>
+          <w:tcPr>
+            <w:tcW w:type="dxa" w:w="5040"/>
+            <w:vAlign w:val="center"/>
+          </w:tcPr>
+          <w:p>
+            <w:pPr>
+              <w:jc w:val="left"/>
+            </w:pPr>
+            <w:r/>
+            <w:r>
+              <w:rPr>
+                <w:b w:val="0"/>
+                <w:color w:val="172033"/>
+                <w:sz w:val="16"/>
+              </w:rPr>
+              <w:t>AI provider is not configured</w:t>
+            </w:r>
+          </w:p>
+        </w:tc>
+        <w:tc>
+          <w:tcPr>
+            <w:tcW w:type="dxa" w:w="5040"/>
+            <w:vAlign w:val="center"/>
+          </w:tcPr>
+          <w:p>
+            <w:pPr>
+              <w:jc w:val="left"/>
+            </w:pPr>
+            <w:r/>
+            <w:r>
+              <w:rPr>
+                <w:b w:val="0"/>
+                <w:color w:val="172033"/>
+                <w:sz w:val="16"/>
+              </w:rPr>
+              <w:t>Keep deterministic reporting available and explain that coaching is optional.</w:t>
+            </w:r>
+          </w:p>
+        </w:tc>
+      </w:tr>
+      <w:tr>
+        <w:tc>
+          <w:tcPr>
+            <w:tcW w:type="dxa" w:w="5040"/>
+            <w:vAlign w:val="center"/>
+          </w:tcPr>
+          <w:p>
+            <w:pPr>
+              <w:jc w:val="left"/>
+            </w:pPr>
+            <w:r/>
+            <w:r>
+              <w:rPr>
+                <w:b w:val="0"/>
+                <w:color w:val="172033"/>
+                <w:sz w:val="16"/>
+              </w:rPr>
+              <w:t>User is not signed in</w:t>
+            </w:r>
+          </w:p>
+        </w:tc>
+        <w:tc>
+          <w:tcPr>
+            <w:tcW w:type="dxa" w:w="5040"/>
+            <w:vAlign w:val="center"/>
+          </w:tcPr>
+          <w:p>
+            <w:pPr>
+              <w:jc w:val="left"/>
+            </w:pPr>
+            <w:r/>
+            <w:r>
+              <w:rPr>
+                <w:b w:val="0"/>
+                <w:color w:val="172033"/>
+                <w:sz w:val="16"/>
+              </w:rPr>
+              <w:t>Allow public exploration where appropriate and request sign-in before saving private records.</w:t>
+            </w:r>
+          </w:p>
+        </w:tc>
+      </w:tr>
+    </w:tbl>
+    <w:p/>
     <w:p>
       <w:pPr>
         <w:pStyle w:val="Heading1"/>
@@ -3054,6 +6930,165 @@
     </w:p>
     <w:p>
       <w:pPr>
+        <w:pStyle w:val="Heading2"/>
+      </w:pPr>
+      <w:r>
+        <w:t>12.5 Proposed Score Presentation</w:t>
+      </w:r>
+    </w:p>
+    <w:p>
+      <w:r>
+        <w:t>Two related scores will be presented:</w:t>
+      </w:r>
+    </w:p>
+    <w:tbl>
+      <w:tblPr>
+        <w:tblStyle w:val="TableGrid"/>
+        <w:tblW w:type="auto" w:w="0"/>
+        <w:jc w:val="center"/>
+        <w:tblLook w:firstColumn="1" w:firstRow="1" w:lastColumn="0" w:lastRow="0" w:noHBand="0" w:noVBand="1" w:val="04A0"/>
+      </w:tblPr>
+      <w:tblGrid>
+        <w:gridCol w:w="5040"/>
+        <w:gridCol w:w="5040"/>
+      </w:tblGrid>
+      <w:tr>
+        <w:tc>
+          <w:tcPr>
+            <w:tcW w:type="dxa" w:w="5040"/>
+            <w:vAlign w:val="center"/>
+            <w:shd w:fill="ECFDF5"/>
+          </w:tcPr>
+          <w:p>
+            <w:pPr>
+              <w:jc w:val="left"/>
+            </w:pPr>
+            <w:r/>
+            <w:r>
+              <w:rPr>
+                <w:b/>
+                <w:color w:val="172033"/>
+                <w:sz w:val="18"/>
+              </w:rPr>
+              <w:t>Score</w:t>
+            </w:r>
+          </w:p>
+        </w:tc>
+        <w:tc>
+          <w:tcPr>
+            <w:tcW w:type="dxa" w:w="5040"/>
+            <w:vAlign w:val="center"/>
+            <w:shd w:fill="ECFDF5"/>
+          </w:tcPr>
+          <w:p>
+            <w:pPr>
+              <w:jc w:val="left"/>
+            </w:pPr>
+            <w:r/>
+            <w:r>
+              <w:rPr>
+                <w:b/>
+                <w:color w:val="172033"/>
+                <w:sz w:val="18"/>
+              </w:rPr>
+              <w:t>Meaning</w:t>
+            </w:r>
+          </w:p>
+        </w:tc>
+      </w:tr>
+      <w:tr>
+        <w:tc>
+          <w:tcPr>
+            <w:tcW w:type="dxa" w:w="5040"/>
+            <w:vAlign w:val="center"/>
+          </w:tcPr>
+          <w:p>
+            <w:pPr>
+              <w:jc w:val="left"/>
+            </w:pPr>
+            <w:r/>
+            <w:r>
+              <w:rPr>
+                <w:b w:val="0"/>
+                <w:color w:val="172033"/>
+                <w:sz w:val="16"/>
+              </w:rPr>
+              <w:t>Match score</w:t>
+            </w:r>
+          </w:p>
+        </w:tc>
+        <w:tc>
+          <w:tcPr>
+            <w:tcW w:type="dxa" w:w="5040"/>
+            <w:vAlign w:val="center"/>
+          </w:tcPr>
+          <w:p>
+            <w:pPr>
+              <w:jc w:val="left"/>
+            </w:pPr>
+            <w:r/>
+            <w:r>
+              <w:rPr>
+                <w:b w:val="0"/>
+                <w:color w:val="172033"/>
+                <w:sz w:val="16"/>
+              </w:rPr>
+              <w:t>How strongly the resume text supports the selected posting requirements</w:t>
+            </w:r>
+          </w:p>
+        </w:tc>
+      </w:tr>
+      <w:tr>
+        <w:tc>
+          <w:tcPr>
+            <w:tcW w:type="dxa" w:w="5040"/>
+            <w:vAlign w:val="center"/>
+          </w:tcPr>
+          <w:p>
+            <w:pPr>
+              <w:jc w:val="left"/>
+            </w:pPr>
+            <w:r/>
+            <w:r>
+              <w:rPr>
+                <w:b w:val="0"/>
+                <w:color w:val="172033"/>
+                <w:sz w:val="16"/>
+              </w:rPr>
+              <w:t>Readiness score</w:t>
+            </w:r>
+          </w:p>
+        </w:tc>
+        <w:tc>
+          <w:tcPr>
+            <w:tcW w:type="dxa" w:w="5040"/>
+            <w:vAlign w:val="center"/>
+          </w:tcPr>
+          <w:p>
+            <w:pPr>
+              <w:jc w:val="left"/>
+            </w:pPr>
+            <w:r/>
+            <w:r>
+              <w:rPr>
+                <w:b w:val="0"/>
+                <w:color w:val="172033"/>
+                <w:sz w:val="16"/>
+              </w:rPr>
+              <w:t>Match score combined with ATS-oriented resume preparation</w:t>
+            </w:r>
+          </w:p>
+        </w:tc>
+      </w:tr>
+    </w:tbl>
+    <w:p/>
+    <w:p>
+      <w:r>
+        <w:t>The interface will avoid presenting either score as a prediction of receiving an interview. A short explanation will accompany low, medium, and strong alignment ranges.</w:t>
+      </w:r>
+    </w:p>
+    <w:p>
+      <w:pPr>
         <w:pStyle w:val="Heading1"/>
       </w:pPr>
       <w:r>
@@ -4119,6 +8154,281 @@
                 <w:sz w:val="16"/>
               </w:rPr>
               <w:t>Test, calibrate, document, and prepare the final presentation</w:t>
+            </w:r>
+          </w:p>
+        </w:tc>
+      </w:tr>
+    </w:tbl>
+    <w:p/>
+    <w:p>
+      <w:pPr>
+        <w:pStyle w:val="Heading2"/>
+      </w:pPr>
+      <w:r>
+        <w:t>14.1 Planned Deliverables</w:t>
+      </w:r>
+    </w:p>
+    <w:tbl>
+      <w:tblPr>
+        <w:tblStyle w:val="TableGrid"/>
+        <w:tblW w:type="auto" w:w="0"/>
+        <w:jc w:val="center"/>
+        <w:tblLook w:firstColumn="1" w:firstRow="1" w:lastColumn="0" w:lastRow="0" w:noHBand="0" w:noVBand="1" w:val="04A0"/>
+      </w:tblPr>
+      <w:tblGrid>
+        <w:gridCol w:w="5040"/>
+        <w:gridCol w:w="5040"/>
+      </w:tblGrid>
+      <w:tr>
+        <w:tc>
+          <w:tcPr>
+            <w:tcW w:type="dxa" w:w="5040"/>
+            <w:vAlign w:val="center"/>
+            <w:shd w:fill="ECFDF5"/>
+          </w:tcPr>
+          <w:p>
+            <w:pPr>
+              <w:jc w:val="left"/>
+            </w:pPr>
+            <w:r/>
+            <w:r>
+              <w:rPr>
+                <w:b/>
+                <w:color w:val="172033"/>
+                <w:sz w:val="18"/>
+              </w:rPr>
+              <w:t>Milestone</w:t>
+            </w:r>
+          </w:p>
+        </w:tc>
+        <w:tc>
+          <w:tcPr>
+            <w:tcW w:type="dxa" w:w="5040"/>
+            <w:vAlign w:val="center"/>
+            <w:shd w:fill="ECFDF5"/>
+          </w:tcPr>
+          <w:p>
+            <w:pPr>
+              <w:jc w:val="left"/>
+            </w:pPr>
+            <w:r/>
+            <w:r>
+              <w:rPr>
+                <w:b/>
+                <w:color w:val="172033"/>
+                <w:sz w:val="18"/>
+              </w:rPr>
+              <w:t>Deliverable</w:t>
+            </w:r>
+          </w:p>
+        </w:tc>
+      </w:tr>
+      <w:tr>
+        <w:tc>
+          <w:tcPr>
+            <w:tcW w:type="dxa" w:w="5040"/>
+            <w:vAlign w:val="center"/>
+          </w:tcPr>
+          <w:p>
+            <w:pPr>
+              <w:jc w:val="left"/>
+            </w:pPr>
+            <w:r/>
+            <w:r>
+              <w:rPr>
+                <w:b w:val="0"/>
+                <w:color w:val="172033"/>
+                <w:sz w:val="16"/>
+              </w:rPr>
+              <w:t>Midterm design review</w:t>
+            </w:r>
+          </w:p>
+        </w:tc>
+        <w:tc>
+          <w:tcPr>
+            <w:tcW w:type="dxa" w:w="5040"/>
+            <w:vAlign w:val="center"/>
+          </w:tcPr>
+          <w:p>
+            <w:pPr>
+              <w:jc w:val="left"/>
+            </w:pPr>
+            <w:r/>
+            <w:r>
+              <w:rPr>
+                <w:b w:val="0"/>
+                <w:color w:val="172033"/>
+                <w:sz w:val="16"/>
+              </w:rPr>
+              <w:t>Problem definition, related-platform review, requirements, mockups, diagrams, workflow, and evaluation plan</w:t>
+            </w:r>
+          </w:p>
+        </w:tc>
+      </w:tr>
+      <w:tr>
+        <w:tc>
+          <w:tcPr>
+            <w:tcW w:type="dxa" w:w="5040"/>
+            <w:vAlign w:val="center"/>
+          </w:tcPr>
+          <w:p>
+            <w:pPr>
+              <w:jc w:val="left"/>
+            </w:pPr>
+            <w:r/>
+            <w:r>
+              <w:rPr>
+                <w:b w:val="0"/>
+                <w:color w:val="172033"/>
+                <w:sz w:val="16"/>
+              </w:rPr>
+              <w:t>Prototype foundation</w:t>
+            </w:r>
+          </w:p>
+        </w:tc>
+        <w:tc>
+          <w:tcPr>
+            <w:tcW w:type="dxa" w:w="5040"/>
+            <w:vAlign w:val="center"/>
+          </w:tcPr>
+          <w:p>
+            <w:pPr>
+              <w:jc w:val="left"/>
+            </w:pPr>
+            <w:r/>
+            <w:r>
+              <w:rPr>
+                <w:b w:val="0"/>
+                <w:color w:val="172033"/>
+                <w:sz w:val="16"/>
+              </w:rPr>
+              <w:t>Account, profile, resume workspace, and initial navigation</w:t>
+            </w:r>
+          </w:p>
+        </w:tc>
+      </w:tr>
+      <w:tr>
+        <w:tc>
+          <w:tcPr>
+            <w:tcW w:type="dxa" w:w="5040"/>
+            <w:vAlign w:val="center"/>
+          </w:tcPr>
+          <w:p>
+            <w:pPr>
+              <w:jc w:val="left"/>
+            </w:pPr>
+            <w:r/>
+            <w:r>
+              <w:rPr>
+                <w:b w:val="0"/>
+                <w:color w:val="172033"/>
+                <w:sz w:val="16"/>
+              </w:rPr>
+              <w:t>Matching prototype</w:t>
+            </w:r>
+          </w:p>
+        </w:tc>
+        <w:tc>
+          <w:tcPr>
+            <w:tcW w:type="dxa" w:w="5040"/>
+            <w:vAlign w:val="center"/>
+          </w:tcPr>
+          <w:p>
+            <w:pPr>
+              <w:jc w:val="left"/>
+            </w:pPr>
+            <w:r/>
+            <w:r>
+              <w:rPr>
+                <w:b w:val="0"/>
+                <w:color w:val="172033"/>
+                <w:sz w:val="16"/>
+              </w:rPr>
+              <w:t>Job input, extraction, lexical comparison, scores, and explainable requirement mapping</w:t>
+            </w:r>
+          </w:p>
+        </w:tc>
+      </w:tr>
+      <w:tr>
+        <w:tc>
+          <w:tcPr>
+            <w:tcW w:type="dxa" w:w="5040"/>
+            <w:vAlign w:val="center"/>
+          </w:tcPr>
+          <w:p>
+            <w:pPr>
+              <w:jc w:val="left"/>
+            </w:pPr>
+            <w:r/>
+            <w:r>
+              <w:rPr>
+                <w:b w:val="0"/>
+                <w:color w:val="172033"/>
+                <w:sz w:val="16"/>
+              </w:rPr>
+              <w:t>Extended workflow</w:t>
+            </w:r>
+          </w:p>
+        </w:tc>
+        <w:tc>
+          <w:tcPr>
+            <w:tcW w:type="dxa" w:w="5040"/>
+            <w:vAlign w:val="center"/>
+          </w:tcPr>
+          <w:p>
+            <w:pPr>
+              <w:jc w:val="left"/>
+            </w:pPr>
+            <w:r/>
+            <w:r>
+              <w:rPr>
+                <w:b w:val="0"/>
+                <w:color w:val="172033"/>
+                <w:sz w:val="16"/>
+              </w:rPr>
+              <w:t>Job-provider integration, role insights, tracker, ATS checks, and optional AI coaching</w:t>
+            </w:r>
+          </w:p>
+        </w:tc>
+      </w:tr>
+      <w:tr>
+        <w:tc>
+          <w:tcPr>
+            <w:tcW w:type="dxa" w:w="5040"/>
+            <w:vAlign w:val="center"/>
+          </w:tcPr>
+          <w:p>
+            <w:pPr>
+              <w:jc w:val="left"/>
+            </w:pPr>
+            <w:r/>
+            <w:r>
+              <w:rPr>
+                <w:b w:val="0"/>
+                <w:color w:val="172033"/>
+                <w:sz w:val="16"/>
+              </w:rPr>
+              <w:t>Final review</w:t>
+            </w:r>
+          </w:p>
+        </w:tc>
+        <w:tc>
+          <w:tcPr>
+            <w:tcW w:type="dxa" w:w="5040"/>
+            <w:vAlign w:val="center"/>
+          </w:tcPr>
+          <w:p>
+            <w:pPr>
+              <w:jc w:val="left"/>
+            </w:pPr>
+            <w:r/>
+            <w:r>
+              <w:rPr>
+                <w:b w:val="0"/>
+                <w:color w:val="172033"/>
+                <w:sz w:val="16"/>
+              </w:rPr>
+              <w:t>Automated tests, evaluation results, screenshots, limitations, final report, and presentation</w:t>
             </w:r>
           </w:p>
         </w:tc>
@@ -4304,6 +8614,286 @@
     </w:p>
     <w:p>
       <w:pPr>
+        <w:pStyle w:val="Heading2"/>
+      </w:pPr>
+      <w:r>
+        <w:t>15.4 Usability Evaluation</w:t>
+      </w:r>
+    </w:p>
+    <w:p>
+      <w:r>
+        <w:t>The prototype will be reviewed using task-based scenarios:</w:t>
+      </w:r>
+    </w:p>
+    <w:tbl>
+      <w:tblPr>
+        <w:tblStyle w:val="TableGrid"/>
+        <w:tblW w:type="auto" w:w="0"/>
+        <w:jc w:val="center"/>
+        <w:tblLook w:firstColumn="1" w:firstRow="1" w:lastColumn="0" w:lastRow="0" w:noHBand="0" w:noVBand="1" w:val="04A0"/>
+      </w:tblPr>
+      <w:tblGrid>
+        <w:gridCol w:w="5040"/>
+        <w:gridCol w:w="5040"/>
+      </w:tblGrid>
+      <w:tr>
+        <w:tc>
+          <w:tcPr>
+            <w:tcW w:type="dxa" w:w="5040"/>
+            <w:vAlign w:val="center"/>
+            <w:shd w:fill="ECFDF5"/>
+          </w:tcPr>
+          <w:p>
+            <w:pPr>
+              <w:jc w:val="left"/>
+            </w:pPr>
+            <w:r/>
+            <w:r>
+              <w:rPr>
+                <w:b/>
+                <w:color w:val="172033"/>
+                <w:sz w:val="18"/>
+              </w:rPr>
+              <w:t>Scenario</w:t>
+            </w:r>
+          </w:p>
+        </w:tc>
+        <w:tc>
+          <w:tcPr>
+            <w:tcW w:type="dxa" w:w="5040"/>
+            <w:vAlign w:val="center"/>
+            <w:shd w:fill="ECFDF5"/>
+          </w:tcPr>
+          <w:p>
+            <w:pPr>
+              <w:jc w:val="left"/>
+            </w:pPr>
+            <w:r/>
+            <w:r>
+              <w:rPr>
+                <w:b/>
+                <w:color w:val="172033"/>
+                <w:sz w:val="18"/>
+              </w:rPr>
+              <w:t>Success Condition</w:t>
+            </w:r>
+          </w:p>
+        </w:tc>
+      </w:tr>
+      <w:tr>
+        <w:tc>
+          <w:tcPr>
+            <w:tcW w:type="dxa" w:w="5040"/>
+            <w:vAlign w:val="center"/>
+          </w:tcPr>
+          <w:p>
+            <w:pPr>
+              <w:jc w:val="left"/>
+            </w:pPr>
+            <w:r/>
+            <w:r>
+              <w:rPr>
+                <w:b w:val="0"/>
+                <w:color w:val="172033"/>
+                <w:sz w:val="16"/>
+              </w:rPr>
+              <w:t>Upload and inspect a resume</w:t>
+            </w:r>
+          </w:p>
+        </w:tc>
+        <w:tc>
+          <w:tcPr>
+            <w:tcW w:type="dxa" w:w="5040"/>
+            <w:vAlign w:val="center"/>
+          </w:tcPr>
+          <w:p>
+            <w:pPr>
+              <w:jc w:val="left"/>
+            </w:pPr>
+            <w:r/>
+            <w:r>
+              <w:rPr>
+                <w:b w:val="0"/>
+                <w:color w:val="172033"/>
+                <w:sz w:val="16"/>
+              </w:rPr>
+              <w:t>User can correct text and understand whether the document is ready to compare.</w:t>
+            </w:r>
+          </w:p>
+        </w:tc>
+      </w:tr>
+      <w:tr>
+        <w:tc>
+          <w:tcPr>
+            <w:tcW w:type="dxa" w:w="5040"/>
+            <w:vAlign w:val="center"/>
+          </w:tcPr>
+          <w:p>
+            <w:pPr>
+              <w:jc w:val="left"/>
+            </w:pPr>
+            <w:r/>
+            <w:r>
+              <w:rPr>
+                <w:b w:val="0"/>
+                <w:color w:val="172033"/>
+                <w:sz w:val="16"/>
+              </w:rPr>
+              <w:t>Search for a target role</w:t>
+            </w:r>
+          </w:p>
+        </w:tc>
+        <w:tc>
+          <w:tcPr>
+            <w:tcW w:type="dxa" w:w="5040"/>
+            <w:vAlign w:val="center"/>
+          </w:tcPr>
+          <w:p>
+            <w:pPr>
+              <w:jc w:val="left"/>
+            </w:pPr>
+            <w:r/>
+            <w:r>
+              <w:rPr>
+                <w:b w:val="0"/>
+                <w:color w:val="172033"/>
+                <w:sz w:val="16"/>
+              </w:rPr>
+              <w:t>User can adjust profile-prefilled fields and apply relevant filters.</w:t>
+            </w:r>
+          </w:p>
+        </w:tc>
+      </w:tr>
+      <w:tr>
+        <w:tc>
+          <w:tcPr>
+            <w:tcW w:type="dxa" w:w="5040"/>
+            <w:vAlign w:val="center"/>
+          </w:tcPr>
+          <w:p>
+            <w:pPr>
+              <w:jc w:val="left"/>
+            </w:pPr>
+            <w:r/>
+            <w:r>
+              <w:rPr>
+                <w:b w:val="0"/>
+                <w:color w:val="172033"/>
+                <w:sz w:val="16"/>
+              </w:rPr>
+              <w:t>Select a posting</w:t>
+            </w:r>
+          </w:p>
+        </w:tc>
+        <w:tc>
+          <w:tcPr>
+            <w:tcW w:type="dxa" w:w="5040"/>
+            <w:vAlign w:val="center"/>
+          </w:tcPr>
+          <w:p>
+            <w:pPr>
+              <w:jc w:val="left"/>
+            </w:pPr>
+            <w:r/>
+            <w:r>
+              <w:rPr>
+                <w:b w:val="0"/>
+                <w:color w:val="172033"/>
+                <w:sz w:val="16"/>
+              </w:rPr>
+              <w:t>User receives a quick comparison or a clear resume-upload prompt.</w:t>
+            </w:r>
+          </w:p>
+        </w:tc>
+      </w:tr>
+      <w:tr>
+        <w:tc>
+          <w:tcPr>
+            <w:tcW w:type="dxa" w:w="5040"/>
+            <w:vAlign w:val="center"/>
+          </w:tcPr>
+          <w:p>
+            <w:pPr>
+              <w:jc w:val="left"/>
+            </w:pPr>
+            <w:r/>
+            <w:r>
+              <w:rPr>
+                <w:b w:val="0"/>
+                <w:color w:val="172033"/>
+                <w:sz w:val="16"/>
+              </w:rPr>
+              <w:t>Interpret a report</w:t>
+            </w:r>
+          </w:p>
+        </w:tc>
+        <w:tc>
+          <w:tcPr>
+            <w:tcW w:type="dxa" w:w="5040"/>
+            <w:vAlign w:val="center"/>
+          </w:tcPr>
+          <w:p>
+            <w:pPr>
+              <w:jc w:val="left"/>
+            </w:pPr>
+            <w:r/>
+            <w:r>
+              <w:rPr>
+                <w:b w:val="0"/>
+                <w:color w:val="172033"/>
+                <w:sz w:val="16"/>
+              </w:rPr>
+              <w:t>User can identify the highest-priority improvement and locate supporting evidence.</w:t>
+            </w:r>
+          </w:p>
+        </w:tc>
+      </w:tr>
+      <w:tr>
+        <w:tc>
+          <w:tcPr>
+            <w:tcW w:type="dxa" w:w="5040"/>
+            <w:vAlign w:val="center"/>
+          </w:tcPr>
+          <w:p>
+            <w:pPr>
+              <w:jc w:val="left"/>
+            </w:pPr>
+            <w:r/>
+            <w:r>
+              <w:rPr>
+                <w:b w:val="0"/>
+                <w:color w:val="172033"/>
+                <w:sz w:val="16"/>
+              </w:rPr>
+              <w:t>Track an application</w:t>
+            </w:r>
+          </w:p>
+        </w:tc>
+        <w:tc>
+          <w:tcPr>
+            <w:tcW w:type="dxa" w:w="5040"/>
+            <w:vAlign w:val="center"/>
+          </w:tcPr>
+          <w:p>
+            <w:pPr>
+              <w:jc w:val="left"/>
+            </w:pPr>
+            <w:r/>
+            <w:r>
+              <w:rPr>
+                <w:b w:val="0"/>
+                <w:color w:val="172033"/>
+                <w:sz w:val="16"/>
+              </w:rPr>
+              <w:t>User can add a role, set its stage, and record a follow-up action.</w:t>
+            </w:r>
+          </w:p>
+        </w:tc>
+      </w:tr>
+    </w:tbl>
+    <w:p/>
+    <w:p>
+      <w:pPr>
         <w:pStyle w:val="Heading1"/>
       </w:pPr>
       <w:r>
@@ -5429,20 +10019,383 @@
         <w:pStyle w:val="Heading1"/>
       </w:pPr>
       <w:r>
-        <w:t>Appendix C: Editable Low-Fidelity Wireframes</w:t>
+        <w:t>Appendix C: Editable Navigation Map</w:t>
       </w:r>
     </w:p>
     <w:p>
       <w:r>
-        <w:t>These low-fidelity wireframes describe the planned prototype before implementation. They are intentionally simple and editable in Word.</w:t>
+        <w:t>Figure C1. Proposed website information architecture. Each item is editable in Word.</w:t>
+      </w:r>
+    </w:p>
+    <w:tbl>
+      <w:tblPr>
+        <w:tblStyle w:val="TableGrid"/>
+        <w:tblW w:type="auto" w:w="0"/>
+        <w:jc w:val="center"/>
+        <w:tblLook w:firstColumn="1" w:firstRow="1" w:lastColumn="0" w:lastRow="0" w:noHBand="0" w:noVBand="1" w:val="04A0"/>
+      </w:tblPr>
+      <w:tblGrid>
+        <w:gridCol w:w="1680"/>
+        <w:gridCol w:w="1680"/>
+        <w:gridCol w:w="1680"/>
+        <w:gridCol w:w="1680"/>
+        <w:gridCol w:w="1680"/>
+        <w:gridCol w:w="1680"/>
+      </w:tblGrid>
+      <w:tr>
+        <w:tc>
+          <w:tcPr>
+            <w:tcW w:type="dxa" w:w="10080"/>
+            <w:gridSpan w:val="6"/>
+            <w:vAlign w:val="center"/>
+            <w:shd w:fill="ECFDF5"/>
+          </w:tcPr>
+          <w:p>
+            <w:pPr>
+              <w:jc w:val="center"/>
+            </w:pPr>
+            <w:r/>
+            <w:r>
+              <w:rPr>
+                <w:b/>
+                <w:color w:val="172033"/>
+                <w:sz w:val="22"/>
+              </w:rPr>
+              <w:t>CareerFit Web Application</w:t>
+            </w:r>
+          </w:p>
+        </w:tc>
+      </w:tr>
+      <w:tr>
+        <w:tc>
+          <w:tcPr>
+            <w:tcW w:type="dxa" w:w="10080"/>
+            <w:gridSpan w:val="6"/>
+            <w:vAlign w:val="center"/>
+          </w:tcPr>
+          <w:p>
+            <w:pPr>
+              <w:jc w:val="center"/>
+            </w:pPr>
+            <w:r/>
+            <w:r>
+              <w:rPr>
+                <w:b/>
+                <w:color w:val="0F766E"/>
+                <w:sz w:val="18"/>
+              </w:rPr>
+              <w:t>Horizontal navigation</w:t>
+            </w:r>
+          </w:p>
+        </w:tc>
+      </w:tr>
+      <w:tr>
+        <w:tc>
+          <w:tcPr>
+            <w:tcW w:type="dxa" w:w="1680"/>
+            <w:vAlign w:val="center"/>
+            <w:shd w:fill="EFF6FF"/>
+          </w:tcPr>
+          <w:p>
+            <w:pPr>
+              <w:jc w:val="center"/>
+            </w:pPr>
+            <w:r/>
+            <w:r>
+              <w:rPr>
+                <w:b/>
+                <w:color w:val="172033"/>
+                <w:sz w:val="18"/>
+              </w:rPr>
+              <w:t>Home</w:t>
+            </w:r>
+          </w:p>
+        </w:tc>
+        <w:tc>
+          <w:tcPr>
+            <w:tcW w:type="dxa" w:w="1680"/>
+            <w:vAlign w:val="center"/>
+            <w:shd w:fill="F8FAFC"/>
+          </w:tcPr>
+          <w:p>
+            <w:pPr>
+              <w:jc w:val="center"/>
+            </w:pPr>
+            <w:r/>
+            <w:r>
+              <w:rPr>
+                <w:b/>
+                <w:color w:val="172033"/>
+                <w:sz w:val="18"/>
+              </w:rPr>
+              <w:t>Profile</w:t>
+            </w:r>
+          </w:p>
+        </w:tc>
+        <w:tc>
+          <w:tcPr>
+            <w:tcW w:type="dxa" w:w="1680"/>
+            <w:vAlign w:val="center"/>
+            <w:shd w:fill="EFF6FF"/>
+          </w:tcPr>
+          <w:p>
+            <w:pPr>
+              <w:jc w:val="center"/>
+            </w:pPr>
+            <w:r/>
+            <w:r>
+              <w:rPr>
+                <w:b/>
+                <w:color w:val="172033"/>
+                <w:sz w:val="18"/>
+              </w:rPr>
+              <w:t>Resume</w:t>
+            </w:r>
+          </w:p>
+        </w:tc>
+        <w:tc>
+          <w:tcPr>
+            <w:tcW w:type="dxa" w:w="1680"/>
+            <w:vAlign w:val="center"/>
+            <w:shd w:fill="F8FAFC"/>
+          </w:tcPr>
+          <w:p>
+            <w:pPr>
+              <w:jc w:val="center"/>
+            </w:pPr>
+            <w:r/>
+            <w:r>
+              <w:rPr>
+                <w:b/>
+                <w:color w:val="172033"/>
+                <w:sz w:val="18"/>
+              </w:rPr>
+              <w:t>Jobs</w:t>
+            </w:r>
+          </w:p>
+        </w:tc>
+        <w:tc>
+          <w:tcPr>
+            <w:tcW w:type="dxa" w:w="1680"/>
+            <w:vAlign w:val="center"/>
+            <w:shd w:fill="EFF6FF"/>
+          </w:tcPr>
+          <w:p>
+            <w:pPr>
+              <w:jc w:val="center"/>
+            </w:pPr>
+            <w:r/>
+            <w:r>
+              <w:rPr>
+                <w:b/>
+                <w:color w:val="172033"/>
+                <w:sz w:val="18"/>
+              </w:rPr>
+              <w:t>Report</w:t>
+            </w:r>
+          </w:p>
+        </w:tc>
+        <w:tc>
+          <w:tcPr>
+            <w:tcW w:type="dxa" w:w="1680"/>
+            <w:vAlign w:val="center"/>
+            <w:shd w:fill="F8FAFC"/>
+          </w:tcPr>
+          <w:p>
+            <w:pPr>
+              <w:jc w:val="center"/>
+            </w:pPr>
+            <w:r/>
+            <w:r>
+              <w:rPr>
+                <w:b/>
+                <w:color w:val="172033"/>
+                <w:sz w:val="18"/>
+              </w:rPr>
+              <w:t>Tracker</w:t>
+            </w:r>
+          </w:p>
+        </w:tc>
+      </w:tr>
+      <w:tr>
+        <w:tc>
+          <w:tcPr>
+            <w:tcW w:type="dxa" w:w="1680"/>
+            <w:vAlign w:val="center"/>
+          </w:tcPr>
+          <w:p>
+            <w:pPr>
+              <w:jc w:val="center"/>
+            </w:pPr>
+            <w:r/>
+            <w:r>
+              <w:rPr>
+                <w:b w:val="0"/>
+                <w:color w:val="172033"/>
+                <w:sz w:val="16"/>
+              </w:rPr>
+              <w:t>Overview</w:t>
+              <w:br/>
+              <w:t>Starting actions</w:t>
+            </w:r>
+          </w:p>
+        </w:tc>
+        <w:tc>
+          <w:tcPr>
+            <w:tcW w:type="dxa" w:w="1680"/>
+            <w:vAlign w:val="center"/>
+          </w:tcPr>
+          <w:p>
+            <w:pPr>
+              <w:jc w:val="center"/>
+            </w:pPr>
+            <w:r/>
+            <w:r>
+              <w:rPr>
+                <w:b w:val="0"/>
+                <w:color w:val="172033"/>
+                <w:sz w:val="16"/>
+              </w:rPr>
+              <w:t>Preferences</w:t>
+              <w:br/>
+              <w:t>Autofill data</w:t>
+            </w:r>
+          </w:p>
+        </w:tc>
+        <w:tc>
+          <w:tcPr>
+            <w:tcW w:type="dxa" w:w="1680"/>
+            <w:vAlign w:val="center"/>
+          </w:tcPr>
+          <w:p>
+            <w:pPr>
+              <w:jc w:val="center"/>
+            </w:pPr>
+            <w:r/>
+            <w:r>
+              <w:rPr>
+                <w:b w:val="0"/>
+                <w:color w:val="172033"/>
+                <w:sz w:val="16"/>
+              </w:rPr>
+              <w:t>Upload</w:t>
+              <w:br/>
+              <w:t>Edit</w:t>
+              <w:br/>
+              <w:t>Save versions</w:t>
+            </w:r>
+          </w:p>
+        </w:tc>
+        <w:tc>
+          <w:tcPr>
+            <w:tcW w:type="dxa" w:w="1680"/>
+            <w:vAlign w:val="center"/>
+          </w:tcPr>
+          <w:p>
+            <w:pPr>
+              <w:jc w:val="center"/>
+            </w:pPr>
+            <w:r/>
+            <w:r>
+              <w:rPr>
+                <w:b w:val="0"/>
+                <w:color w:val="172033"/>
+                <w:sz w:val="16"/>
+              </w:rPr>
+              <w:t>Search</w:t>
+              <w:br/>
+              <w:t>Import</w:t>
+              <w:br/>
+              <w:t>Quick compare</w:t>
+            </w:r>
+          </w:p>
+        </w:tc>
+        <w:tc>
+          <w:tcPr>
+            <w:tcW w:type="dxa" w:w="1680"/>
+            <w:vAlign w:val="center"/>
+          </w:tcPr>
+          <w:p>
+            <w:pPr>
+              <w:jc w:val="center"/>
+            </w:pPr>
+            <w:r/>
+            <w:r>
+              <w:rPr>
+                <w:b w:val="0"/>
+                <w:color w:val="172033"/>
+                <w:sz w:val="16"/>
+              </w:rPr>
+              <w:t>Scores</w:t>
+              <w:br/>
+              <w:t>Evidence</w:t>
+              <w:br/>
+              <w:t>Improve</w:t>
+            </w:r>
+          </w:p>
+        </w:tc>
+        <w:tc>
+          <w:tcPr>
+            <w:tcW w:type="dxa" w:w="1680"/>
+            <w:vAlign w:val="center"/>
+          </w:tcPr>
+          <w:p>
+            <w:pPr>
+              <w:jc w:val="center"/>
+            </w:pPr>
+            <w:r/>
+            <w:r>
+              <w:rPr>
+                <w:b w:val="0"/>
+                <w:color w:val="172033"/>
+                <w:sz w:val="16"/>
+              </w:rPr>
+              <w:t>Stages</w:t>
+              <w:br/>
+              <w:t>Tasks</w:t>
+              <w:br/>
+              <w:t>Follow-ups</w:t>
+            </w:r>
+          </w:p>
+        </w:tc>
+      </w:tr>
+      <w:tr>
+        <w:tc>
+          <w:tcPr>
+            <w:tcW w:type="dxa" w:w="10080"/>
+            <w:gridSpan w:val="6"/>
+            <w:vAlign w:val="center"/>
+            <w:shd w:fill="FFFBEB"/>
+          </w:tcPr>
+          <w:p>
+            <w:pPr>
+              <w:jc w:val="center"/>
+            </w:pPr>
+            <w:r/>
+            <w:r>
+              <w:rPr>
+                <w:b w:val="0"/>
+                <w:color w:val="172033"/>
+                <w:sz w:val="16"/>
+              </w:rPr>
+              <w:t>Public entry points: Home and authentication | Private workspace records: profile, resume versions, reports, and tracked jobs</w:t>
+            </w:r>
+          </w:p>
+        </w:tc>
+      </w:tr>
+    </w:tbl>
+    <w:p/>
+    <w:p>
+      <w:pPr>
+        <w:pStyle w:val="Heading1"/>
+      </w:pPr>
+      <w:r>
+        <w:t>Appendix D: Editable Data Model</w:t>
       </w:r>
     </w:p>
     <w:p>
-      <w:pPr>
-        <w:pStyle w:val="Heading2"/>
-      </w:pPr>
       <w:r>
-        <w:t>Figure C1. Home Page</w:t>
+        <w:t>Figure D1. Proposed CareerFit data relationships. The model is editable in Word.</w:t>
       </w:r>
     </w:p>
     <w:tbl>
@@ -5462,7 +10415,7 @@
           <w:tcPr>
             <w:tcW w:type="dxa" w:w="3360"/>
             <w:vAlign w:val="center"/>
-            <w:shd w:fill="ECFDF5"/>
+            <w:shd w:fill="EFF6FF"/>
           </w:tcPr>
           <w:p>
             <w:pPr>
@@ -5473,9 +10426,9 @@
               <w:rPr>
                 <w:b/>
                 <w:color w:val="172033"/>
-                <w:sz w:val="16"/>
-              </w:rPr>
-              <w:t>CareerFit logo | Home | Profile | Resume | Jobs | Report | Tracker</w:t>
+                <w:sz w:val="18"/>
+              </w:rPr>
+              <w:t>User</w:t>
             </w:r>
           </w:p>
         </w:tc>
@@ -5483,19 +10436,19 @@
           <w:tcPr>
             <w:tcW w:type="dxa" w:w="3360"/>
             <w:vAlign w:val="center"/>
-            <w:shd w:fill="ECFDF5"/>
-          </w:tcPr>
-          <w:p>
-            <w:pPr>
-              <w:jc w:val="left"/>
-            </w:pPr>
-            <w:r/>
-            <w:r>
-              <w:rPr>
-                <w:b/>
-                <w:color w:val="172033"/>
-                <w:sz w:val="16"/>
-              </w:rPr>
+          </w:tcPr>
+          <w:p>
+            <w:pPr>
+              <w:jc w:val="center"/>
+            </w:pPr>
+            <w:r/>
+            <w:r>
+              <w:rPr>
+                <w:b w:val="0"/>
+                <w:color w:val="0F766E"/>
+                <w:sz w:val="16"/>
+              </w:rPr>
+              <w:t>1</w:t>
             </w:r>
           </w:p>
         </w:tc>
@@ -5503,20 +10456,19 @@
           <w:tcPr>
             <w:tcW w:type="dxa" w:w="3360"/>
             <w:vAlign w:val="center"/>
-            <w:shd w:fill="ECFDF5"/>
-          </w:tcPr>
-          <w:p>
-            <w:pPr>
-              <w:jc w:val="left"/>
-            </w:pPr>
-            <w:r/>
-            <w:r>
-              <w:rPr>
-                <w:b/>
-                <w:color w:val="172033"/>
-                <w:sz w:val="16"/>
-              </w:rPr>
-              <w:t>Login / Sign up</w:t>
+          </w:tcPr>
+          <w:p>
+            <w:pPr>
+              <w:jc w:val="left"/>
+            </w:pPr>
+            <w:r/>
+            <w:r>
+              <w:rPr>
+                <w:b w:val="0"/>
+                <w:color w:val="172033"/>
+                <w:sz w:val="16"/>
+              </w:rPr>
+              <w:t>Authentication identity</w:t>
             </w:r>
           </w:p>
         </w:tc>
@@ -5526,20 +10478,20 @@
           <w:tcPr>
             <w:tcW w:type="dxa" w:w="3360"/>
             <w:vAlign w:val="center"/>
-            <w:shd w:fill="F8FAFC"/>
-          </w:tcPr>
-          <w:p>
-            <w:pPr>
-              <w:jc w:val="left"/>
-            </w:pPr>
-            <w:r/>
-            <w:r>
-              <w:rPr>
-                <w:b w:val="0"/>
-                <w:color w:val="172033"/>
-                <w:sz w:val="16"/>
-              </w:rPr>
-              <w:t>Headline: Find jobs that fit your experience</w:t>
+            <w:shd w:fill="ECFDF5"/>
+          </w:tcPr>
+          <w:p>
+            <w:pPr>
+              <w:jc w:val="left"/>
+            </w:pPr>
+            <w:r/>
+            <w:r>
+              <w:rPr>
+                <w:b/>
+                <w:color w:val="172033"/>
+                <w:sz w:val="18"/>
+              </w:rPr>
+              <w:t>User Profile</w:t>
             </w:r>
           </w:p>
         </w:tc>
@@ -5547,19 +10499,19 @@
           <w:tcPr>
             <w:tcW w:type="dxa" w:w="3360"/>
             <w:vAlign w:val="center"/>
-            <w:shd w:fill="F8FAFC"/>
-          </w:tcPr>
-          <w:p>
-            <w:pPr>
-              <w:jc w:val="left"/>
-            </w:pPr>
-            <w:r/>
-            <w:r>
-              <w:rPr>
-                <w:b w:val="0"/>
-                <w:color w:val="172033"/>
-                <w:sz w:val="16"/>
-              </w:rPr>
+          </w:tcPr>
+          <w:p>
+            <w:pPr>
+              <w:jc w:val="center"/>
+            </w:pPr>
+            <w:r/>
+            <w:r>
+              <w:rPr>
+                <w:b w:val="0"/>
+                <w:color w:val="0F766E"/>
+                <w:sz w:val="16"/>
+              </w:rPr>
+              <w:t>1:1 with User</w:t>
             </w:r>
           </w:p>
         </w:tc>
@@ -5567,19 +10519,19 @@
           <w:tcPr>
             <w:tcW w:type="dxa" w:w="3360"/>
             <w:vAlign w:val="center"/>
-            <w:shd w:fill="F8FAFC"/>
-          </w:tcPr>
-          <w:p>
-            <w:pPr>
-              <w:jc w:val="left"/>
-            </w:pPr>
-            <w:r/>
-            <w:r>
-              <w:rPr>
-                <w:b w:val="0"/>
-                <w:color w:val="172033"/>
-                <w:sz w:val="16"/>
-              </w:rPr>
+          </w:tcPr>
+          <w:p>
+            <w:pPr>
+              <w:jc w:val="left"/>
+            </w:pPr>
+            <w:r/>
+            <w:r>
+              <w:rPr>
+                <w:b w:val="0"/>
+                <w:color w:val="172033"/>
+                <w:sz w:val="16"/>
+              </w:rPr>
+              <w:t>Preferences and autofill</w:t>
             </w:r>
           </w:p>
         </w:tc>
@@ -5589,20 +10541,20 @@
           <w:tcPr>
             <w:tcW w:type="dxa" w:w="3360"/>
             <w:vAlign w:val="center"/>
-            <w:shd w:fill="F8FAFC"/>
-          </w:tcPr>
-          <w:p>
-            <w:pPr>
-              <w:jc w:val="left"/>
-            </w:pPr>
-            <w:r/>
-            <w:r>
-              <w:rPr>
-                <w:b w:val="0"/>
-                <w:color w:val="172033"/>
-                <w:sz w:val="16"/>
-              </w:rPr>
-              <w:t>Short product value statement</w:t>
+            <w:shd w:fill="EFF6FF"/>
+          </w:tcPr>
+          <w:p>
+            <w:pPr>
+              <w:jc w:val="left"/>
+            </w:pPr>
+            <w:r/>
+            <w:r>
+              <w:rPr>
+                <w:b/>
+                <w:color w:val="172033"/>
+                <w:sz w:val="18"/>
+              </w:rPr>
+              <w:t>Resume</w:t>
             </w:r>
           </w:p>
         </w:tc>
@@ -5610,19 +10562,19 @@
           <w:tcPr>
             <w:tcW w:type="dxa" w:w="3360"/>
             <w:vAlign w:val="center"/>
-            <w:shd w:fill="F8FAFC"/>
-          </w:tcPr>
-          <w:p>
-            <w:pPr>
-              <w:jc w:val="left"/>
-            </w:pPr>
-            <w:r/>
-            <w:r>
-              <w:rPr>
-                <w:b w:val="0"/>
-                <w:color w:val="172033"/>
-                <w:sz w:val="16"/>
-              </w:rPr>
+          </w:tcPr>
+          <w:p>
+            <w:pPr>
+              <w:jc w:val="center"/>
+            </w:pPr>
+            <w:r/>
+            <w:r>
+              <w:rPr>
+                <w:b w:val="0"/>
+                <w:color w:val="0F766E"/>
+                <w:sz w:val="16"/>
+              </w:rPr>
+              <w:t>many per User</w:t>
             </w:r>
           </w:p>
         </w:tc>
@@ -5630,19 +10582,19 @@
           <w:tcPr>
             <w:tcW w:type="dxa" w:w="3360"/>
             <w:vAlign w:val="center"/>
-            <w:shd w:fill="F8FAFC"/>
-          </w:tcPr>
-          <w:p>
-            <w:pPr>
-              <w:jc w:val="left"/>
-            </w:pPr>
-            <w:r/>
-            <w:r>
-              <w:rPr>
-                <w:b w:val="0"/>
-                <w:color w:val="172033"/>
-                <w:sz w:val="16"/>
-              </w:rPr>
+          </w:tcPr>
+          <w:p>
+            <w:pPr>
+              <w:jc w:val="left"/>
+            </w:pPr>
+            <w:r/>
+            <w:r>
+              <w:rPr>
+                <w:b w:val="0"/>
+                <w:color w:val="172033"/>
+                <w:sz w:val="16"/>
+              </w:rPr>
+              <w:t>Editable resume versions</w:t>
             </w:r>
           </w:p>
         </w:tc>
@@ -5652,20 +10604,20 @@
           <w:tcPr>
             <w:tcW w:type="dxa" w:w="3360"/>
             <w:vAlign w:val="center"/>
-            <w:shd w:fill="F8FAFC"/>
-          </w:tcPr>
-          <w:p>
-            <w:pPr>
-              <w:jc w:val="left"/>
-            </w:pPr>
-            <w:r/>
-            <w:r>
-              <w:rPr>
-                <w:b w:val="0"/>
-                <w:color w:val="172033"/>
-                <w:sz w:val="16"/>
-              </w:rPr>
-              <w:t>Check resume fit</w:t>
+            <w:shd w:fill="ECFDF5"/>
+          </w:tcPr>
+          <w:p>
+            <w:pPr>
+              <w:jc w:val="left"/>
+            </w:pPr>
+            <w:r/>
+            <w:r>
+              <w:rPr>
+                <w:b/>
+                <w:color w:val="172033"/>
+                <w:sz w:val="18"/>
+              </w:rPr>
+              <w:t>Match Report</w:t>
             </w:r>
           </w:p>
         </w:tc>
@@ -5673,20 +10625,19 @@
           <w:tcPr>
             <w:tcW w:type="dxa" w:w="3360"/>
             <w:vAlign w:val="center"/>
-            <w:shd w:fill="F8FAFC"/>
-          </w:tcPr>
-          <w:p>
-            <w:pPr>
-              <w:jc w:val="left"/>
-            </w:pPr>
-            <w:r/>
-            <w:r>
-              <w:rPr>
-                <w:b w:val="0"/>
-                <w:color w:val="172033"/>
-                <w:sz w:val="16"/>
-              </w:rPr>
-              <w:t>Search jobs</w:t>
+          </w:tcPr>
+          <w:p>
+            <w:pPr>
+              <w:jc w:val="center"/>
+            </w:pPr>
+            <w:r/>
+            <w:r>
+              <w:rPr>
+                <w:b w:val="0"/>
+                <w:color w:val="0F766E"/>
+                <w:sz w:val="16"/>
+              </w:rPr>
+              <w:t>many per User</w:t>
             </w:r>
           </w:p>
         </w:tc>
@@ -5694,20 +10645,19 @@
           <w:tcPr>
             <w:tcW w:type="dxa" w:w="3360"/>
             <w:vAlign w:val="center"/>
-            <w:shd w:fill="F8FAFC"/>
-          </w:tcPr>
-          <w:p>
-            <w:pPr>
-              <w:jc w:val="left"/>
-            </w:pPr>
-            <w:r/>
-            <w:r>
-              <w:rPr>
-                <w:b w:val="0"/>
-                <w:color w:val="172033"/>
-                <w:sz w:val="16"/>
-              </w:rPr>
-              <w:t>Create account</w:t>
+          </w:tcPr>
+          <w:p>
+            <w:pPr>
+              <w:jc w:val="left"/>
+            </w:pPr>
+            <w:r/>
+            <w:r>
+              <w:rPr>
+                <w:b w:val="0"/>
+                <w:color w:val="172033"/>
+                <w:sz w:val="16"/>
+              </w:rPr>
+              <w:t>Comparison snapshots</w:t>
             </w:r>
           </w:p>
         </w:tc>
@@ -5717,20 +10667,20 @@
           <w:tcPr>
             <w:tcW w:type="dxa" w:w="3360"/>
             <w:vAlign w:val="center"/>
-            <w:shd w:fill="F8FAFC"/>
-          </w:tcPr>
-          <w:p>
-            <w:pPr>
-              <w:jc w:val="left"/>
-            </w:pPr>
-            <w:r/>
-            <w:r>
-              <w:rPr>
-                <w:b w:val="0"/>
-                <w:color w:val="172033"/>
-                <w:sz w:val="16"/>
-              </w:rPr>
-              <w:t>Step 1: Upload resume</w:t>
+            <w:shd w:fill="EFF6FF"/>
+          </w:tcPr>
+          <w:p>
+            <w:pPr>
+              <w:jc w:val="left"/>
+            </w:pPr>
+            <w:r/>
+            <w:r>
+              <w:rPr>
+                <w:b/>
+                <w:color w:val="172033"/>
+                <w:sz w:val="18"/>
+              </w:rPr>
+              <w:t>Job Description</w:t>
             </w:r>
           </w:p>
         </w:tc>
@@ -5738,20 +10688,19 @@
           <w:tcPr>
             <w:tcW w:type="dxa" w:w="3360"/>
             <w:vAlign w:val="center"/>
-            <w:shd w:fill="F8FAFC"/>
-          </w:tcPr>
-          <w:p>
-            <w:pPr>
-              <w:jc w:val="left"/>
-            </w:pPr>
-            <w:r/>
-            <w:r>
-              <w:rPr>
-                <w:b w:val="0"/>
-                <w:color w:val="172033"/>
-                <w:sz w:val="16"/>
-              </w:rPr>
-              <w:t>Step 2: Choose posting</w:t>
+          </w:tcPr>
+          <w:p>
+            <w:pPr>
+              <w:jc w:val="center"/>
+            </w:pPr>
+            <w:r/>
+            <w:r>
+              <w:rPr>
+                <w:b w:val="0"/>
+                <w:color w:val="0F766E"/>
+                <w:sz w:val="16"/>
+              </w:rPr>
+              <w:t>many per User</w:t>
             </w:r>
           </w:p>
         </w:tc>
@@ -5759,20 +10708,106 @@
           <w:tcPr>
             <w:tcW w:type="dxa" w:w="3360"/>
             <w:vAlign w:val="center"/>
-            <w:shd w:fill="F8FAFC"/>
-          </w:tcPr>
-          <w:p>
-            <w:pPr>
-              <w:jc w:val="left"/>
-            </w:pPr>
-            <w:r/>
-            <w:r>
-              <w:rPr>
-                <w:b w:val="0"/>
-                <w:color w:val="172033"/>
-                <w:sz w:val="16"/>
-              </w:rPr>
-              <w:t>Step 3: Improve application</w:t>
+          </w:tcPr>
+          <w:p>
+            <w:pPr>
+              <w:jc w:val="left"/>
+            </w:pPr>
+            <w:r/>
+            <w:r>
+              <w:rPr>
+                <w:b w:val="0"/>
+                <w:color w:val="172033"/>
+                <w:sz w:val="16"/>
+              </w:rPr>
+              <w:t>Selected and tracked roles</w:t>
+            </w:r>
+          </w:p>
+        </w:tc>
+      </w:tr>
+      <w:tr>
+        <w:tc>
+          <w:tcPr>
+            <w:tcW w:type="dxa" w:w="3360"/>
+            <w:vAlign w:val="center"/>
+            <w:shd w:fill="ECFDF5"/>
+          </w:tcPr>
+          <w:p>
+            <w:pPr>
+              <w:jc w:val="left"/>
+            </w:pPr>
+            <w:r/>
+            <w:r>
+              <w:rPr>
+                <w:b/>
+                <w:color w:val="172033"/>
+                <w:sz w:val="18"/>
+              </w:rPr>
+              <w:t>Search Alert</w:t>
+            </w:r>
+          </w:p>
+        </w:tc>
+        <w:tc>
+          <w:tcPr>
+            <w:tcW w:type="dxa" w:w="3360"/>
+            <w:vAlign w:val="center"/>
+          </w:tcPr>
+          <w:p>
+            <w:pPr>
+              <w:jc w:val="center"/>
+            </w:pPr>
+            <w:r/>
+            <w:r>
+              <w:rPr>
+                <w:b w:val="0"/>
+                <w:color w:val="0F766E"/>
+                <w:sz w:val="16"/>
+              </w:rPr>
+              <w:t>many per User</w:t>
+            </w:r>
+          </w:p>
+        </w:tc>
+        <w:tc>
+          <w:tcPr>
+            <w:tcW w:type="dxa" w:w="3360"/>
+            <w:vAlign w:val="center"/>
+          </w:tcPr>
+          <w:p>
+            <w:pPr>
+              <w:jc w:val="left"/>
+            </w:pPr>
+            <w:r/>
+            <w:r>
+              <w:rPr>
+                <w:b w:val="0"/>
+                <w:color w:val="172033"/>
+                <w:sz w:val="16"/>
+              </w:rPr>
+              <w:t>Reusable search filters</w:t>
+            </w:r>
+          </w:p>
+        </w:tc>
+      </w:tr>
+      <w:tr>
+        <w:tc>
+          <w:tcPr>
+            <w:tcW w:type="dxa" w:w="10080"/>
+            <w:gridSpan w:val="3"/>
+            <w:vAlign w:val="center"/>
+            <w:shd w:fill="FFFBEB"/>
+          </w:tcPr>
+          <w:p>
+            <w:pPr>
+              <w:jc w:val="center"/>
+            </w:pPr>
+            <w:r/>
+            <w:r>
+              <w:rPr>
+                <w:b w:val="0"/>
+                <w:color w:val="172033"/>
+                <w:sz w:val="16"/>
+              </w:rPr>
+              <w:t>Match Report links a resume snapshot and a job-description snapshot so historical results remain understandable after later edits.</w:t>
             </w:r>
           </w:p>
         </w:tc>
@@ -5781,10 +10816,23 @@
     <w:p/>
     <w:p>
       <w:pPr>
+        <w:pStyle w:val="Heading1"/>
+      </w:pPr>
+      <w:r>
+        <w:t>Appendix E: Editable Annotated Screen Mockups</w:t>
+      </w:r>
+    </w:p>
+    <w:p>
+      <w:r>
+        <w:t>These annotated desktop mockups describe the planned prototype before implementation. They are intentionally editable in Word so that the layout and labels can be revised after the midterm review.</w:t>
+      </w:r>
+    </w:p>
+    <w:p>
+      <w:pPr>
         <w:pStyle w:val="Heading2"/>
       </w:pPr>
       <w:r>
-        <w:t>Figure C2. Resume Workspace</w:t>
+        <w:t>Figure E1. Home Page Mockup</w:t>
       </w:r>
     </w:p>
     <w:tbl>
@@ -5817,7 +10865,7 @@
                 <w:color w:val="172033"/>
                 <w:sz w:val="16"/>
               </w:rPr>
-              <w:t>Resume Workspace</w:t>
+              <w:t>CareerFit | Home | Profile | Resume | Jobs | Report | Tracker</w:t>
             </w:r>
           </w:p>
         </w:tc>
@@ -5858,7 +10906,7 @@
                 <w:color w:val="172033"/>
                 <w:sz w:val="16"/>
               </w:rPr>
-              <w:t>Load sample</w:t>
+              <w:t>Log in | Sign up</w:t>
             </w:r>
           </w:p>
         </w:tc>
@@ -5881,7 +10929,7 @@
                 <w:color w:val="172033"/>
                 <w:sz w:val="16"/>
               </w:rPr>
-              <w:t>Upload PDF / DOCX / TXT</w:t>
+              <w:t>JOB SEARCH AND RESUME READINESS</w:t>
             </w:r>
           </w:p>
         </w:tc>
@@ -5902,7 +10950,6 @@
                 <w:color w:val="172033"/>
                 <w:sz w:val="16"/>
               </w:rPr>
-              <w:t>Editable resume preview</w:t>
             </w:r>
           </w:p>
         </w:tc>
@@ -5923,7 +10970,7 @@
                 <w:color w:val="172033"/>
                 <w:sz w:val="16"/>
               </w:rPr>
-              <w:t>ATS preparation checks</w:t>
+              <w:t>Hero image: resume workspace</w:t>
             </w:r>
           </w:p>
         </w:tc>
@@ -5946,7 +10993,7 @@
                 <w:color w:val="172033"/>
                 <w:sz w:val="16"/>
               </w:rPr>
-              <w:t>Saved resume versions</w:t>
+              <w:t>Turn each job posting into a stronger application.</w:t>
             </w:r>
           </w:p>
         </w:tc>
@@ -5967,7 +11014,6 @@
                 <w:color w:val="172033"/>
                 <w:sz w:val="16"/>
               </w:rPr>
-              <w:t>Word and character count</w:t>
             </w:r>
           </w:p>
         </w:tc>
@@ -5988,7 +11034,7 @@
                 <w:color w:val="172033"/>
                 <w:sz w:val="16"/>
               </w:rPr>
-              <w:t>Clear resume</w:t>
+              <w:t>Report preview: 78%</w:t>
             </w:r>
           </w:p>
         </w:tc>
@@ -6011,6 +11057,7 @@
                 <w:color w:val="172033"/>
                 <w:sz w:val="16"/>
               </w:rPr>
+              <w:t>Upload your resume, find real roles, and see the most useful improvements before you apply.</w:t>
             </w:r>
           </w:p>
         </w:tc>
@@ -6031,7 +11078,6 @@
                 <w:color w:val="172033"/>
                 <w:sz w:val="16"/>
               </w:rPr>
-              <w:t>Continue to jobs</w:t>
             </w:r>
           </w:p>
         </w:tc>
@@ -6052,6 +11098,344 @@
                 <w:color w:val="172033"/>
                 <w:sz w:val="16"/>
               </w:rPr>
+              <w:t>ATS structure: 8/9</w:t>
+            </w:r>
+          </w:p>
+        </w:tc>
+      </w:tr>
+      <w:tr>
+        <w:tc>
+          <w:tcPr>
+            <w:tcW w:type="dxa" w:w="3360"/>
+            <w:vAlign w:val="center"/>
+            <w:shd w:fill="F8FAFC"/>
+          </w:tcPr>
+          <w:p>
+            <w:pPr>
+              <w:jc w:val="left"/>
+            </w:pPr>
+            <w:r/>
+            <w:r>
+              <w:rPr>
+                <w:b w:val="0"/>
+                <w:color w:val="172033"/>
+                <w:sz w:val="16"/>
+              </w:rPr>
+              <w:t>CHECK YOUR RESUME FIT</w:t>
+            </w:r>
+          </w:p>
+        </w:tc>
+        <w:tc>
+          <w:tcPr>
+            <w:tcW w:type="dxa" w:w="3360"/>
+            <w:vAlign w:val="center"/>
+            <w:shd w:fill="F8FAFC"/>
+          </w:tcPr>
+          <w:p>
+            <w:pPr>
+              <w:jc w:val="left"/>
+            </w:pPr>
+            <w:r/>
+            <w:r>
+              <w:rPr>
+                <w:b w:val="0"/>
+                <w:color w:val="172033"/>
+                <w:sz w:val="16"/>
+              </w:rPr>
+              <w:t>SEARCH JOBS</w:t>
+            </w:r>
+          </w:p>
+        </w:tc>
+        <w:tc>
+          <w:tcPr>
+            <w:tcW w:type="dxa" w:w="3360"/>
+            <w:vAlign w:val="center"/>
+            <w:shd w:fill="F8FAFC"/>
+          </w:tcPr>
+          <w:p>
+            <w:pPr>
+              <w:jc w:val="left"/>
+            </w:pPr>
+            <w:r/>
+            <w:r>
+              <w:rPr>
+                <w:b w:val="0"/>
+                <w:color w:val="172033"/>
+                <w:sz w:val="16"/>
+              </w:rPr>
+              <w:t>Skills coverage: 12/16</w:t>
+            </w:r>
+          </w:p>
+        </w:tc>
+      </w:tr>
+      <w:tr>
+        <w:tc>
+          <w:tcPr>
+            <w:tcW w:type="dxa" w:w="3360"/>
+            <w:vAlign w:val="center"/>
+            <w:shd w:fill="F8FAFC"/>
+          </w:tcPr>
+          <w:p>
+            <w:pPr>
+              <w:jc w:val="left"/>
+            </w:pPr>
+            <w:r/>
+            <w:r>
+              <w:rPr>
+                <w:b w:val="0"/>
+                <w:color w:val="172033"/>
+                <w:sz w:val="16"/>
+              </w:rPr>
+              <w:t>1. Add resume</w:t>
+            </w:r>
+          </w:p>
+        </w:tc>
+        <w:tc>
+          <w:tcPr>
+            <w:tcW w:type="dxa" w:w="3360"/>
+            <w:vAlign w:val="center"/>
+            <w:shd w:fill="F8FAFC"/>
+          </w:tcPr>
+          <w:p>
+            <w:pPr>
+              <w:jc w:val="left"/>
+            </w:pPr>
+            <w:r/>
+            <w:r>
+              <w:rPr>
+                <w:b w:val="0"/>
+                <w:color w:val="172033"/>
+                <w:sz w:val="16"/>
+              </w:rPr>
+              <w:t>2. Choose job</w:t>
+            </w:r>
+          </w:p>
+        </w:tc>
+        <w:tc>
+          <w:tcPr>
+            <w:tcW w:type="dxa" w:w="3360"/>
+            <w:vAlign w:val="center"/>
+            <w:shd w:fill="F8FAFC"/>
+          </w:tcPr>
+          <w:p>
+            <w:pPr>
+              <w:jc w:val="left"/>
+            </w:pPr>
+            <w:r/>
+            <w:r>
+              <w:rPr>
+                <w:b w:val="0"/>
+                <w:color w:val="172033"/>
+                <w:sz w:val="16"/>
+              </w:rPr>
+              <w:t>3. Review fit | 4. Improve and track</w:t>
+            </w:r>
+          </w:p>
+        </w:tc>
+      </w:tr>
+      <w:tr>
+        <w:tc>
+          <w:tcPr>
+            <w:tcW w:type="dxa" w:w="3360"/>
+            <w:vAlign w:val="center"/>
+            <w:shd w:fill="F8FAFC"/>
+          </w:tcPr>
+          <w:p>
+            <w:pPr>
+              <w:jc w:val="left"/>
+            </w:pPr>
+            <w:r/>
+            <w:r>
+              <w:rPr>
+                <w:b w:val="0"/>
+                <w:color w:val="172033"/>
+                <w:sz w:val="16"/>
+              </w:rPr>
+              <w:t>Private workspace</w:t>
+            </w:r>
+          </w:p>
+        </w:tc>
+        <w:tc>
+          <w:tcPr>
+            <w:tcW w:type="dxa" w:w="3360"/>
+            <w:vAlign w:val="center"/>
+            <w:shd w:fill="F8FAFC"/>
+          </w:tcPr>
+          <w:p>
+            <w:pPr>
+              <w:jc w:val="left"/>
+            </w:pPr>
+            <w:r/>
+            <w:r>
+              <w:rPr>
+                <w:b w:val="0"/>
+                <w:color w:val="172033"/>
+                <w:sz w:val="16"/>
+              </w:rPr>
+              <w:t>Explainable scores</w:t>
+            </w:r>
+          </w:p>
+        </w:tc>
+        <w:tc>
+          <w:tcPr>
+            <w:tcW w:type="dxa" w:w="3360"/>
+            <w:vAlign w:val="center"/>
+            <w:shd w:fill="F8FAFC"/>
+          </w:tcPr>
+          <w:p>
+            <w:pPr>
+              <w:jc w:val="left"/>
+            </w:pPr>
+            <w:r/>
+            <w:r>
+              <w:rPr>
+                <w:b w:val="0"/>
+                <w:color w:val="172033"/>
+                <w:sz w:val="16"/>
+              </w:rPr>
+              <w:t>Free to start</w:t>
+            </w:r>
+          </w:p>
+        </w:tc>
+      </w:tr>
+    </w:tbl>
+    <w:p/>
+    <w:tbl>
+      <w:tblPr>
+        <w:tblStyle w:val="TableGrid"/>
+        <w:tblW w:type="auto" w:w="0"/>
+        <w:jc w:val="center"/>
+        <w:tblLook w:firstColumn="1" w:firstRow="1" w:lastColumn="0" w:lastRow="0" w:noHBand="0" w:noVBand="1" w:val="04A0"/>
+      </w:tblPr>
+      <w:tblGrid>
+        <w:gridCol w:w="5040"/>
+        <w:gridCol w:w="5040"/>
+      </w:tblGrid>
+      <w:tr>
+        <w:tc>
+          <w:tcPr>
+            <w:tcW w:type="dxa" w:w="5040"/>
+            <w:vAlign w:val="center"/>
+            <w:shd w:fill="ECFDF5"/>
+          </w:tcPr>
+          <w:p>
+            <w:pPr>
+              <w:jc w:val="left"/>
+            </w:pPr>
+            <w:r/>
+            <w:r>
+              <w:rPr>
+                <w:b/>
+                <w:color w:val="0F766E"/>
+                <w:sz w:val="16"/>
+              </w:rPr>
+              <w:t>Primary purpose</w:t>
+            </w:r>
+          </w:p>
+        </w:tc>
+        <w:tc>
+          <w:tcPr>
+            <w:tcW w:type="dxa" w:w="5040"/>
+            <w:vAlign w:val="center"/>
+          </w:tcPr>
+          <w:p>
+            <w:pPr>
+              <w:jc w:val="left"/>
+            </w:pPr>
+            <w:r/>
+            <w:r>
+              <w:rPr>
+                <w:b w:val="0"/>
+                <w:color w:val="172033"/>
+                <w:sz w:val="16"/>
+              </w:rPr>
+              <w:t>Introduce the workflow and provide immediate entry points.</w:t>
+            </w:r>
+          </w:p>
+        </w:tc>
+      </w:tr>
+      <w:tr>
+        <w:tc>
+          <w:tcPr>
+            <w:tcW w:type="dxa" w:w="5040"/>
+            <w:vAlign w:val="center"/>
+            <w:shd w:fill="ECFDF5"/>
+          </w:tcPr>
+          <w:p>
+            <w:pPr>
+              <w:jc w:val="left"/>
+            </w:pPr>
+            <w:r/>
+            <w:r>
+              <w:rPr>
+                <w:b/>
+                <w:color w:val="0F766E"/>
+                <w:sz w:val="16"/>
+              </w:rPr>
+              <w:t>Primary action</w:t>
+            </w:r>
+          </w:p>
+        </w:tc>
+        <w:tc>
+          <w:tcPr>
+            <w:tcW w:type="dxa" w:w="5040"/>
+            <w:vAlign w:val="center"/>
+          </w:tcPr>
+          <w:p>
+            <w:pPr>
+              <w:jc w:val="left"/>
+            </w:pPr>
+            <w:r/>
+            <w:r>
+              <w:rPr>
+                <w:b w:val="0"/>
+                <w:color w:val="172033"/>
+                <w:sz w:val="16"/>
+              </w:rPr>
+              <w:t>Check your resume fit.</w:t>
+            </w:r>
+          </w:p>
+        </w:tc>
+      </w:tr>
+      <w:tr>
+        <w:tc>
+          <w:tcPr>
+            <w:tcW w:type="dxa" w:w="5040"/>
+            <w:vAlign w:val="center"/>
+            <w:shd w:fill="ECFDF5"/>
+          </w:tcPr>
+          <w:p>
+            <w:pPr>
+              <w:jc w:val="left"/>
+            </w:pPr>
+            <w:r/>
+            <w:r>
+              <w:rPr>
+                <w:b/>
+                <w:color w:val="0F766E"/>
+                <w:sz w:val="16"/>
+              </w:rPr>
+              <w:t>Design rationale</w:t>
+            </w:r>
+          </w:p>
+        </w:tc>
+        <w:tc>
+          <w:tcPr>
+            <w:tcW w:type="dxa" w:w="5040"/>
+            <w:vAlign w:val="center"/>
+          </w:tcPr>
+          <w:p>
+            <w:pPr>
+              <w:jc w:val="left"/>
+            </w:pPr>
+            <w:r/>
+            <w:r>
+              <w:rPr>
+                <w:b w:val="0"/>
+                <w:color w:val="172033"/>
+                <w:sz w:val="16"/>
+              </w:rPr>
+              <w:t>The first viewport shows the product value, next action, and an explainable-report preview.</w:t>
             </w:r>
           </w:p>
         </w:tc>
@@ -6063,7 +11447,7 @@
         <w:pStyle w:val="Heading2"/>
       </w:pPr>
       <w:r>
-        <w:t>Figure C3. Jobs Page</w:t>
+        <w:t>Figure E2. Profile Page Mockup</w:t>
       </w:r>
     </w:p>
     <w:tbl>
@@ -6096,7 +11480,7 @@
                 <w:color w:val="172033"/>
                 <w:sz w:val="16"/>
               </w:rPr>
-              <w:t>Search title</w:t>
+              <w:t>CareerFit | Home | Profile | Resume | Jobs | Report | Tracker</w:t>
             </w:r>
           </w:p>
         </w:tc>
@@ -6117,7 +11501,6 @@
                 <w:color w:val="172033"/>
                 <w:sz w:val="16"/>
               </w:rPr>
-              <w:t>Location</w:t>
             </w:r>
           </w:p>
         </w:tc>
@@ -6138,7 +11521,7 @@
                 <w:color w:val="172033"/>
                 <w:sz w:val="16"/>
               </w:rPr>
-              <w:t>Country and Search</w:t>
+              <w:t>Signed-in user</w:t>
             </w:r>
           </w:p>
         </w:tc>
@@ -6161,7 +11544,7 @@
                 <w:color w:val="172033"/>
                 <w:sz w:val="16"/>
               </w:rPr>
-              <w:t>Filters: workplace | skills | experience | employment | salary</w:t>
+              <w:t>Candidate profile</w:t>
             </w:r>
           </w:p>
         </w:tc>
@@ -6202,6 +11585,7 @@
                 <w:color w:val="172033"/>
                 <w:sz w:val="16"/>
               </w:rPr>
+              <w:t>Profile completion</w:t>
             </w:r>
           </w:p>
         </w:tc>
@@ -6224,7 +11608,7 @@
                 <w:color w:val="172033"/>
                 <w:sz w:val="16"/>
               </w:rPr>
-              <w:t>Role insights: recurring skills across retrieved postings</w:t>
+              <w:t>Name</w:t>
             </w:r>
           </w:p>
         </w:tc>
@@ -6245,6 +11629,7 @@
                 <w:color w:val="172033"/>
                 <w:sz w:val="16"/>
               </w:rPr>
+              <w:t>Email</w:t>
             </w:r>
           </w:p>
         </w:tc>
@@ -6265,6 +11650,7 @@
                 <w:color w:val="172033"/>
                 <w:sz w:val="16"/>
               </w:rPr>
+              <w:t>Phone</w:t>
             </w:r>
           </w:p>
         </w:tc>
@@ -6287,7 +11673,7 @@
                 <w:color w:val="172033"/>
                 <w:sz w:val="16"/>
               </w:rPr>
-              <w:t>Job result cards</w:t>
+              <w:t>Location</w:t>
             </w:r>
           </w:p>
         </w:tc>
@@ -6308,7 +11694,7 @@
                 <w:color w:val="172033"/>
                 <w:sz w:val="16"/>
               </w:rPr>
-              <w:t>Job result cards</w:t>
+              <w:t>Target role</w:t>
             </w:r>
           </w:p>
         </w:tc>
@@ -6329,7 +11715,7 @@
                 <w:color w:val="172033"/>
                 <w:sz w:val="16"/>
               </w:rPr>
-              <w:t>Selected job comparison</w:t>
+              <w:t>Experience level</w:t>
             </w:r>
           </w:p>
         </w:tc>
@@ -6352,7 +11738,7 @@
                 <w:color w:val="172033"/>
                 <w:sz w:val="16"/>
               </w:rPr>
-              <w:t>Add to tracker</w:t>
+              <w:t>Workplace preference</w:t>
             </w:r>
           </w:p>
         </w:tc>
@@ -6373,7 +11759,7 @@
                 <w:color w:val="172033"/>
                 <w:sz w:val="16"/>
               </w:rPr>
-              <w:t>Open posting</w:t>
+              <w:t>Professional summary</w:t>
             </w:r>
           </w:p>
         </w:tc>
@@ -6394,7 +11780,212 @@
                 <w:color w:val="172033"/>
                 <w:sz w:val="16"/>
               </w:rPr>
-              <w:t>Generate detailed report</w:t>
+            </w:r>
+          </w:p>
+        </w:tc>
+      </w:tr>
+      <w:tr>
+        <w:tc>
+          <w:tcPr>
+            <w:tcW w:type="dxa" w:w="3360"/>
+            <w:vAlign w:val="center"/>
+            <w:shd w:fill="F8FAFC"/>
+          </w:tcPr>
+          <w:p>
+            <w:pPr>
+              <w:jc w:val="left"/>
+            </w:pPr>
+            <w:r/>
+            <w:r>
+              <w:rPr>
+                <w:b w:val="0"/>
+                <w:color w:val="172033"/>
+                <w:sz w:val="16"/>
+              </w:rPr>
+              <w:t>SAVE PROFILE</w:t>
+            </w:r>
+          </w:p>
+        </w:tc>
+        <w:tc>
+          <w:tcPr>
+            <w:tcW w:type="dxa" w:w="3360"/>
+            <w:vAlign w:val="center"/>
+            <w:shd w:fill="F8FAFC"/>
+          </w:tcPr>
+          <w:p>
+            <w:pPr>
+              <w:jc w:val="left"/>
+            </w:pPr>
+            <w:r/>
+            <w:r>
+              <w:rPr>
+                <w:b w:val="0"/>
+                <w:color w:val="172033"/>
+                <w:sz w:val="16"/>
+              </w:rPr>
+              <w:t>Saved confirmation / validation message</w:t>
+            </w:r>
+          </w:p>
+        </w:tc>
+        <w:tc>
+          <w:tcPr>
+            <w:tcW w:type="dxa" w:w="3360"/>
+            <w:vAlign w:val="center"/>
+            <w:shd w:fill="F8FAFC"/>
+          </w:tcPr>
+          <w:p>
+            <w:pPr>
+              <w:jc w:val="left"/>
+            </w:pPr>
+            <w:r/>
+            <w:r>
+              <w:rPr>
+                <w:b w:val="0"/>
+                <w:color w:val="172033"/>
+                <w:sz w:val="16"/>
+              </w:rPr>
+            </w:r>
+          </w:p>
+        </w:tc>
+      </w:tr>
+    </w:tbl>
+    <w:p/>
+    <w:tbl>
+      <w:tblPr>
+        <w:tblStyle w:val="TableGrid"/>
+        <w:tblW w:type="auto" w:w="0"/>
+        <w:jc w:val="center"/>
+        <w:tblLook w:firstColumn="1" w:firstRow="1" w:lastColumn="0" w:lastRow="0" w:noHBand="0" w:noVBand="1" w:val="04A0"/>
+      </w:tblPr>
+      <w:tblGrid>
+        <w:gridCol w:w="5040"/>
+        <w:gridCol w:w="5040"/>
+      </w:tblGrid>
+      <w:tr>
+        <w:tc>
+          <w:tcPr>
+            <w:tcW w:type="dxa" w:w="5040"/>
+            <w:vAlign w:val="center"/>
+            <w:shd w:fill="ECFDF5"/>
+          </w:tcPr>
+          <w:p>
+            <w:pPr>
+              <w:jc w:val="left"/>
+            </w:pPr>
+            <w:r/>
+            <w:r>
+              <w:rPr>
+                <w:b/>
+                <w:color w:val="0F766E"/>
+                <w:sz w:val="16"/>
+              </w:rPr>
+              <w:t>Primary purpose</w:t>
+            </w:r>
+          </w:p>
+        </w:tc>
+        <w:tc>
+          <w:tcPr>
+            <w:tcW w:type="dxa" w:w="5040"/>
+            <w:vAlign w:val="center"/>
+          </w:tcPr>
+          <w:p>
+            <w:pPr>
+              <w:jc w:val="left"/>
+            </w:pPr>
+            <w:r/>
+            <w:r>
+              <w:rPr>
+                <w:b w:val="0"/>
+                <w:color w:val="172033"/>
+                <w:sz w:val="16"/>
+              </w:rPr>
+              <w:t>Capture candidate preferences and reduce repeated search input.</w:t>
+            </w:r>
+          </w:p>
+        </w:tc>
+      </w:tr>
+      <w:tr>
+        <w:tc>
+          <w:tcPr>
+            <w:tcW w:type="dxa" w:w="5040"/>
+            <w:vAlign w:val="center"/>
+            <w:shd w:fill="ECFDF5"/>
+          </w:tcPr>
+          <w:p>
+            <w:pPr>
+              <w:jc w:val="left"/>
+            </w:pPr>
+            <w:r/>
+            <w:r>
+              <w:rPr>
+                <w:b/>
+                <w:color w:val="0F766E"/>
+                <w:sz w:val="16"/>
+              </w:rPr>
+              <w:t>Autofill</w:t>
+            </w:r>
+          </w:p>
+        </w:tc>
+        <w:tc>
+          <w:tcPr>
+            <w:tcW w:type="dxa" w:w="5040"/>
+            <w:vAlign w:val="center"/>
+          </w:tcPr>
+          <w:p>
+            <w:pPr>
+              <w:jc w:val="left"/>
+            </w:pPr>
+            <w:r/>
+            <w:r>
+              <w:rPr>
+                <w:b w:val="0"/>
+                <w:color w:val="172033"/>
+                <w:sz w:val="16"/>
+              </w:rPr>
+              <w:t>Target role and location prefill job search fields while remaining editable.</w:t>
+            </w:r>
+          </w:p>
+        </w:tc>
+      </w:tr>
+      <w:tr>
+        <w:tc>
+          <w:tcPr>
+            <w:tcW w:type="dxa" w:w="5040"/>
+            <w:vAlign w:val="center"/>
+            <w:shd w:fill="ECFDF5"/>
+          </w:tcPr>
+          <w:p>
+            <w:pPr>
+              <w:jc w:val="left"/>
+            </w:pPr>
+            <w:r/>
+            <w:r>
+              <w:rPr>
+                <w:b/>
+                <w:color w:val="0F766E"/>
+                <w:sz w:val="16"/>
+              </w:rPr>
+              <w:t>Feedback</w:t>
+            </w:r>
+          </w:p>
+        </w:tc>
+        <w:tc>
+          <w:tcPr>
+            <w:tcW w:type="dxa" w:w="5040"/>
+            <w:vAlign w:val="center"/>
+          </w:tcPr>
+          <w:p>
+            <w:pPr>
+              <w:jc w:val="left"/>
+            </w:pPr>
+            <w:r/>
+            <w:r>
+              <w:rPr>
+                <w:b w:val="0"/>
+                <w:color w:val="172033"/>
+                <w:sz w:val="16"/>
+              </w:rPr>
+              <w:t>Display save confirmation and field-specific validation messages.</w:t>
             </w:r>
           </w:p>
         </w:tc>
@@ -6406,7 +11997,7 @@
         <w:pStyle w:val="Heading2"/>
       </w:pPr>
       <w:r>
-        <w:t>Figure C4. Detailed Report</w:t>
+        <w:t>Figure E3. Resume Workspace Mockup</w:t>
       </w:r>
     </w:p>
     <w:tbl>
@@ -6439,7 +12030,7 @@
                 <w:color w:val="172033"/>
                 <w:sz w:val="16"/>
               </w:rPr>
-              <w:t>Readiness Report</w:t>
+              <w:t>CareerFit | Home | Profile | Resume | Jobs | Report | Tracker</w:t>
             </w:r>
           </w:p>
         </w:tc>
@@ -6480,7 +12071,7 @@
                 <w:color w:val="172033"/>
                 <w:sz w:val="16"/>
               </w:rPr>
-              <w:t>Print / Save</w:t>
+              <w:t>Load sample</w:t>
             </w:r>
           </w:p>
         </w:tc>
@@ -6503,7 +12094,7 @@
                 <w:color w:val="172033"/>
                 <w:sz w:val="16"/>
               </w:rPr>
-              <w:t>Match score</w:t>
+              <w:t>Resume workspace: Add the resume you want to improve</w:t>
             </w:r>
           </w:p>
         </w:tc>
@@ -6524,7 +12115,6 @@
                 <w:color w:val="172033"/>
                 <w:sz w:val="16"/>
               </w:rPr>
-              <w:t>Readiness score</w:t>
             </w:r>
           </w:p>
         </w:tc>
@@ -6545,7 +12135,6 @@
                 <w:color w:val="172033"/>
                 <w:sz w:val="16"/>
               </w:rPr>
-              <w:t>ATS preparation</w:t>
             </w:r>
           </w:p>
         </w:tc>
@@ -6568,7 +12157,7 @@
                 <w:color w:val="172033"/>
                 <w:sz w:val="16"/>
               </w:rPr>
-              <w:t>Matched requirements</w:t>
+              <w:t>Upload PDF / DOCX / TXT</w:t>
             </w:r>
           </w:p>
         </w:tc>
@@ -6589,7 +12178,7 @@
                 <w:color w:val="172033"/>
                 <w:sz w:val="16"/>
               </w:rPr>
-              <w:t>Partial and weak evidence</w:t>
+              <w:t>Editable resume text preview</w:t>
             </w:r>
           </w:p>
         </w:tc>
@@ -6610,7 +12199,7 @@
                 <w:color w:val="172033"/>
                 <w:sz w:val="16"/>
               </w:rPr>
-              <w:t>Missing requirements</w:t>
+              <w:t>Saved versions</w:t>
             </w:r>
           </w:p>
         </w:tc>
@@ -6633,7 +12222,7 @@
                 <w:color w:val="172033"/>
                 <w:sz w:val="16"/>
               </w:rPr>
-              <w:t>Improvement recommendations</w:t>
+              <w:t>Uploading / success / error feedback</w:t>
             </w:r>
           </w:p>
         </w:tc>
@@ -6654,7 +12243,7 @@
                 <w:color w:val="172033"/>
                 <w:sz w:val="16"/>
               </w:rPr>
-              <w:t>Resume examples</w:t>
+              <w:t>Text editor with extracted content</w:t>
             </w:r>
           </w:p>
         </w:tc>
@@ -6675,7 +12264,7 @@
                 <w:color w:val="172033"/>
                 <w:sz w:val="16"/>
               </w:rPr>
-              <w:t>Optional AI coaching</w:t>
+              <w:t>Version name | Save</w:t>
             </w:r>
           </w:p>
         </w:tc>
@@ -6698,7 +12287,7 @@
                 <w:color w:val="172033"/>
                 <w:sz w:val="16"/>
               </w:rPr>
-              <w:t>Interview questions</w:t>
+              <w:t>Accepted file types and 5 MB limit</w:t>
             </w:r>
           </w:p>
         </w:tc>
@@ -6719,7 +12308,7 @@
                 <w:color w:val="172033"/>
                 <w:sz w:val="16"/>
               </w:rPr>
-              <w:t>ATS-friendly draft</w:t>
+              <w:t>Word count | Character count</w:t>
             </w:r>
           </w:p>
         </w:tc>
@@ -6740,7 +12329,213 @@
                 <w:color w:val="172033"/>
                 <w:sz w:val="16"/>
               </w:rPr>
-              <w:t>Add job to tracker</w:t>
+              <w:t>Load version | Delete</w:t>
+            </w:r>
+          </w:p>
+        </w:tc>
+      </w:tr>
+      <w:tr>
+        <w:tc>
+          <w:tcPr>
+            <w:tcW w:type="dxa" w:w="3360"/>
+            <w:vAlign w:val="center"/>
+            <w:shd w:fill="F8FAFC"/>
+          </w:tcPr>
+          <w:p>
+            <w:pPr>
+              <w:jc w:val="left"/>
+            </w:pPr>
+            <w:r/>
+            <w:r>
+              <w:rPr>
+                <w:b w:val="0"/>
+                <w:color w:val="172033"/>
+                <w:sz w:val="16"/>
+              </w:rPr>
+            </w:r>
+          </w:p>
+        </w:tc>
+        <w:tc>
+          <w:tcPr>
+            <w:tcW w:type="dxa" w:w="3360"/>
+            <w:vAlign w:val="center"/>
+            <w:shd w:fill="F8FAFC"/>
+          </w:tcPr>
+          <w:p>
+            <w:pPr>
+              <w:jc w:val="left"/>
+            </w:pPr>
+            <w:r/>
+            <w:r>
+              <w:rPr>
+                <w:b w:val="0"/>
+                <w:color w:val="172033"/>
+                <w:sz w:val="16"/>
+              </w:rPr>
+              <w:t>CLEAR RESUME | CONTINUE TO JOBS</w:t>
+            </w:r>
+          </w:p>
+        </w:tc>
+        <w:tc>
+          <w:tcPr>
+            <w:tcW w:type="dxa" w:w="3360"/>
+            <w:vAlign w:val="center"/>
+            <w:shd w:fill="F8FAFC"/>
+          </w:tcPr>
+          <w:p>
+            <w:pPr>
+              <w:jc w:val="left"/>
+            </w:pPr>
+            <w:r/>
+            <w:r>
+              <w:rPr>
+                <w:b w:val="0"/>
+                <w:color w:val="172033"/>
+                <w:sz w:val="16"/>
+              </w:rPr>
+              <w:t>ATS preparation: 7/9</w:t>
+            </w:r>
+          </w:p>
+        </w:tc>
+      </w:tr>
+    </w:tbl>
+    <w:p/>
+    <w:tbl>
+      <w:tblPr>
+        <w:tblStyle w:val="TableGrid"/>
+        <w:tblW w:type="auto" w:w="0"/>
+        <w:jc w:val="center"/>
+        <w:tblLook w:firstColumn="1" w:firstRow="1" w:lastColumn="0" w:lastRow="0" w:noHBand="0" w:noVBand="1" w:val="04A0"/>
+      </w:tblPr>
+      <w:tblGrid>
+        <w:gridCol w:w="5040"/>
+        <w:gridCol w:w="5040"/>
+      </w:tblGrid>
+      <w:tr>
+        <w:tc>
+          <w:tcPr>
+            <w:tcW w:type="dxa" w:w="5040"/>
+            <w:vAlign w:val="center"/>
+            <w:shd w:fill="ECFDF5"/>
+          </w:tcPr>
+          <w:p>
+            <w:pPr>
+              <w:jc w:val="left"/>
+            </w:pPr>
+            <w:r/>
+            <w:r>
+              <w:rPr>
+                <w:b/>
+                <w:color w:val="0F766E"/>
+                <w:sz w:val="16"/>
+              </w:rPr>
+              <w:t>Primary purpose</w:t>
+            </w:r>
+          </w:p>
+        </w:tc>
+        <w:tc>
+          <w:tcPr>
+            <w:tcW w:type="dxa" w:w="5040"/>
+            <w:vAlign w:val="center"/>
+          </w:tcPr>
+          <w:p>
+            <w:pPr>
+              <w:jc w:val="left"/>
+            </w:pPr>
+            <w:r/>
+            <w:r>
+              <w:rPr>
+                <w:b w:val="0"/>
+                <w:color w:val="172033"/>
+                <w:sz w:val="16"/>
+              </w:rPr>
+              <w:t>Create a reliable, editable resume source before comparison.</w:t>
+            </w:r>
+          </w:p>
+        </w:tc>
+      </w:tr>
+      <w:tr>
+        <w:tc>
+          <w:tcPr>
+            <w:tcW w:type="dxa" w:w="5040"/>
+            <w:vAlign w:val="center"/>
+            <w:shd w:fill="ECFDF5"/>
+          </w:tcPr>
+          <w:p>
+            <w:pPr>
+              <w:jc w:val="left"/>
+            </w:pPr>
+            <w:r/>
+            <w:r>
+              <w:rPr>
+                <w:b/>
+                <w:color w:val="0F766E"/>
+                <w:sz w:val="16"/>
+              </w:rPr>
+              <w:t>Recovery</w:t>
+            </w:r>
+          </w:p>
+        </w:tc>
+        <w:tc>
+          <w:tcPr>
+            <w:tcW w:type="dxa" w:w="5040"/>
+            <w:vAlign w:val="center"/>
+          </w:tcPr>
+          <w:p>
+            <w:pPr>
+              <w:jc w:val="left"/>
+            </w:pPr>
+            <w:r/>
+            <w:r>
+              <w:rPr>
+                <w:b w:val="0"/>
+                <w:color w:val="172033"/>
+                <w:sz w:val="16"/>
+              </w:rPr>
+              <w:t>A wrong file can be dismissed, cleared, replaced, or corrected manually.</w:t>
+            </w:r>
+          </w:p>
+        </w:tc>
+      </w:tr>
+      <w:tr>
+        <w:tc>
+          <w:tcPr>
+            <w:tcW w:type="dxa" w:w="5040"/>
+            <w:vAlign w:val="center"/>
+            <w:shd w:fill="ECFDF5"/>
+          </w:tcPr>
+          <w:p>
+            <w:pPr>
+              <w:jc w:val="left"/>
+            </w:pPr>
+            <w:r/>
+            <w:r>
+              <w:rPr>
+                <w:b/>
+                <w:color w:val="0F766E"/>
+                <w:sz w:val="16"/>
+              </w:rPr>
+              <w:t>ATS preview</w:t>
+            </w:r>
+          </w:p>
+        </w:tc>
+        <w:tc>
+          <w:tcPr>
+            <w:tcW w:type="dxa" w:w="5040"/>
+            <w:vAlign w:val="center"/>
+          </w:tcPr>
+          <w:p>
+            <w:pPr>
+              <w:jc w:val="left"/>
+            </w:pPr>
+            <w:r/>
+            <w:r>
+              <w:rPr>
+                <w:b w:val="0"/>
+                <w:color w:val="172033"/>
+                <w:sz w:val="16"/>
+              </w:rPr>
+              <w:t>Show document-preparation checks before the detailed job-specific report.</w:t>
             </w:r>
           </w:p>
         </w:tc>
@@ -6752,7 +12547,7 @@
         <w:pStyle w:val="Heading2"/>
       </w:pPr>
       <w:r>
-        <w:t>Figure C5. Application Tracker</w:t>
+        <w:t>Figure E4. Jobs Page Mockup</w:t>
       </w:r>
     </w:p>
     <w:tbl>
@@ -6785,7 +12580,7 @@
                 <w:color w:val="172033"/>
                 <w:sz w:val="16"/>
               </w:rPr>
-              <w:t>Application Tracker</w:t>
+              <w:t>CareerFit | Home | Profile | Resume | Jobs | Report | Tracker</w:t>
             </w:r>
           </w:p>
         </w:tc>
@@ -6806,7 +12601,6 @@
                 <w:color w:val="172033"/>
                 <w:sz w:val="16"/>
               </w:rPr>
-              <w:t>Search and filters</w:t>
             </w:r>
           </w:p>
         </w:tc>
@@ -6827,7 +12621,7 @@
                 <w:color w:val="172033"/>
                 <w:sz w:val="16"/>
               </w:rPr>
-              <w:t>Import / Export</w:t>
+              <w:t>Load sample</w:t>
             </w:r>
           </w:p>
         </w:tc>
@@ -6850,7 +12644,7 @@
                 <w:color w:val="172033"/>
                 <w:sz w:val="16"/>
               </w:rPr>
-              <w:t>Saved</w:t>
+              <w:t>Job discovery: Choose the role you want to evaluate</w:t>
             </w:r>
           </w:p>
         </w:tc>
@@ -6871,7 +12665,6 @@
                 <w:color w:val="172033"/>
                 <w:sz w:val="16"/>
               </w:rPr>
-              <w:t>Preparing</w:t>
             </w:r>
           </w:p>
         </w:tc>
@@ -6892,7 +12685,6 @@
                 <w:color w:val="172033"/>
                 <w:sz w:val="16"/>
               </w:rPr>
-              <w:t>Applied</w:t>
             </w:r>
           </w:p>
         </w:tc>
@@ -6915,7 +12707,7 @@
                 <w:color w:val="172033"/>
                 <w:sz w:val="16"/>
               </w:rPr>
-              <w:t>Interview</w:t>
+              <w:t>Import public job URL</w:t>
             </w:r>
           </w:p>
         </w:tc>
@@ -6936,7 +12728,7 @@
                 <w:color w:val="172033"/>
                 <w:sz w:val="16"/>
               </w:rPr>
-              <w:t>Offer</w:t>
+              <w:t>URL input</w:t>
             </w:r>
           </w:p>
         </w:tc>
@@ -6957,7 +12749,7 @@
                 <w:color w:val="172033"/>
                 <w:sz w:val="16"/>
               </w:rPr>
-              <w:t>Rejected / Archived</w:t>
+              <w:t>IMPORT URL</w:t>
             </w:r>
           </w:p>
         </w:tc>
@@ -6980,6 +12772,1514 @@
                 <w:color w:val="172033"/>
                 <w:sz w:val="16"/>
               </w:rPr>
+              <w:t>Job title</w:t>
+            </w:r>
+          </w:p>
+        </w:tc>
+        <w:tc>
+          <w:tcPr>
+            <w:tcW w:type="dxa" w:w="3360"/>
+            <w:vAlign w:val="center"/>
+            <w:shd w:fill="F8FAFC"/>
+          </w:tcPr>
+          <w:p>
+            <w:pPr>
+              <w:jc w:val="left"/>
+            </w:pPr>
+            <w:r/>
+            <w:r>
+              <w:rPr>
+                <w:b w:val="0"/>
+                <w:color w:val="172033"/>
+                <w:sz w:val="16"/>
+              </w:rPr>
+              <w:t>Location</w:t>
+            </w:r>
+          </w:p>
+        </w:tc>
+        <w:tc>
+          <w:tcPr>
+            <w:tcW w:type="dxa" w:w="3360"/>
+            <w:vAlign w:val="center"/>
+            <w:shd w:fill="F8FAFC"/>
+          </w:tcPr>
+          <w:p>
+            <w:pPr>
+              <w:jc w:val="left"/>
+            </w:pPr>
+            <w:r/>
+            <w:r>
+              <w:rPr>
+                <w:b w:val="0"/>
+                <w:color w:val="172033"/>
+                <w:sz w:val="16"/>
+              </w:rPr>
+              <w:t>Country | SEARCH JOBS</w:t>
+            </w:r>
+          </w:p>
+        </w:tc>
+      </w:tr>
+      <w:tr>
+        <w:tc>
+          <w:tcPr>
+            <w:tcW w:type="dxa" w:w="3360"/>
+            <w:vAlign w:val="center"/>
+            <w:shd w:fill="F8FAFC"/>
+          </w:tcPr>
+          <w:p>
+            <w:pPr>
+              <w:jc w:val="left"/>
+            </w:pPr>
+            <w:r/>
+            <w:r>
+              <w:rPr>
+                <w:b w:val="0"/>
+                <w:color w:val="172033"/>
+                <w:sz w:val="16"/>
+              </w:rPr>
+              <w:t>Filters: workplace | skills | experience | employment | salary</w:t>
+            </w:r>
+          </w:p>
+        </w:tc>
+        <w:tc>
+          <w:tcPr>
+            <w:tcW w:type="dxa" w:w="3360"/>
+            <w:vAlign w:val="center"/>
+            <w:shd w:fill="F8FAFC"/>
+          </w:tcPr>
+          <w:p>
+            <w:pPr>
+              <w:jc w:val="left"/>
+            </w:pPr>
+            <w:r/>
+            <w:r>
+              <w:rPr>
+                <w:b w:val="0"/>
+                <w:color w:val="172033"/>
+                <w:sz w:val="16"/>
+              </w:rPr>
+            </w:r>
+          </w:p>
+        </w:tc>
+        <w:tc>
+          <w:tcPr>
+            <w:tcW w:type="dxa" w:w="3360"/>
+            <w:vAlign w:val="center"/>
+            <w:shd w:fill="F8FAFC"/>
+          </w:tcPr>
+          <w:p>
+            <w:pPr>
+              <w:jc w:val="left"/>
+            </w:pPr>
+            <w:r/>
+            <w:r>
+              <w:rPr>
+                <w:b w:val="0"/>
+                <w:color w:val="172033"/>
+                <w:sz w:val="16"/>
+              </w:rPr>
+              <w:t>SAVE SEARCH ALERT</w:t>
+            </w:r>
+          </w:p>
+        </w:tc>
+      </w:tr>
+      <w:tr>
+        <w:tc>
+          <w:tcPr>
+            <w:tcW w:type="dxa" w:w="3360"/>
+            <w:vAlign w:val="center"/>
+            <w:shd w:fill="F8FAFC"/>
+          </w:tcPr>
+          <w:p>
+            <w:pPr>
+              <w:jc w:val="left"/>
+            </w:pPr>
+            <w:r/>
+            <w:r>
+              <w:rPr>
+                <w:b w:val="0"/>
+                <w:color w:val="172033"/>
+                <w:sz w:val="16"/>
+              </w:rPr>
+              <w:t>Role insights: recurring skills across retrieved postings</w:t>
+            </w:r>
+          </w:p>
+        </w:tc>
+        <w:tc>
+          <w:tcPr>
+            <w:tcW w:type="dxa" w:w="3360"/>
+            <w:vAlign w:val="center"/>
+            <w:shd w:fill="F8FAFC"/>
+          </w:tcPr>
+          <w:p>
+            <w:pPr>
+              <w:jc w:val="left"/>
+            </w:pPr>
+            <w:r/>
+            <w:r>
+              <w:rPr>
+                <w:b w:val="0"/>
+                <w:color w:val="172033"/>
+                <w:sz w:val="16"/>
+              </w:rPr>
+            </w:r>
+          </w:p>
+        </w:tc>
+        <w:tc>
+          <w:tcPr>
+            <w:tcW w:type="dxa" w:w="3360"/>
+            <w:vAlign w:val="center"/>
+            <w:shd w:fill="F8FAFC"/>
+          </w:tcPr>
+          <w:p>
+            <w:pPr>
+              <w:jc w:val="left"/>
+            </w:pPr>
+            <w:r/>
+            <w:r>
+              <w:rPr>
+                <w:b w:val="0"/>
+                <w:color w:val="172033"/>
+                <w:sz w:val="16"/>
+              </w:rPr>
+            </w:r>
+          </w:p>
+        </w:tc>
+      </w:tr>
+      <w:tr>
+        <w:tc>
+          <w:tcPr>
+            <w:tcW w:type="dxa" w:w="3360"/>
+            <w:vAlign w:val="center"/>
+            <w:shd w:fill="F8FAFC"/>
+          </w:tcPr>
+          <w:p>
+            <w:pPr>
+              <w:jc w:val="left"/>
+            </w:pPr>
+            <w:r/>
+            <w:r>
+              <w:rPr>
+                <w:b w:val="0"/>
+                <w:color w:val="172033"/>
+                <w:sz w:val="16"/>
+              </w:rPr>
+              <w:t>Search results and pagination</w:t>
+            </w:r>
+          </w:p>
+        </w:tc>
+        <w:tc>
+          <w:tcPr>
+            <w:tcW w:type="dxa" w:w="3360"/>
+            <w:vAlign w:val="center"/>
+            <w:shd w:fill="F8FAFC"/>
+          </w:tcPr>
+          <w:p>
+            <w:pPr>
+              <w:jc w:val="left"/>
+            </w:pPr>
+            <w:r/>
+            <w:r>
+              <w:rPr>
+                <w:b w:val="0"/>
+                <w:color w:val="172033"/>
+                <w:sz w:val="16"/>
+              </w:rPr>
+              <w:t>Job cards: company | location | salary | source</w:t>
+            </w:r>
+          </w:p>
+        </w:tc>
+        <w:tc>
+          <w:tcPr>
+            <w:tcW w:type="dxa" w:w="3360"/>
+            <w:vAlign w:val="center"/>
+            <w:shd w:fill="F8FAFC"/>
+          </w:tcPr>
+          <w:p>
+            <w:pPr>
+              <w:jc w:val="left"/>
+            </w:pPr>
+            <w:r/>
+            <w:r>
+              <w:rPr>
+                <w:b w:val="0"/>
+                <w:color w:val="172033"/>
+                <w:sz w:val="16"/>
+              </w:rPr>
+              <w:t>Selected job</w:t>
+            </w:r>
+          </w:p>
+        </w:tc>
+      </w:tr>
+      <w:tr>
+        <w:tc>
+          <w:tcPr>
+            <w:tcW w:type="dxa" w:w="3360"/>
+            <w:vAlign w:val="center"/>
+            <w:shd w:fill="F8FAFC"/>
+          </w:tcPr>
+          <w:p>
+            <w:pPr>
+              <w:jc w:val="left"/>
+            </w:pPr>
+            <w:r/>
+            <w:r>
+              <w:rPr>
+                <w:b w:val="0"/>
+                <w:color w:val="172033"/>
+                <w:sz w:val="16"/>
+              </w:rPr>
+              <w:t>OPEN POSTING | SAVE ROLE | USE THIS JOB</w:t>
+            </w:r>
+          </w:p>
+        </w:tc>
+        <w:tc>
+          <w:tcPr>
+            <w:tcW w:type="dxa" w:w="3360"/>
+            <w:vAlign w:val="center"/>
+            <w:shd w:fill="F8FAFC"/>
+          </w:tcPr>
+          <w:p>
+            <w:pPr>
+              <w:jc w:val="left"/>
+            </w:pPr>
+            <w:r/>
+            <w:r>
+              <w:rPr>
+                <w:b w:val="0"/>
+                <w:color w:val="172033"/>
+                <w:sz w:val="16"/>
+              </w:rPr>
+            </w:r>
+          </w:p>
+        </w:tc>
+        <w:tc>
+          <w:tcPr>
+            <w:tcW w:type="dxa" w:w="3360"/>
+            <w:vAlign w:val="center"/>
+            <w:shd w:fill="F8FAFC"/>
+          </w:tcPr>
+          <w:p>
+            <w:pPr>
+              <w:jc w:val="left"/>
+            </w:pPr>
+            <w:r/>
+            <w:r>
+              <w:rPr>
+                <w:b w:val="0"/>
+                <w:color w:val="172033"/>
+                <w:sz w:val="16"/>
+              </w:rPr>
+              <w:t>Quick match | readiness | skills</w:t>
+            </w:r>
+          </w:p>
+        </w:tc>
+      </w:tr>
+      <w:tr>
+        <w:tc>
+          <w:tcPr>
+            <w:tcW w:type="dxa" w:w="3360"/>
+            <w:vAlign w:val="center"/>
+            <w:shd w:fill="F8FAFC"/>
+          </w:tcPr>
+          <w:p>
+            <w:pPr>
+              <w:jc w:val="left"/>
+            </w:pPr>
+            <w:r/>
+            <w:r>
+              <w:rPr>
+                <w:b w:val="0"/>
+                <w:color w:val="172033"/>
+                <w:sz w:val="16"/>
+              </w:rPr>
+            </w:r>
+          </w:p>
+        </w:tc>
+        <w:tc>
+          <w:tcPr>
+            <w:tcW w:type="dxa" w:w="3360"/>
+            <w:vAlign w:val="center"/>
+            <w:shd w:fill="F8FAFC"/>
+          </w:tcPr>
+          <w:p>
+            <w:pPr>
+              <w:jc w:val="left"/>
+            </w:pPr>
+            <w:r/>
+            <w:r>
+              <w:rPr>
+                <w:b w:val="0"/>
+                <w:color w:val="172033"/>
+                <w:sz w:val="16"/>
+              </w:rPr>
+            </w:r>
+          </w:p>
+        </w:tc>
+        <w:tc>
+          <w:tcPr>
+            <w:tcW w:type="dxa" w:w="3360"/>
+            <w:vAlign w:val="center"/>
+            <w:shd w:fill="F8FAFC"/>
+          </w:tcPr>
+          <w:p>
+            <w:pPr>
+              <w:jc w:val="left"/>
+            </w:pPr>
+            <w:r/>
+            <w:r>
+              <w:rPr>
+                <w:b w:val="0"/>
+                <w:color w:val="172033"/>
+                <w:sz w:val="16"/>
+              </w:rPr>
+              <w:t>GENERATE FULL REPORT</w:t>
+            </w:r>
+          </w:p>
+        </w:tc>
+      </w:tr>
+    </w:tbl>
+    <w:p/>
+    <w:tbl>
+      <w:tblPr>
+        <w:tblStyle w:val="TableGrid"/>
+        <w:tblW w:type="auto" w:w="0"/>
+        <w:jc w:val="center"/>
+        <w:tblLook w:firstColumn="1" w:firstRow="1" w:lastColumn="0" w:lastRow="0" w:noHBand="0" w:noVBand="1" w:val="04A0"/>
+      </w:tblPr>
+      <w:tblGrid>
+        <w:gridCol w:w="5040"/>
+        <w:gridCol w:w="5040"/>
+      </w:tblGrid>
+      <w:tr>
+        <w:tc>
+          <w:tcPr>
+            <w:tcW w:type="dxa" w:w="5040"/>
+            <w:vAlign w:val="center"/>
+            <w:shd w:fill="ECFDF5"/>
+          </w:tcPr>
+          <w:p>
+            <w:pPr>
+              <w:jc w:val="left"/>
+            </w:pPr>
+            <w:r/>
+            <w:r>
+              <w:rPr>
+                <w:b/>
+                <w:color w:val="0F766E"/>
+                <w:sz w:val="16"/>
+              </w:rPr>
+              <w:t>Primary purpose</w:t>
+            </w:r>
+          </w:p>
+        </w:tc>
+        <w:tc>
+          <w:tcPr>
+            <w:tcW w:type="dxa" w:w="5040"/>
+            <w:vAlign w:val="center"/>
+          </w:tcPr>
+          <w:p>
+            <w:pPr>
+              <w:jc w:val="left"/>
+            </w:pPr>
+            <w:r/>
+            <w:r>
+              <w:rPr>
+                <w:b w:val="0"/>
+                <w:color w:val="172033"/>
+                <w:sz w:val="16"/>
+              </w:rPr>
+              <w:t>Search or import a role and make the comparison path obvious.</w:t>
+            </w:r>
+          </w:p>
+        </w:tc>
+      </w:tr>
+      <w:tr>
+        <w:tc>
+          <w:tcPr>
+            <w:tcW w:type="dxa" w:w="5040"/>
+            <w:vAlign w:val="center"/>
+            <w:shd w:fill="ECFDF5"/>
+          </w:tcPr>
+          <w:p>
+            <w:pPr>
+              <w:jc w:val="left"/>
+            </w:pPr>
+            <w:r/>
+            <w:r>
+              <w:rPr>
+                <w:b/>
+                <w:color w:val="0F766E"/>
+                <w:sz w:val="16"/>
+              </w:rPr>
+              <w:t>Without resume</w:t>
+            </w:r>
+          </w:p>
+        </w:tc>
+        <w:tc>
+          <w:tcPr>
+            <w:tcW w:type="dxa" w:w="5040"/>
+            <w:vAlign w:val="center"/>
+          </w:tcPr>
+          <w:p>
+            <w:pPr>
+              <w:jc w:val="left"/>
+            </w:pPr>
+            <w:r/>
+            <w:r>
+              <w:rPr>
+                <w:b w:val="0"/>
+                <w:color w:val="172033"/>
+                <w:sz w:val="16"/>
+              </w:rPr>
+              <w:t>Selecting a job opens a prompt with a direct upload-resume action.</w:t>
+            </w:r>
+          </w:p>
+        </w:tc>
+      </w:tr>
+      <w:tr>
+        <w:tc>
+          <w:tcPr>
+            <w:tcW w:type="dxa" w:w="5040"/>
+            <w:vAlign w:val="center"/>
+            <w:shd w:fill="ECFDF5"/>
+          </w:tcPr>
+          <w:p>
+            <w:pPr>
+              <w:jc w:val="left"/>
+            </w:pPr>
+            <w:r/>
+            <w:r>
+              <w:rPr>
+                <w:b/>
+                <w:color w:val="0F766E"/>
+                <w:sz w:val="16"/>
+              </w:rPr>
+              <w:t>With resume</w:t>
+            </w:r>
+          </w:p>
+        </w:tc>
+        <w:tc>
+          <w:tcPr>
+            <w:tcW w:type="dxa" w:w="5040"/>
+            <w:vAlign w:val="center"/>
+          </w:tcPr>
+          <w:p>
+            <w:pPr>
+              <w:jc w:val="left"/>
+            </w:pPr>
+            <w:r/>
+            <w:r>
+              <w:rPr>
+                <w:b w:val="0"/>
+                <w:color w:val="172033"/>
+                <w:sz w:val="16"/>
+              </w:rPr>
+              <w:t>Selecting a job shows a lightweight comparison immediately.</w:t>
+            </w:r>
+          </w:p>
+        </w:tc>
+      </w:tr>
+    </w:tbl>
+    <w:p/>
+    <w:p>
+      <w:pPr>
+        <w:pStyle w:val="Heading2"/>
+      </w:pPr>
+      <w:r>
+        <w:t>Figure E5. Detailed Report Mockup</w:t>
+      </w:r>
+    </w:p>
+    <w:tbl>
+      <w:tblPr>
+        <w:tblStyle w:val="TableGrid"/>
+        <w:tblW w:type="auto" w:w="0"/>
+        <w:jc w:val="center"/>
+        <w:tblLook w:firstColumn="1" w:firstRow="1" w:lastColumn="0" w:lastRow="0" w:noHBand="0" w:noVBand="1" w:val="04A0"/>
+      </w:tblPr>
+      <w:tblGrid>
+        <w:gridCol w:w="3360"/>
+        <w:gridCol w:w="3360"/>
+        <w:gridCol w:w="3360"/>
+      </w:tblGrid>
+      <w:tr>
+        <w:tc>
+          <w:tcPr>
+            <w:tcW w:type="dxa" w:w="3360"/>
+            <w:vAlign w:val="center"/>
+            <w:shd w:fill="ECFDF5"/>
+          </w:tcPr>
+          <w:p>
+            <w:pPr>
+              <w:jc w:val="left"/>
+            </w:pPr>
+            <w:r/>
+            <w:r>
+              <w:rPr>
+                <w:b/>
+                <w:color w:val="172033"/>
+                <w:sz w:val="16"/>
+              </w:rPr>
+              <w:t>CareerFit | Home | Profile | Resume | Jobs | Report | Tracker</w:t>
+            </w:r>
+          </w:p>
+        </w:tc>
+        <w:tc>
+          <w:tcPr>
+            <w:tcW w:type="dxa" w:w="3360"/>
+            <w:vAlign w:val="center"/>
+            <w:shd w:fill="ECFDF5"/>
+          </w:tcPr>
+          <w:p>
+            <w:pPr>
+              <w:jc w:val="left"/>
+            </w:pPr>
+            <w:r/>
+            <w:r>
+              <w:rPr>
+                <w:b/>
+                <w:color w:val="172033"/>
+                <w:sz w:val="16"/>
+              </w:rPr>
+            </w:r>
+          </w:p>
+        </w:tc>
+        <w:tc>
+          <w:tcPr>
+            <w:tcW w:type="dxa" w:w="3360"/>
+            <w:vAlign w:val="center"/>
+            <w:shd w:fill="ECFDF5"/>
+          </w:tcPr>
+          <w:p>
+            <w:pPr>
+              <w:jc w:val="left"/>
+            </w:pPr>
+            <w:r/>
+            <w:r>
+              <w:rPr>
+                <w:b/>
+                <w:color w:val="172033"/>
+                <w:sz w:val="16"/>
+              </w:rPr>
+              <w:t>Print | Save</w:t>
+            </w:r>
+          </w:p>
+        </w:tc>
+      </w:tr>
+      <w:tr>
+        <w:tc>
+          <w:tcPr>
+            <w:tcW w:type="dxa" w:w="3360"/>
+            <w:vAlign w:val="center"/>
+            <w:shd w:fill="F8FAFC"/>
+          </w:tcPr>
+          <w:p>
+            <w:pPr>
+              <w:jc w:val="left"/>
+            </w:pPr>
+            <w:r/>
+            <w:r>
+              <w:rPr>
+                <w:b w:val="0"/>
+                <w:color w:val="172033"/>
+                <w:sz w:val="16"/>
+              </w:rPr>
+              <w:t>Readiness report: Selected role and company</w:t>
+            </w:r>
+          </w:p>
+        </w:tc>
+        <w:tc>
+          <w:tcPr>
+            <w:tcW w:type="dxa" w:w="3360"/>
+            <w:vAlign w:val="center"/>
+            <w:shd w:fill="F8FAFC"/>
+          </w:tcPr>
+          <w:p>
+            <w:pPr>
+              <w:jc w:val="left"/>
+            </w:pPr>
+            <w:r/>
+            <w:r>
+              <w:rPr>
+                <w:b w:val="0"/>
+                <w:color w:val="172033"/>
+                <w:sz w:val="16"/>
+              </w:rPr>
+            </w:r>
+          </w:p>
+        </w:tc>
+        <w:tc>
+          <w:tcPr>
+            <w:tcW w:type="dxa" w:w="3360"/>
+            <w:vAlign w:val="center"/>
+            <w:shd w:fill="F8FAFC"/>
+          </w:tcPr>
+          <w:p>
+            <w:pPr>
+              <w:jc w:val="left"/>
+            </w:pPr>
+            <w:r/>
+            <w:r>
+              <w:rPr>
+                <w:b w:val="0"/>
+                <w:color w:val="172033"/>
+                <w:sz w:val="16"/>
+              </w:rPr>
+              <w:t>Add to tracker</w:t>
+            </w:r>
+          </w:p>
+        </w:tc>
+      </w:tr>
+      <w:tr>
+        <w:tc>
+          <w:tcPr>
+            <w:tcW w:type="dxa" w:w="3360"/>
+            <w:vAlign w:val="center"/>
+            <w:shd w:fill="F8FAFC"/>
+          </w:tcPr>
+          <w:p>
+            <w:pPr>
+              <w:jc w:val="left"/>
+            </w:pPr>
+            <w:r/>
+            <w:r>
+              <w:rPr>
+                <w:b w:val="0"/>
+                <w:color w:val="172033"/>
+                <w:sz w:val="16"/>
+              </w:rPr>
+              <w:t>Match score</w:t>
+            </w:r>
+          </w:p>
+        </w:tc>
+        <w:tc>
+          <w:tcPr>
+            <w:tcW w:type="dxa" w:w="3360"/>
+            <w:vAlign w:val="center"/>
+            <w:shd w:fill="F8FAFC"/>
+          </w:tcPr>
+          <w:p>
+            <w:pPr>
+              <w:jc w:val="left"/>
+            </w:pPr>
+            <w:r/>
+            <w:r>
+              <w:rPr>
+                <w:b w:val="0"/>
+                <w:color w:val="172033"/>
+                <w:sz w:val="16"/>
+              </w:rPr>
+              <w:t>Readiness score</w:t>
+            </w:r>
+          </w:p>
+        </w:tc>
+        <w:tc>
+          <w:tcPr>
+            <w:tcW w:type="dxa" w:w="3360"/>
+            <w:vAlign w:val="center"/>
+            <w:shd w:fill="F8FAFC"/>
+          </w:tcPr>
+          <w:p>
+            <w:pPr>
+              <w:jc w:val="left"/>
+            </w:pPr>
+            <w:r/>
+            <w:r>
+              <w:rPr>
+                <w:b w:val="0"/>
+                <w:color w:val="172033"/>
+                <w:sz w:val="16"/>
+              </w:rPr>
+              <w:t>ATS preparation</w:t>
+            </w:r>
+          </w:p>
+        </w:tc>
+      </w:tr>
+      <w:tr>
+        <w:tc>
+          <w:tcPr>
+            <w:tcW w:type="dxa" w:w="3360"/>
+            <w:vAlign w:val="center"/>
+            <w:shd w:fill="F8FAFC"/>
+          </w:tcPr>
+          <w:p>
+            <w:pPr>
+              <w:jc w:val="left"/>
+            </w:pPr>
+            <w:r/>
+            <w:r>
+              <w:rPr>
+                <w:b w:val="0"/>
+                <w:color w:val="172033"/>
+                <w:sz w:val="16"/>
+              </w:rPr>
+              <w:t>Executive summary</w:t>
+            </w:r>
+          </w:p>
+        </w:tc>
+        <w:tc>
+          <w:tcPr>
+            <w:tcW w:type="dxa" w:w="3360"/>
+            <w:vAlign w:val="center"/>
+            <w:shd w:fill="F8FAFC"/>
+          </w:tcPr>
+          <w:p>
+            <w:pPr>
+              <w:jc w:val="left"/>
+            </w:pPr>
+            <w:r/>
+            <w:r>
+              <w:rPr>
+                <w:b w:val="0"/>
+                <w:color w:val="172033"/>
+                <w:sz w:val="16"/>
+              </w:rPr>
+              <w:t>Top priorities</w:t>
+            </w:r>
+          </w:p>
+        </w:tc>
+        <w:tc>
+          <w:tcPr>
+            <w:tcW w:type="dxa" w:w="3360"/>
+            <w:vAlign w:val="center"/>
+            <w:shd w:fill="F8FAFC"/>
+          </w:tcPr>
+          <w:p>
+            <w:pPr>
+              <w:jc w:val="left"/>
+            </w:pPr>
+            <w:r/>
+            <w:r>
+              <w:rPr>
+                <w:b w:val="0"/>
+                <w:color w:val="172033"/>
+                <w:sz w:val="16"/>
+              </w:rPr>
+              <w:t>Score explanation</w:t>
+            </w:r>
+          </w:p>
+        </w:tc>
+      </w:tr>
+      <w:tr>
+        <w:tc>
+          <w:tcPr>
+            <w:tcW w:type="dxa" w:w="3360"/>
+            <w:vAlign w:val="center"/>
+            <w:shd w:fill="F8FAFC"/>
+          </w:tcPr>
+          <w:p>
+            <w:pPr>
+              <w:jc w:val="left"/>
+            </w:pPr>
+            <w:r/>
+            <w:r>
+              <w:rPr>
+                <w:b w:val="0"/>
+                <w:color w:val="172033"/>
+                <w:sz w:val="16"/>
+              </w:rPr>
+              <w:t>Matched requirements</w:t>
+            </w:r>
+          </w:p>
+        </w:tc>
+        <w:tc>
+          <w:tcPr>
+            <w:tcW w:type="dxa" w:w="3360"/>
+            <w:vAlign w:val="center"/>
+            <w:shd w:fill="F8FAFC"/>
+          </w:tcPr>
+          <w:p>
+            <w:pPr>
+              <w:jc w:val="left"/>
+            </w:pPr>
+            <w:r/>
+            <w:r>
+              <w:rPr>
+                <w:b w:val="0"/>
+                <w:color w:val="172033"/>
+                <w:sz w:val="16"/>
+              </w:rPr>
+              <w:t>Partial / weak evidence</w:t>
+            </w:r>
+          </w:p>
+        </w:tc>
+        <w:tc>
+          <w:tcPr>
+            <w:tcW w:type="dxa" w:w="3360"/>
+            <w:vAlign w:val="center"/>
+            <w:shd w:fill="F8FAFC"/>
+          </w:tcPr>
+          <w:p>
+            <w:pPr>
+              <w:jc w:val="left"/>
+            </w:pPr>
+            <w:r/>
+            <w:r>
+              <w:rPr>
+                <w:b w:val="0"/>
+                <w:color w:val="172033"/>
+                <w:sz w:val="16"/>
+              </w:rPr>
+              <w:t>Missing requirements</w:t>
+            </w:r>
+          </w:p>
+        </w:tc>
+      </w:tr>
+      <w:tr>
+        <w:tc>
+          <w:tcPr>
+            <w:tcW w:type="dxa" w:w="3360"/>
+            <w:vAlign w:val="center"/>
+            <w:shd w:fill="F8FAFC"/>
+          </w:tcPr>
+          <w:p>
+            <w:pPr>
+              <w:jc w:val="left"/>
+            </w:pPr>
+            <w:r/>
+            <w:r>
+              <w:rPr>
+                <w:b w:val="0"/>
+                <w:color w:val="172033"/>
+                <w:sz w:val="16"/>
+              </w:rPr>
+              <w:t>Requirement | priority | resume evidence</w:t>
+            </w:r>
+          </w:p>
+        </w:tc>
+        <w:tc>
+          <w:tcPr>
+            <w:tcW w:type="dxa" w:w="3360"/>
+            <w:vAlign w:val="center"/>
+            <w:shd w:fill="F8FAFC"/>
+          </w:tcPr>
+          <w:p>
+            <w:pPr>
+              <w:jc w:val="left"/>
+            </w:pPr>
+            <w:r/>
+            <w:r>
+              <w:rPr>
+                <w:b w:val="0"/>
+                <w:color w:val="172033"/>
+                <w:sz w:val="16"/>
+              </w:rPr>
+            </w:r>
+          </w:p>
+        </w:tc>
+        <w:tc>
+          <w:tcPr>
+            <w:tcW w:type="dxa" w:w="3360"/>
+            <w:vAlign w:val="center"/>
+            <w:shd w:fill="F8FAFC"/>
+          </w:tcPr>
+          <w:p>
+            <w:pPr>
+              <w:jc w:val="left"/>
+            </w:pPr>
+            <w:r/>
+            <w:r>
+              <w:rPr>
+                <w:b w:val="0"/>
+                <w:color w:val="172033"/>
+                <w:sz w:val="16"/>
+              </w:rPr>
+            </w:r>
+          </w:p>
+        </w:tc>
+      </w:tr>
+      <w:tr>
+        <w:tc>
+          <w:tcPr>
+            <w:tcW w:type="dxa" w:w="3360"/>
+            <w:vAlign w:val="center"/>
+            <w:shd w:fill="F8FAFC"/>
+          </w:tcPr>
+          <w:p>
+            <w:pPr>
+              <w:jc w:val="left"/>
+            </w:pPr>
+            <w:r/>
+            <w:r>
+              <w:rPr>
+                <w:b w:val="0"/>
+                <w:color w:val="172033"/>
+                <w:sz w:val="16"/>
+              </w:rPr>
+              <w:t>ATS checklist</w:t>
+            </w:r>
+          </w:p>
+        </w:tc>
+        <w:tc>
+          <w:tcPr>
+            <w:tcW w:type="dxa" w:w="3360"/>
+            <w:vAlign w:val="center"/>
+            <w:shd w:fill="F8FAFC"/>
+          </w:tcPr>
+          <w:p>
+            <w:pPr>
+              <w:jc w:val="left"/>
+            </w:pPr>
+            <w:r/>
+            <w:r>
+              <w:rPr>
+                <w:b w:val="0"/>
+                <w:color w:val="172033"/>
+                <w:sz w:val="16"/>
+              </w:rPr>
+              <w:t>Specific improvement examples</w:t>
+            </w:r>
+          </w:p>
+        </w:tc>
+        <w:tc>
+          <w:tcPr>
+            <w:tcW w:type="dxa" w:w="3360"/>
+            <w:vAlign w:val="center"/>
+            <w:shd w:fill="F8FAFC"/>
+          </w:tcPr>
+          <w:p>
+            <w:pPr>
+              <w:jc w:val="left"/>
+            </w:pPr>
+            <w:r/>
+            <w:r>
+              <w:rPr>
+                <w:b w:val="0"/>
+                <w:color w:val="172033"/>
+                <w:sz w:val="16"/>
+              </w:rPr>
+              <w:t>Resume template draft</w:t>
+            </w:r>
+          </w:p>
+        </w:tc>
+      </w:tr>
+      <w:tr>
+        <w:tc>
+          <w:tcPr>
+            <w:tcW w:type="dxa" w:w="3360"/>
+            <w:vAlign w:val="center"/>
+            <w:shd w:fill="F8FAFC"/>
+          </w:tcPr>
+          <w:p>
+            <w:pPr>
+              <w:jc w:val="left"/>
+            </w:pPr>
+            <w:r/>
+            <w:r>
+              <w:rPr>
+                <w:b w:val="0"/>
+                <w:color w:val="172033"/>
+                <w:sz w:val="16"/>
+              </w:rPr>
+              <w:t>Interview preparation</w:t>
+            </w:r>
+          </w:p>
+        </w:tc>
+        <w:tc>
+          <w:tcPr>
+            <w:tcW w:type="dxa" w:w="3360"/>
+            <w:vAlign w:val="center"/>
+            <w:shd w:fill="F8FAFC"/>
+          </w:tcPr>
+          <w:p>
+            <w:pPr>
+              <w:jc w:val="left"/>
+            </w:pPr>
+            <w:r/>
+            <w:r>
+              <w:rPr>
+                <w:b w:val="0"/>
+                <w:color w:val="172033"/>
+                <w:sz w:val="16"/>
+              </w:rPr>
+              <w:t>Optional AI coaching</w:t>
+            </w:r>
+          </w:p>
+        </w:tc>
+        <w:tc>
+          <w:tcPr>
+            <w:tcW w:type="dxa" w:w="3360"/>
+            <w:vAlign w:val="center"/>
+            <w:shd w:fill="F8FAFC"/>
+          </w:tcPr>
+          <w:p>
+            <w:pPr>
+              <w:jc w:val="left"/>
+            </w:pPr>
+            <w:r/>
+            <w:r>
+              <w:rPr>
+                <w:b w:val="0"/>
+                <w:color w:val="172033"/>
+                <w:sz w:val="16"/>
+              </w:rPr>
+              <w:t>RESCAN AFTER EDITS</w:t>
+            </w:r>
+          </w:p>
+        </w:tc>
+      </w:tr>
+    </w:tbl>
+    <w:p/>
+    <w:tbl>
+      <w:tblPr>
+        <w:tblStyle w:val="TableGrid"/>
+        <w:tblW w:type="auto" w:w="0"/>
+        <w:jc w:val="center"/>
+        <w:tblLook w:firstColumn="1" w:firstRow="1" w:lastColumn="0" w:lastRow="0" w:noHBand="0" w:noVBand="1" w:val="04A0"/>
+      </w:tblPr>
+      <w:tblGrid>
+        <w:gridCol w:w="5040"/>
+        <w:gridCol w:w="5040"/>
+      </w:tblGrid>
+      <w:tr>
+        <w:tc>
+          <w:tcPr>
+            <w:tcW w:type="dxa" w:w="5040"/>
+            <w:vAlign w:val="center"/>
+            <w:shd w:fill="ECFDF5"/>
+          </w:tcPr>
+          <w:p>
+            <w:pPr>
+              <w:jc w:val="left"/>
+            </w:pPr>
+            <w:r/>
+            <w:r>
+              <w:rPr>
+                <w:b/>
+                <w:color w:val="0F766E"/>
+                <w:sz w:val="16"/>
+              </w:rPr>
+              <w:t>Primary purpose</w:t>
+            </w:r>
+          </w:p>
+        </w:tc>
+        <w:tc>
+          <w:tcPr>
+            <w:tcW w:type="dxa" w:w="5040"/>
+            <w:vAlign w:val="center"/>
+          </w:tcPr>
+          <w:p>
+            <w:pPr>
+              <w:jc w:val="left"/>
+            </w:pPr>
+            <w:r/>
+            <w:r>
+              <w:rPr>
+                <w:b w:val="0"/>
+                <w:color w:val="172033"/>
+                <w:sz w:val="16"/>
+              </w:rPr>
+              <w:t>Turn a score into an understandable revision plan.</w:t>
+            </w:r>
+          </w:p>
+        </w:tc>
+      </w:tr>
+      <w:tr>
+        <w:tc>
+          <w:tcPr>
+            <w:tcW w:type="dxa" w:w="5040"/>
+            <w:vAlign w:val="center"/>
+            <w:shd w:fill="ECFDF5"/>
+          </w:tcPr>
+          <w:p>
+            <w:pPr>
+              <w:jc w:val="left"/>
+            </w:pPr>
+            <w:r/>
+            <w:r>
+              <w:rPr>
+                <w:b/>
+                <w:color w:val="0F766E"/>
+                <w:sz w:val="16"/>
+              </w:rPr>
+              <w:t>Reading order</w:t>
+            </w:r>
+          </w:p>
+        </w:tc>
+        <w:tc>
+          <w:tcPr>
+            <w:tcW w:type="dxa" w:w="5040"/>
+            <w:vAlign w:val="center"/>
+          </w:tcPr>
+          <w:p>
+            <w:pPr>
+              <w:jc w:val="left"/>
+            </w:pPr>
+            <w:r/>
+            <w:r>
+              <w:rPr>
+                <w:b w:val="0"/>
+                <w:color w:val="172033"/>
+                <w:sz w:val="16"/>
+              </w:rPr>
+              <w:t>Summary first, then prioritized improvements, then detailed evidence.</w:t>
+            </w:r>
+          </w:p>
+        </w:tc>
+      </w:tr>
+      <w:tr>
+        <w:tc>
+          <w:tcPr>
+            <w:tcW w:type="dxa" w:w="5040"/>
+            <w:vAlign w:val="center"/>
+            <w:shd w:fill="ECFDF5"/>
+          </w:tcPr>
+          <w:p>
+            <w:pPr>
+              <w:jc w:val="left"/>
+            </w:pPr>
+            <w:r/>
+            <w:r>
+              <w:rPr>
+                <w:b/>
+                <w:color w:val="0F766E"/>
+                <w:sz w:val="16"/>
+              </w:rPr>
+              <w:t>AI boundary</w:t>
+            </w:r>
+          </w:p>
+        </w:tc>
+        <w:tc>
+          <w:tcPr>
+            <w:tcW w:type="dxa" w:w="5040"/>
+            <w:vAlign w:val="center"/>
+          </w:tcPr>
+          <w:p>
+            <w:pPr>
+              <w:jc w:val="left"/>
+            </w:pPr>
+            <w:r/>
+            <w:r>
+              <w:rPr>
+                <w:b w:val="0"/>
+                <w:color w:val="172033"/>
+                <w:sz w:val="16"/>
+              </w:rPr>
+              <w:t>Optional coaching is visually separated from deterministic results.</w:t>
+            </w:r>
+          </w:p>
+        </w:tc>
+      </w:tr>
+    </w:tbl>
+    <w:p/>
+    <w:p>
+      <w:pPr>
+        <w:pStyle w:val="Heading2"/>
+      </w:pPr>
+      <w:r>
+        <w:t>Figure E6. Application Tracker Mockup</w:t>
+      </w:r>
+    </w:p>
+    <w:tbl>
+      <w:tblPr>
+        <w:tblStyle w:val="TableGrid"/>
+        <w:tblW w:type="auto" w:w="0"/>
+        <w:jc w:val="center"/>
+        <w:tblLook w:firstColumn="1" w:firstRow="1" w:lastColumn="0" w:lastRow="0" w:noHBand="0" w:noVBand="1" w:val="04A0"/>
+      </w:tblPr>
+      <w:tblGrid>
+        <w:gridCol w:w="3360"/>
+        <w:gridCol w:w="3360"/>
+        <w:gridCol w:w="3360"/>
+      </w:tblGrid>
+      <w:tr>
+        <w:tc>
+          <w:tcPr>
+            <w:tcW w:type="dxa" w:w="3360"/>
+            <w:vAlign w:val="center"/>
+            <w:shd w:fill="ECFDF5"/>
+          </w:tcPr>
+          <w:p>
+            <w:pPr>
+              <w:jc w:val="left"/>
+            </w:pPr>
+            <w:r/>
+            <w:r>
+              <w:rPr>
+                <w:b/>
+                <w:color w:val="172033"/>
+                <w:sz w:val="16"/>
+              </w:rPr>
+              <w:t>CareerFit | Home | Profile | Resume | Jobs | Report | Tracker</w:t>
+            </w:r>
+          </w:p>
+        </w:tc>
+        <w:tc>
+          <w:tcPr>
+            <w:tcW w:type="dxa" w:w="3360"/>
+            <w:vAlign w:val="center"/>
+            <w:shd w:fill="ECFDF5"/>
+          </w:tcPr>
+          <w:p>
+            <w:pPr>
+              <w:jc w:val="left"/>
+            </w:pPr>
+            <w:r/>
+            <w:r>
+              <w:rPr>
+                <w:b/>
+                <w:color w:val="172033"/>
+                <w:sz w:val="16"/>
+              </w:rPr>
+            </w:r>
+          </w:p>
+        </w:tc>
+        <w:tc>
+          <w:tcPr>
+            <w:tcW w:type="dxa" w:w="3360"/>
+            <w:vAlign w:val="center"/>
+            <w:shd w:fill="ECFDF5"/>
+          </w:tcPr>
+          <w:p>
+            <w:pPr>
+              <w:jc w:val="left"/>
+            </w:pPr>
+            <w:r/>
+            <w:r>
+              <w:rPr>
+                <w:b/>
+                <w:color w:val="172033"/>
+                <w:sz w:val="16"/>
+              </w:rPr>
+              <w:t>Export CSV</w:t>
+            </w:r>
+          </w:p>
+        </w:tc>
+      </w:tr>
+      <w:tr>
+        <w:tc>
+          <w:tcPr>
+            <w:tcW w:type="dxa" w:w="3360"/>
+            <w:vAlign w:val="center"/>
+            <w:shd w:fill="F8FAFC"/>
+          </w:tcPr>
+          <w:p>
+            <w:pPr>
+              <w:jc w:val="left"/>
+            </w:pPr>
+            <w:r/>
+            <w:r>
+              <w:rPr>
+                <w:b w:val="0"/>
+                <w:color w:val="172033"/>
+                <w:sz w:val="16"/>
+              </w:rPr>
+              <w:t>Application tracker</w:t>
+            </w:r>
+          </w:p>
+        </w:tc>
+        <w:tc>
+          <w:tcPr>
+            <w:tcW w:type="dxa" w:w="3360"/>
+            <w:vAlign w:val="center"/>
+            <w:shd w:fill="F8FAFC"/>
+          </w:tcPr>
+          <w:p>
+            <w:pPr>
+              <w:jc w:val="left"/>
+            </w:pPr>
+            <w:r/>
+            <w:r>
+              <w:rPr>
+                <w:b w:val="0"/>
+                <w:color w:val="172033"/>
+                <w:sz w:val="16"/>
+              </w:rPr>
+              <w:t>Search and filters</w:t>
+            </w:r>
+          </w:p>
+        </w:tc>
+        <w:tc>
+          <w:tcPr>
+            <w:tcW w:type="dxa" w:w="3360"/>
+            <w:vAlign w:val="center"/>
+            <w:shd w:fill="F8FAFC"/>
+          </w:tcPr>
+          <w:p>
+            <w:pPr>
+              <w:jc w:val="left"/>
+            </w:pPr>
+            <w:r/>
+            <w:r>
+              <w:rPr>
+                <w:b w:val="0"/>
+                <w:color w:val="172033"/>
+                <w:sz w:val="16"/>
+              </w:rPr>
+              <w:t>Add role</w:t>
+            </w:r>
+          </w:p>
+        </w:tc>
+      </w:tr>
+      <w:tr>
+        <w:tc>
+          <w:tcPr>
+            <w:tcW w:type="dxa" w:w="3360"/>
+            <w:vAlign w:val="center"/>
+            <w:shd w:fill="F8FAFC"/>
+          </w:tcPr>
+          <w:p>
+            <w:pPr>
+              <w:jc w:val="left"/>
+            </w:pPr>
+            <w:r/>
+            <w:r>
+              <w:rPr>
+                <w:b w:val="0"/>
+                <w:color w:val="172033"/>
+                <w:sz w:val="16"/>
+              </w:rPr>
+              <w:t>Saved</w:t>
+            </w:r>
+          </w:p>
+        </w:tc>
+        <w:tc>
+          <w:tcPr>
+            <w:tcW w:type="dxa" w:w="3360"/>
+            <w:vAlign w:val="center"/>
+            <w:shd w:fill="F8FAFC"/>
+          </w:tcPr>
+          <w:p>
+            <w:pPr>
+              <w:jc w:val="left"/>
+            </w:pPr>
+            <w:r/>
+            <w:r>
+              <w:rPr>
+                <w:b w:val="0"/>
+                <w:color w:val="172033"/>
+                <w:sz w:val="16"/>
+              </w:rPr>
+              <w:t>Preparing</w:t>
+            </w:r>
+          </w:p>
+        </w:tc>
+        <w:tc>
+          <w:tcPr>
+            <w:tcW w:type="dxa" w:w="3360"/>
+            <w:vAlign w:val="center"/>
+            <w:shd w:fill="F8FAFC"/>
+          </w:tcPr>
+          <w:p>
+            <w:pPr>
+              <w:jc w:val="left"/>
+            </w:pPr>
+            <w:r/>
+            <w:r>
+              <w:rPr>
+                <w:b w:val="0"/>
+                <w:color w:val="172033"/>
+                <w:sz w:val="16"/>
+              </w:rPr>
+              <w:t>Applied</w:t>
+            </w:r>
+          </w:p>
+        </w:tc>
+      </w:tr>
+      <w:tr>
+        <w:tc>
+          <w:tcPr>
+            <w:tcW w:type="dxa" w:w="3360"/>
+            <w:vAlign w:val="center"/>
+            <w:shd w:fill="F8FAFC"/>
+          </w:tcPr>
+          <w:p>
+            <w:pPr>
+              <w:jc w:val="left"/>
+            </w:pPr>
+            <w:r/>
+            <w:r>
+              <w:rPr>
+                <w:b w:val="0"/>
+                <w:color w:val="172033"/>
+                <w:sz w:val="16"/>
+              </w:rPr>
+              <w:t>Interview</w:t>
+            </w:r>
+          </w:p>
+        </w:tc>
+        <w:tc>
+          <w:tcPr>
+            <w:tcW w:type="dxa" w:w="3360"/>
+            <w:vAlign w:val="center"/>
+            <w:shd w:fill="F8FAFC"/>
+          </w:tcPr>
+          <w:p>
+            <w:pPr>
+              <w:jc w:val="left"/>
+            </w:pPr>
+            <w:r/>
+            <w:r>
+              <w:rPr>
+                <w:b w:val="0"/>
+                <w:color w:val="172033"/>
+                <w:sz w:val="16"/>
+              </w:rPr>
+              <w:t>Offer</w:t>
+            </w:r>
+          </w:p>
+        </w:tc>
+        <w:tc>
+          <w:tcPr>
+            <w:tcW w:type="dxa" w:w="3360"/>
+            <w:vAlign w:val="center"/>
+            <w:shd w:fill="F8FAFC"/>
+          </w:tcPr>
+          <w:p>
+            <w:pPr>
+              <w:jc w:val="left"/>
+            </w:pPr>
+            <w:r/>
+            <w:r>
+              <w:rPr>
+                <w:b w:val="0"/>
+                <w:color w:val="172033"/>
+                <w:sz w:val="16"/>
+              </w:rPr>
+              <w:t>Rejected / Archived</w:t>
+            </w:r>
+          </w:p>
+        </w:tc>
+      </w:tr>
+      <w:tr>
+        <w:tc>
+          <w:tcPr>
+            <w:tcW w:type="dxa" w:w="3360"/>
+            <w:vAlign w:val="center"/>
+            <w:shd w:fill="F8FAFC"/>
+          </w:tcPr>
+          <w:p>
+            <w:pPr>
+              <w:jc w:val="left"/>
+            </w:pPr>
+            <w:r/>
+            <w:r>
+              <w:rPr>
+                <w:b w:val="0"/>
+                <w:color w:val="172033"/>
+                <w:sz w:val="16"/>
+              </w:rPr>
+              <w:t>Selected application details</w:t>
+            </w:r>
+          </w:p>
+        </w:tc>
+        <w:tc>
+          <w:tcPr>
+            <w:tcW w:type="dxa" w:w="3360"/>
+            <w:vAlign w:val="center"/>
+            <w:shd w:fill="F8FAFC"/>
+          </w:tcPr>
+          <w:p>
+            <w:pPr>
+              <w:jc w:val="left"/>
+            </w:pPr>
+            <w:r/>
+            <w:r>
+              <w:rPr>
+                <w:b w:val="0"/>
+                <w:color w:val="172033"/>
+                <w:sz w:val="16"/>
+              </w:rPr>
               <w:t>Notes and tasks</w:t>
             </w:r>
           </w:p>
@@ -7001,10 +14301,12 @@
                 <w:color w:val="172033"/>
                 <w:sz w:val="16"/>
               </w:rPr>
-              <w:t>Follow-up dates</w:t>
-            </w:r>
-          </w:p>
-        </w:tc>
+              <w:t>Dates and recruiter</w:t>
+            </w:r>
+          </w:p>
+        </w:tc>
+      </w:tr>
+      <w:tr>
         <w:tc>
           <w:tcPr>
             <w:tcW w:type="dxa" w:w="3360"/>
@@ -7023,6 +14325,734 @@
                 <w:sz w:val="16"/>
               </w:rPr>
               <w:t>Linked resume version</w:t>
+            </w:r>
+          </w:p>
+        </w:tc>
+        <w:tc>
+          <w:tcPr>
+            <w:tcW w:type="dxa" w:w="3360"/>
+            <w:vAlign w:val="center"/>
+            <w:shd w:fill="F8FAFC"/>
+          </w:tcPr>
+          <w:p>
+            <w:pPr>
+              <w:jc w:val="left"/>
+            </w:pPr>
+            <w:r/>
+            <w:r>
+              <w:rPr>
+                <w:b w:val="0"/>
+                <w:color w:val="172033"/>
+                <w:sz w:val="16"/>
+              </w:rPr>
+              <w:t>Cover letter and email drafts</w:t>
+            </w:r>
+          </w:p>
+        </w:tc>
+        <w:tc>
+          <w:tcPr>
+            <w:tcW w:type="dxa" w:w="3360"/>
+            <w:vAlign w:val="center"/>
+            <w:shd w:fill="F8FAFC"/>
+          </w:tcPr>
+          <w:p>
+            <w:pPr>
+              <w:jc w:val="left"/>
+            </w:pPr>
+            <w:r/>
+            <w:r>
+              <w:rPr>
+                <w:b w:val="0"/>
+                <w:color w:val="172033"/>
+                <w:sz w:val="16"/>
+              </w:rPr>
+              <w:t>SAVE CHANGES</w:t>
+            </w:r>
+          </w:p>
+        </w:tc>
+      </w:tr>
+    </w:tbl>
+    <w:p/>
+    <w:tbl>
+      <w:tblPr>
+        <w:tblStyle w:val="TableGrid"/>
+        <w:tblW w:type="auto" w:w="0"/>
+        <w:jc w:val="center"/>
+        <w:tblLook w:firstColumn="1" w:firstRow="1" w:lastColumn="0" w:lastRow="0" w:noHBand="0" w:noVBand="1" w:val="04A0"/>
+      </w:tblPr>
+      <w:tblGrid>
+        <w:gridCol w:w="5040"/>
+        <w:gridCol w:w="5040"/>
+      </w:tblGrid>
+      <w:tr>
+        <w:tc>
+          <w:tcPr>
+            <w:tcW w:type="dxa" w:w="5040"/>
+            <w:vAlign w:val="center"/>
+            <w:shd w:fill="ECFDF5"/>
+          </w:tcPr>
+          <w:p>
+            <w:pPr>
+              <w:jc w:val="left"/>
+            </w:pPr>
+            <w:r/>
+            <w:r>
+              <w:rPr>
+                <w:b/>
+                <w:color w:val="0F766E"/>
+                <w:sz w:val="16"/>
+              </w:rPr>
+              <w:t>Primary purpose</w:t>
+            </w:r>
+          </w:p>
+        </w:tc>
+        <w:tc>
+          <w:tcPr>
+            <w:tcW w:type="dxa" w:w="5040"/>
+            <w:vAlign w:val="center"/>
+          </w:tcPr>
+          <w:p>
+            <w:pPr>
+              <w:jc w:val="left"/>
+            </w:pPr>
+            <w:r/>
+            <w:r>
+              <w:rPr>
+                <w:b w:val="0"/>
+                <w:color w:val="172033"/>
+                <w:sz w:val="16"/>
+              </w:rPr>
+              <w:t>Keep application progress and follow-up actions together.</w:t>
+            </w:r>
+          </w:p>
+        </w:tc>
+      </w:tr>
+      <w:tr>
+        <w:tc>
+          <w:tcPr>
+            <w:tcW w:type="dxa" w:w="5040"/>
+            <w:vAlign w:val="center"/>
+            <w:shd w:fill="ECFDF5"/>
+          </w:tcPr>
+          <w:p>
+            <w:pPr>
+              <w:jc w:val="left"/>
+            </w:pPr>
+            <w:r/>
+            <w:r>
+              <w:rPr>
+                <w:b/>
+                <w:color w:val="0F766E"/>
+                <w:sz w:val="16"/>
+              </w:rPr>
+              <w:t>Record detail</w:t>
+            </w:r>
+          </w:p>
+        </w:tc>
+        <w:tc>
+          <w:tcPr>
+            <w:tcW w:type="dxa" w:w="5040"/>
+            <w:vAlign w:val="center"/>
+          </w:tcPr>
+          <w:p>
+            <w:pPr>
+              <w:jc w:val="left"/>
+            </w:pPr>
+            <w:r/>
+            <w:r>
+              <w:rPr>
+                <w:b w:val="0"/>
+                <w:color w:val="172033"/>
+                <w:sz w:val="16"/>
+              </w:rPr>
+              <w:t>Preserve notes, dates, recruiter contact, tasks, and linked resume version.</w:t>
+            </w:r>
+          </w:p>
+        </w:tc>
+      </w:tr>
+      <w:tr>
+        <w:tc>
+          <w:tcPr>
+            <w:tcW w:type="dxa" w:w="5040"/>
+            <w:vAlign w:val="center"/>
+            <w:shd w:fill="ECFDF5"/>
+          </w:tcPr>
+          <w:p>
+            <w:pPr>
+              <w:jc w:val="left"/>
+            </w:pPr>
+            <w:r/>
+            <w:r>
+              <w:rPr>
+                <w:b/>
+                <w:color w:val="0F766E"/>
+                <w:sz w:val="16"/>
+              </w:rPr>
+              <w:t>Progress model</w:t>
+            </w:r>
+          </w:p>
+        </w:tc>
+        <w:tc>
+          <w:tcPr>
+            <w:tcW w:type="dxa" w:w="5040"/>
+            <w:vAlign w:val="center"/>
+          </w:tcPr>
+          <w:p>
+            <w:pPr>
+              <w:jc w:val="left"/>
+            </w:pPr>
+            <w:r/>
+            <w:r>
+              <w:rPr>
+                <w:b w:val="0"/>
+                <w:color w:val="172033"/>
+                <w:sz w:val="16"/>
+              </w:rPr>
+              <w:t>Use clear stages from saved role through archived outcome.</w:t>
+            </w:r>
+          </w:p>
+        </w:tc>
+      </w:tr>
+    </w:tbl>
+    <w:p/>
+    <w:p>
+      <w:pPr>
+        <w:pStyle w:val="Heading2"/>
+      </w:pPr>
+      <w:r>
+        <w:t>Figure E7. Mobile Layout Mockup</w:t>
+      </w:r>
+    </w:p>
+    <w:tbl>
+      <w:tblPr>
+        <w:tblStyle w:val="TableGrid"/>
+        <w:tblW w:type="auto" w:w="0"/>
+        <w:jc w:val="center"/>
+        <w:tblLook w:firstColumn="1" w:firstRow="1" w:lastColumn="0" w:lastRow="0" w:noHBand="0" w:noVBand="1" w:val="04A0"/>
+      </w:tblPr>
+      <w:tblGrid>
+        <w:gridCol w:w="3360"/>
+        <w:gridCol w:w="3360"/>
+        <w:gridCol w:w="3360"/>
+      </w:tblGrid>
+      <w:tr>
+        <w:tc>
+          <w:tcPr>
+            <w:tcW w:type="dxa" w:w="3360"/>
+            <w:vAlign w:val="center"/>
+            <w:shd w:fill="ECFDF5"/>
+          </w:tcPr>
+          <w:p>
+            <w:pPr>
+              <w:jc w:val="left"/>
+            </w:pPr>
+            <w:r/>
+            <w:r>
+              <w:rPr>
+                <w:b/>
+                <w:color w:val="172033"/>
+                <w:sz w:val="16"/>
+              </w:rPr>
+              <w:t>CareerFit</w:t>
+            </w:r>
+          </w:p>
+        </w:tc>
+        <w:tc>
+          <w:tcPr>
+            <w:tcW w:type="dxa" w:w="3360"/>
+            <w:vAlign w:val="center"/>
+            <w:shd w:fill="ECFDF5"/>
+          </w:tcPr>
+          <w:p>
+            <w:pPr>
+              <w:jc w:val="left"/>
+            </w:pPr>
+            <w:r/>
+            <w:r>
+              <w:rPr>
+                <w:b/>
+                <w:color w:val="172033"/>
+                <w:sz w:val="16"/>
+              </w:rPr>
+              <w:t>Menu</w:t>
+            </w:r>
+          </w:p>
+        </w:tc>
+        <w:tc>
+          <w:tcPr>
+            <w:tcW w:type="dxa" w:w="3360"/>
+            <w:vAlign w:val="center"/>
+            <w:shd w:fill="ECFDF5"/>
+          </w:tcPr>
+          <w:p>
+            <w:pPr>
+              <w:jc w:val="left"/>
+            </w:pPr>
+            <w:r/>
+            <w:r>
+              <w:rPr>
+                <w:b/>
+                <w:color w:val="172033"/>
+                <w:sz w:val="16"/>
+              </w:rPr>
+              <w:t>Account</w:t>
+            </w:r>
+          </w:p>
+        </w:tc>
+      </w:tr>
+      <w:tr>
+        <w:tc>
+          <w:tcPr>
+            <w:tcW w:type="dxa" w:w="3360"/>
+            <w:vAlign w:val="center"/>
+            <w:shd w:fill="F8FAFC"/>
+          </w:tcPr>
+          <w:p>
+            <w:pPr>
+              <w:jc w:val="left"/>
+            </w:pPr>
+            <w:r/>
+            <w:r>
+              <w:rPr>
+                <w:b w:val="0"/>
+                <w:color w:val="172033"/>
+                <w:sz w:val="16"/>
+              </w:rPr>
+              <w:t>Page title and short guidance</w:t>
+            </w:r>
+          </w:p>
+        </w:tc>
+        <w:tc>
+          <w:tcPr>
+            <w:tcW w:type="dxa" w:w="3360"/>
+            <w:vAlign w:val="center"/>
+            <w:shd w:fill="F8FAFC"/>
+          </w:tcPr>
+          <w:p>
+            <w:pPr>
+              <w:jc w:val="left"/>
+            </w:pPr>
+            <w:r/>
+            <w:r>
+              <w:rPr>
+                <w:b w:val="0"/>
+                <w:color w:val="172033"/>
+                <w:sz w:val="16"/>
+              </w:rPr>
+            </w:r>
+          </w:p>
+        </w:tc>
+        <w:tc>
+          <w:tcPr>
+            <w:tcW w:type="dxa" w:w="3360"/>
+            <w:vAlign w:val="center"/>
+            <w:shd w:fill="F8FAFC"/>
+          </w:tcPr>
+          <w:p>
+            <w:pPr>
+              <w:jc w:val="left"/>
+            </w:pPr>
+            <w:r/>
+            <w:r>
+              <w:rPr>
+                <w:b w:val="0"/>
+                <w:color w:val="172033"/>
+                <w:sz w:val="16"/>
+              </w:rPr>
+            </w:r>
+          </w:p>
+        </w:tc>
+      </w:tr>
+      <w:tr>
+        <w:tc>
+          <w:tcPr>
+            <w:tcW w:type="dxa" w:w="3360"/>
+            <w:vAlign w:val="center"/>
+            <w:shd w:fill="F8FAFC"/>
+          </w:tcPr>
+          <w:p>
+            <w:pPr>
+              <w:jc w:val="left"/>
+            </w:pPr>
+            <w:r/>
+            <w:r>
+              <w:rPr>
+                <w:b w:val="0"/>
+                <w:color w:val="172033"/>
+                <w:sz w:val="16"/>
+              </w:rPr>
+              <w:t>Primary action</w:t>
+            </w:r>
+          </w:p>
+        </w:tc>
+        <w:tc>
+          <w:tcPr>
+            <w:tcW w:type="dxa" w:w="3360"/>
+            <w:vAlign w:val="center"/>
+            <w:shd w:fill="F8FAFC"/>
+          </w:tcPr>
+          <w:p>
+            <w:pPr>
+              <w:jc w:val="left"/>
+            </w:pPr>
+            <w:r/>
+            <w:r>
+              <w:rPr>
+                <w:b w:val="0"/>
+                <w:color w:val="172033"/>
+                <w:sz w:val="16"/>
+              </w:rPr>
+            </w:r>
+          </w:p>
+        </w:tc>
+        <w:tc>
+          <w:tcPr>
+            <w:tcW w:type="dxa" w:w="3360"/>
+            <w:vAlign w:val="center"/>
+            <w:shd w:fill="F8FAFC"/>
+          </w:tcPr>
+          <w:p>
+            <w:pPr>
+              <w:jc w:val="left"/>
+            </w:pPr>
+            <w:r/>
+            <w:r>
+              <w:rPr>
+                <w:b w:val="0"/>
+                <w:color w:val="172033"/>
+                <w:sz w:val="16"/>
+              </w:rPr>
+            </w:r>
+          </w:p>
+        </w:tc>
+      </w:tr>
+      <w:tr>
+        <w:tc>
+          <w:tcPr>
+            <w:tcW w:type="dxa" w:w="3360"/>
+            <w:vAlign w:val="center"/>
+            <w:shd w:fill="F8FAFC"/>
+          </w:tcPr>
+          <w:p>
+            <w:pPr>
+              <w:jc w:val="left"/>
+            </w:pPr>
+            <w:r/>
+            <w:r>
+              <w:rPr>
+                <w:b w:val="0"/>
+                <w:color w:val="172033"/>
+                <w:sz w:val="16"/>
+              </w:rPr>
+              <w:t>Main content stacked vertically</w:t>
+            </w:r>
+          </w:p>
+        </w:tc>
+        <w:tc>
+          <w:tcPr>
+            <w:tcW w:type="dxa" w:w="3360"/>
+            <w:vAlign w:val="center"/>
+            <w:shd w:fill="F8FAFC"/>
+          </w:tcPr>
+          <w:p>
+            <w:pPr>
+              <w:jc w:val="left"/>
+            </w:pPr>
+            <w:r/>
+            <w:r>
+              <w:rPr>
+                <w:b w:val="0"/>
+                <w:color w:val="172033"/>
+                <w:sz w:val="16"/>
+              </w:rPr>
+            </w:r>
+          </w:p>
+        </w:tc>
+        <w:tc>
+          <w:tcPr>
+            <w:tcW w:type="dxa" w:w="3360"/>
+            <w:vAlign w:val="center"/>
+            <w:shd w:fill="F8FAFC"/>
+          </w:tcPr>
+          <w:p>
+            <w:pPr>
+              <w:jc w:val="left"/>
+            </w:pPr>
+            <w:r/>
+            <w:r>
+              <w:rPr>
+                <w:b w:val="0"/>
+                <w:color w:val="172033"/>
+                <w:sz w:val="16"/>
+              </w:rPr>
+            </w:r>
+          </w:p>
+        </w:tc>
+      </w:tr>
+      <w:tr>
+        <w:tc>
+          <w:tcPr>
+            <w:tcW w:type="dxa" w:w="3360"/>
+            <w:vAlign w:val="center"/>
+            <w:shd w:fill="F8FAFC"/>
+          </w:tcPr>
+          <w:p>
+            <w:pPr>
+              <w:jc w:val="left"/>
+            </w:pPr>
+            <w:r/>
+            <w:r>
+              <w:rPr>
+                <w:b w:val="0"/>
+                <w:color w:val="172033"/>
+                <w:sz w:val="16"/>
+              </w:rPr>
+              <w:t>Expandable secondary sections</w:t>
+            </w:r>
+          </w:p>
+        </w:tc>
+        <w:tc>
+          <w:tcPr>
+            <w:tcW w:type="dxa" w:w="3360"/>
+            <w:vAlign w:val="center"/>
+            <w:shd w:fill="F8FAFC"/>
+          </w:tcPr>
+          <w:p>
+            <w:pPr>
+              <w:jc w:val="left"/>
+            </w:pPr>
+            <w:r/>
+            <w:r>
+              <w:rPr>
+                <w:b w:val="0"/>
+                <w:color w:val="172033"/>
+                <w:sz w:val="16"/>
+              </w:rPr>
+            </w:r>
+          </w:p>
+        </w:tc>
+        <w:tc>
+          <w:tcPr>
+            <w:tcW w:type="dxa" w:w="3360"/>
+            <w:vAlign w:val="center"/>
+            <w:shd w:fill="F8FAFC"/>
+          </w:tcPr>
+          <w:p>
+            <w:pPr>
+              <w:jc w:val="left"/>
+            </w:pPr>
+            <w:r/>
+            <w:r>
+              <w:rPr>
+                <w:b w:val="0"/>
+                <w:color w:val="172033"/>
+                <w:sz w:val="16"/>
+              </w:rPr>
+            </w:r>
+          </w:p>
+        </w:tc>
+      </w:tr>
+      <w:tr>
+        <w:tc>
+          <w:tcPr>
+            <w:tcW w:type="dxa" w:w="3360"/>
+            <w:vAlign w:val="center"/>
+            <w:shd w:fill="F8FAFC"/>
+          </w:tcPr>
+          <w:p>
+            <w:pPr>
+              <w:jc w:val="left"/>
+            </w:pPr>
+            <w:r/>
+            <w:r>
+              <w:rPr>
+                <w:b w:val="0"/>
+                <w:color w:val="172033"/>
+                <w:sz w:val="16"/>
+              </w:rPr>
+              <w:t>Sticky or visible next-step action</w:t>
+            </w:r>
+          </w:p>
+        </w:tc>
+        <w:tc>
+          <w:tcPr>
+            <w:tcW w:type="dxa" w:w="3360"/>
+            <w:vAlign w:val="center"/>
+            <w:shd w:fill="F8FAFC"/>
+          </w:tcPr>
+          <w:p>
+            <w:pPr>
+              <w:jc w:val="left"/>
+            </w:pPr>
+            <w:r/>
+            <w:r>
+              <w:rPr>
+                <w:b w:val="0"/>
+                <w:color w:val="172033"/>
+                <w:sz w:val="16"/>
+              </w:rPr>
+            </w:r>
+          </w:p>
+        </w:tc>
+        <w:tc>
+          <w:tcPr>
+            <w:tcW w:type="dxa" w:w="3360"/>
+            <w:vAlign w:val="center"/>
+            <w:shd w:fill="F8FAFC"/>
+          </w:tcPr>
+          <w:p>
+            <w:pPr>
+              <w:jc w:val="left"/>
+            </w:pPr>
+            <w:r/>
+            <w:r>
+              <w:rPr>
+                <w:b w:val="0"/>
+                <w:color w:val="172033"/>
+                <w:sz w:val="16"/>
+              </w:rPr>
+            </w:r>
+          </w:p>
+        </w:tc>
+      </w:tr>
+    </w:tbl>
+    <w:p/>
+    <w:tbl>
+      <w:tblPr>
+        <w:tblStyle w:val="TableGrid"/>
+        <w:tblW w:type="auto" w:w="0"/>
+        <w:jc w:val="center"/>
+        <w:tblLook w:firstColumn="1" w:firstRow="1" w:lastColumn="0" w:lastRow="0" w:noHBand="0" w:noVBand="1" w:val="04A0"/>
+      </w:tblPr>
+      <w:tblGrid>
+        <w:gridCol w:w="5040"/>
+        <w:gridCol w:w="5040"/>
+      </w:tblGrid>
+      <w:tr>
+        <w:tc>
+          <w:tcPr>
+            <w:tcW w:type="dxa" w:w="5040"/>
+            <w:vAlign w:val="center"/>
+            <w:shd w:fill="ECFDF5"/>
+          </w:tcPr>
+          <w:p>
+            <w:pPr>
+              <w:jc w:val="left"/>
+            </w:pPr>
+            <w:r/>
+            <w:r>
+              <w:rPr>
+                <w:b/>
+                <w:color w:val="0F766E"/>
+                <w:sz w:val="16"/>
+              </w:rPr>
+              <w:t>Responsive rule</w:t>
+            </w:r>
+          </w:p>
+        </w:tc>
+        <w:tc>
+          <w:tcPr>
+            <w:tcW w:type="dxa" w:w="5040"/>
+            <w:vAlign w:val="center"/>
+          </w:tcPr>
+          <w:p>
+            <w:pPr>
+              <w:jc w:val="left"/>
+            </w:pPr>
+            <w:r/>
+            <w:r>
+              <w:rPr>
+                <w:b w:val="0"/>
+                <w:color w:val="172033"/>
+                <w:sz w:val="16"/>
+              </w:rPr>
+              <w:t>Multi-column desktop layouts become a single reading column.</w:t>
+            </w:r>
+          </w:p>
+        </w:tc>
+      </w:tr>
+      <w:tr>
+        <w:tc>
+          <w:tcPr>
+            <w:tcW w:type="dxa" w:w="5040"/>
+            <w:vAlign w:val="center"/>
+            <w:shd w:fill="ECFDF5"/>
+          </w:tcPr>
+          <w:p>
+            <w:pPr>
+              <w:jc w:val="left"/>
+            </w:pPr>
+            <w:r/>
+            <w:r>
+              <w:rPr>
+                <w:b/>
+                <w:color w:val="0F766E"/>
+                <w:sz w:val="16"/>
+              </w:rPr>
+              <w:t>Navigation</w:t>
+            </w:r>
+          </w:p>
+        </w:tc>
+        <w:tc>
+          <w:tcPr>
+            <w:tcW w:type="dxa" w:w="5040"/>
+            <w:vAlign w:val="center"/>
+          </w:tcPr>
+          <w:p>
+            <w:pPr>
+              <w:jc w:val="left"/>
+            </w:pPr>
+            <w:r/>
+            <w:r>
+              <w:rPr>
+                <w:b w:val="0"/>
+                <w:color w:val="172033"/>
+                <w:sz w:val="16"/>
+              </w:rPr>
+              <w:t>Horizontal navigation becomes a compact menu.</w:t>
+            </w:r>
+          </w:p>
+        </w:tc>
+      </w:tr>
+      <w:tr>
+        <w:tc>
+          <w:tcPr>
+            <w:tcW w:type="dxa" w:w="5040"/>
+            <w:vAlign w:val="center"/>
+            <w:shd w:fill="ECFDF5"/>
+          </w:tcPr>
+          <w:p>
+            <w:pPr>
+              <w:jc w:val="left"/>
+            </w:pPr>
+            <w:r/>
+            <w:r>
+              <w:rPr>
+                <w:b/>
+                <w:color w:val="0F766E"/>
+                <w:sz w:val="16"/>
+              </w:rPr>
+              <w:t>Priority</w:t>
+            </w:r>
+          </w:p>
+        </w:tc>
+        <w:tc>
+          <w:tcPr>
+            <w:tcW w:type="dxa" w:w="5040"/>
+            <w:vAlign w:val="center"/>
+          </w:tcPr>
+          <w:p>
+            <w:pPr>
+              <w:jc w:val="left"/>
+            </w:pPr>
+            <w:r/>
+            <w:r>
+              <w:rPr>
+                <w:b w:val="0"/>
+                <w:color w:val="172033"/>
+                <w:sz w:val="16"/>
+              </w:rPr>
+              <w:t>The current task and next action remain visible before secondary detail.</w:t>
             </w:r>
           </w:p>
         </w:tc>

--- a/docs/reports/CareerFit_Midterm_Report.docx
+++ b/docs/reports/CareerFit_Midterm_Report.docx
@@ -1958,6 +1958,90 @@
           </w:p>
         </w:tc>
       </w:tr>
+      <w:tr>
+        <w:tc>
+          <w:tcPr>
+            <w:tcW w:type="dxa" w:w="5040"/>
+            <w:vAlign w:val="center"/>
+          </w:tcPr>
+          <w:p>
+            <w:pPr>
+              <w:jc w:val="left"/>
+            </w:pPr>
+            <w:r/>
+            <w:r>
+              <w:rPr>
+                <w:b w:val="0"/>
+                <w:color w:val="172033"/>
+                <w:sz w:val="16"/>
+              </w:rPr>
+              <w:t>US-09</w:t>
+            </w:r>
+          </w:p>
+        </w:tc>
+        <w:tc>
+          <w:tcPr>
+            <w:tcW w:type="dxa" w:w="5040"/>
+            <w:vAlign w:val="center"/>
+          </w:tcPr>
+          <w:p>
+            <w:pPr>
+              <w:jc w:val="left"/>
+            </w:pPr>
+            <w:r/>
+            <w:r>
+              <w:rPr>
+                <w:b w:val="0"/>
+                <w:color w:val="172033"/>
+                <w:sz w:val="16"/>
+              </w:rPr>
+              <w:t>As a job seeker, I want to discover related job titles so that I do not miss suitable roles with unfamiliar names.</w:t>
+            </w:r>
+          </w:p>
+        </w:tc>
+      </w:tr>
+      <w:tr>
+        <w:tc>
+          <w:tcPr>
+            <w:tcW w:type="dxa" w:w="5040"/>
+            <w:vAlign w:val="center"/>
+          </w:tcPr>
+          <w:p>
+            <w:pPr>
+              <w:jc w:val="left"/>
+            </w:pPr>
+            <w:r/>
+            <w:r>
+              <w:rPr>
+                <w:b w:val="0"/>
+                <w:color w:val="172033"/>
+                <w:sz w:val="16"/>
+              </w:rPr>
+              <w:t>US-10</w:t>
+            </w:r>
+          </w:p>
+        </w:tc>
+        <w:tc>
+          <w:tcPr>
+            <w:tcW w:type="dxa" w:w="5040"/>
+            <w:vAlign w:val="center"/>
+          </w:tcPr>
+          <w:p>
+            <w:pPr>
+              <w:jc w:val="left"/>
+            </w:pPr>
+            <w:r/>
+            <w:r>
+              <w:rPr>
+                <w:b w:val="0"/>
+                <w:color w:val="172033"/>
+                <w:sz w:val="16"/>
+              </w:rPr>
+              <w:t>As a job seeker, I want to exclude unsuitable keywords and compare promising postings so that I can focus my preparation time.</w:t>
+            </w:r>
+          </w:p>
+        </w:tc>
+      </w:tr>
     </w:tbl>
     <w:p/>
     <w:p>
@@ -2619,6 +2703,90 @@
           </w:p>
         </w:tc>
       </w:tr>
+      <w:tr>
+        <w:tc>
+          <w:tcPr>
+            <w:tcW w:type="dxa" w:w="5040"/>
+            <w:vAlign w:val="center"/>
+          </w:tcPr>
+          <w:p>
+            <w:pPr>
+              <w:jc w:val="left"/>
+            </w:pPr>
+            <w:r/>
+            <w:r>
+              <w:rPr>
+                <w:b w:val="0"/>
+                <w:color w:val="172033"/>
+                <w:sz w:val="16"/>
+              </w:rPr>
+              <w:t>FR-15</w:t>
+            </w:r>
+          </w:p>
+        </w:tc>
+        <w:tc>
+          <w:tcPr>
+            <w:tcW w:type="dxa" w:w="5040"/>
+            <w:vAlign w:val="center"/>
+          </w:tcPr>
+          <w:p>
+            <w:pPr>
+              <w:jc w:val="left"/>
+            </w:pPr>
+            <w:r/>
+            <w:r>
+              <w:rPr>
+                <w:b w:val="0"/>
+                <w:color w:val="172033"/>
+                <w:sz w:val="16"/>
+              </w:rPr>
+              <w:t>The system shall suggest related role titles and show posting-freshness information where provider dates are available.</w:t>
+            </w:r>
+          </w:p>
+        </w:tc>
+      </w:tr>
+      <w:tr>
+        <w:tc>
+          <w:tcPr>
+            <w:tcW w:type="dxa" w:w="5040"/>
+            <w:vAlign w:val="center"/>
+          </w:tcPr>
+          <w:p>
+            <w:pPr>
+              <w:jc w:val="left"/>
+            </w:pPr>
+            <w:r/>
+            <w:r>
+              <w:rPr>
+                <w:b w:val="0"/>
+                <w:color w:val="172033"/>
+                <w:sz w:val="16"/>
+              </w:rPr>
+              <w:t>FR-16</w:t>
+            </w:r>
+          </w:p>
+        </w:tc>
+        <w:tc>
+          <w:tcPr>
+            <w:tcW w:type="dxa" w:w="5040"/>
+            <w:vAlign w:val="center"/>
+          </w:tcPr>
+          <w:p>
+            <w:pPr>
+              <w:jc w:val="left"/>
+            </w:pPr>
+            <w:r/>
+            <w:r>
+              <w:rPr>
+                <w:b w:val="0"/>
+                <w:color w:val="172033"/>
+                <w:sz w:val="16"/>
+              </w:rPr>
+              <w:t>The system shall support excluded-keyword filtering and side-by-side comparison of up to three postings.</w:t>
+            </w:r>
+          </w:p>
+        </w:tc>
+      </w:tr>
     </w:tbl>
     <w:p/>
     <w:p>
@@ -3379,7 +3547,7 @@
                 <w:color w:val="172033"/>
                 <w:sz w:val="16"/>
               </w:rPr>
-              <w:t>Job search supports title, location, country, workplace, skills, experience, employment type, and salary filters.</w:t>
+              <w:t>Job search supports title, location, country, workplace, skills, excluded keywords, experience, employment type, and salary filters.</w:t>
             </w:r>
           </w:p>
         </w:tc>
@@ -3464,6 +3632,90 @@
                 <w:sz w:val="16"/>
               </w:rPr>
               <w:t>Optional AI coaching requires an explicit user action and does not change the deterministic score.</w:t>
+            </w:r>
+          </w:p>
+        </w:tc>
+      </w:tr>
+      <w:tr>
+        <w:tc>
+          <w:tcPr>
+            <w:tcW w:type="dxa" w:w="5040"/>
+            <w:vAlign w:val="center"/>
+          </w:tcPr>
+          <w:p>
+            <w:pPr>
+              <w:jc w:val="left"/>
+            </w:pPr>
+            <w:r/>
+            <w:r>
+              <w:rPr>
+                <w:b w:val="0"/>
+                <w:color w:val="172033"/>
+                <w:sz w:val="16"/>
+              </w:rPr>
+              <w:t>AC-11</w:t>
+            </w:r>
+          </w:p>
+        </w:tc>
+        <w:tc>
+          <w:tcPr>
+            <w:tcW w:type="dxa" w:w="5040"/>
+            <w:vAlign w:val="center"/>
+          </w:tcPr>
+          <w:p>
+            <w:pPr>
+              <w:jc w:val="left"/>
+            </w:pPr>
+            <w:r/>
+            <w:r>
+              <w:rPr>
+                <w:b w:val="0"/>
+                <w:color w:val="172033"/>
+                <w:sz w:val="16"/>
+              </w:rPr>
+              <w:t>Related-role suggestions can start a new search without requiring the user to re-enter existing filters.</w:t>
+            </w:r>
+          </w:p>
+        </w:tc>
+      </w:tr>
+      <w:tr>
+        <w:tc>
+          <w:tcPr>
+            <w:tcW w:type="dxa" w:w="5040"/>
+            <w:vAlign w:val="center"/>
+          </w:tcPr>
+          <w:p>
+            <w:pPr>
+              <w:jc w:val="left"/>
+            </w:pPr>
+            <w:r/>
+            <w:r>
+              <w:rPr>
+                <w:b w:val="0"/>
+                <w:color w:val="172033"/>
+                <w:sz w:val="16"/>
+              </w:rPr>
+              <w:t>AC-12</w:t>
+            </w:r>
+          </w:p>
+        </w:tc>
+        <w:tc>
+          <w:tcPr>
+            <w:tcW w:type="dxa" w:w="5040"/>
+            <w:vAlign w:val="center"/>
+          </w:tcPr>
+          <w:p>
+            <w:pPr>
+              <w:jc w:val="left"/>
+            </w:pPr>
+            <w:r/>
+            <w:r>
+              <w:rPr>
+                <w:b w:val="0"/>
+                <w:color w:val="172033"/>
+                <w:sz w:val="16"/>
+              </w:rPr>
+              <w:t>Users can compare up to three postings by title, company, location, salary, workplace, and freshness.</w:t>
             </w:r>
           </w:p>
         </w:tc>
@@ -4827,7 +5079,31 @@
         <w:pStyle w:val="ListBullet"/>
       </w:pPr>
       <w:r>
+        <w:t>Related-role suggestions and posting-freshness badges.</w:t>
+      </w:r>
+    </w:p>
+    <w:p>
+      <w:pPr>
+        <w:pStyle w:val="ListBullet"/>
+      </w:pPr>
+      <w:r>
+        <w:t>Excluded-keyword filtering.</w:t>
+      </w:r>
+    </w:p>
+    <w:p>
+      <w:pPr>
+        <w:pStyle w:val="ListBullet"/>
+      </w:pPr>
+      <w:r>
         <w:t>Retrieved job cards.</w:t>
+      </w:r>
+    </w:p>
+    <w:p>
+      <w:pPr>
+        <w:pStyle w:val="ListBullet"/>
+      </w:pPr>
+      <w:r>
+        <w:t>Optional side-by-side comparison for up to three postings.</w:t>
       </w:r>
     </w:p>
     <w:p>
@@ -12837,7 +13113,7 @@
                 <w:color w:val="172033"/>
                 <w:sz w:val="16"/>
               </w:rPr>
-              <w:t>Filters: workplace | skills | experience | employment | salary</w:t>
+              <w:t>Filters: workplace | skills | exclude keywords | experience | employment | salary</w:t>
             </w:r>
           </w:p>
         </w:tc>
@@ -12901,7 +13177,7 @@
                 <w:color w:val="172033"/>
                 <w:sz w:val="16"/>
               </w:rPr>
-              <w:t>Role insights: recurring skills across retrieved postings</w:t>
+              <w:t>Role insights: recurring skills | related role suggestions</w:t>
             </w:r>
           </w:p>
         </w:tc>
@@ -12985,7 +13261,7 @@
                 <w:color w:val="172033"/>
                 <w:sz w:val="16"/>
               </w:rPr>
-              <w:t>Job cards: company | location | salary | source</w:t>
+              <w:t>Job cards: company | location | salary | source | freshness</w:t>
             </w:r>
           </w:p>
         </w:tc>
@@ -13071,6 +13347,70 @@
                 <w:sz w:val="16"/>
               </w:rPr>
               <w:t>Quick match | readiness | skills</w:t>
+            </w:r>
+          </w:p>
+        </w:tc>
+      </w:tr>
+      <w:tr>
+        <w:tc>
+          <w:tcPr>
+            <w:tcW w:type="dxa" w:w="3360"/>
+            <w:vAlign w:val="center"/>
+            <w:shd w:fill="F8FAFC"/>
+          </w:tcPr>
+          <w:p>
+            <w:pPr>
+              <w:jc w:val="left"/>
+            </w:pPr>
+            <w:r/>
+            <w:r>
+              <w:rPr>
+                <w:b w:val="0"/>
+                <w:color w:val="172033"/>
+                <w:sz w:val="16"/>
+              </w:rPr>
+              <w:t>COMPARE UP TO 3 JOBS</w:t>
+            </w:r>
+          </w:p>
+        </w:tc>
+        <w:tc>
+          <w:tcPr>
+            <w:tcW w:type="dxa" w:w="3360"/>
+            <w:vAlign w:val="center"/>
+            <w:shd w:fill="F8FAFC"/>
+          </w:tcPr>
+          <w:p>
+            <w:pPr>
+              <w:jc w:val="left"/>
+            </w:pPr>
+            <w:r/>
+            <w:r>
+              <w:rPr>
+                <w:b w:val="0"/>
+                <w:color w:val="172033"/>
+                <w:sz w:val="16"/>
+              </w:rPr>
+              <w:t>Side-by-side role | company | salary | workplace | freshness</w:t>
+            </w:r>
+          </w:p>
+        </w:tc>
+        <w:tc>
+          <w:tcPr>
+            <w:tcW w:type="dxa" w:w="3360"/>
+            <w:vAlign w:val="center"/>
+            <w:shd w:fill="F8FAFC"/>
+          </w:tcPr>
+          <w:p>
+            <w:pPr>
+              <w:jc w:val="left"/>
+            </w:pPr>
+            <w:r/>
+            <w:r>
+              <w:rPr>
+                <w:b w:val="0"/>
+                <w:color w:val="172033"/>
+                <w:sz w:val="16"/>
+              </w:rPr>
             </w:r>
           </w:p>
         </w:tc>

--- a/docs/reports/CareerFit_Midterm_Report.docx
+++ b/docs/reports/CareerFit_Midterm_Report.docx
@@ -11269,7 +11269,7 @@
                 <w:color w:val="172033"/>
                 <w:sz w:val="16"/>
               </w:rPr>
-              <w:t>Turn each job posting into a stronger application.</w:t>
+              <w:t>Prepare a stronger application for every role.</w:t>
             </w:r>
           </w:p>
         </w:tc>
